--- a/klagomål/A 1101-2026 FSC-klagomål.docx
+++ b/klagomål/A 1101-2026 FSC-klagomål.docx
@@ -972,7 +972,7 @@
     <w:r>
       <w:tab/>
       <w:tab/>
-      <w:t>2026-01-09</w:t>
+      <w:t>2026-01-10</w:t>
       <w:br/>
       <w:br/>
     </w:r>

--- a/klagomål/A 1101-2026 FSC-klagomål.docx
+++ b/klagomål/A 1101-2026 FSC-klagomål.docx
@@ -972,7 +972,7 @@
     <w:r>
       <w:tab/>
       <w:tab/>
-      <w:t>2026-01-10</w:t>
+      <w:t>2026-01-11</w:t>
       <w:br/>
       <w:br/>
     </w:r>

--- a/klagomål/A 1101-2026 FSC-klagomål.docx
+++ b/klagomål/A 1101-2026 FSC-klagomål.docx
@@ -972,7 +972,7 @@
     <w:r>
       <w:tab/>
       <w:tab/>
-      <w:t>2026-01-11</w:t>
+      <w:t>2026-01-12</w:t>
       <w:br/>
       <w:br/>
     </w:r>

--- a/klagomål/A 1101-2026 FSC-klagomål.docx
+++ b/klagomål/A 1101-2026 FSC-klagomål.docx
@@ -972,7 +972,7 @@
     <w:r>
       <w:tab/>
       <w:tab/>
-      <w:t>2026-01-12</w:t>
+      <w:t>2026-01-13</w:t>
       <w:br/>
       <w:br/>
     </w:r>

--- a/klagomål/A 1101-2026 FSC-klagomål.docx
+++ b/klagomål/A 1101-2026 FSC-klagomål.docx
@@ -972,7 +972,7 @@
     <w:r>
       <w:tab/>
       <w:tab/>
-      <w:t>2026-01-13</w:t>
+      <w:t>2026-01-14</w:t>
       <w:br/>
       <w:br/>
     </w:r>

--- a/klagomål/A 1101-2026 FSC-klagomål.docx
+++ b/klagomål/A 1101-2026 FSC-klagomål.docx
@@ -972,7 +972,7 @@
     <w:r>
       <w:tab/>
       <w:tab/>
-      <w:t>2026-01-14</w:t>
+      <w:t>2026-01-15</w:t>
       <w:br/>
       <w:br/>
     </w:r>

--- a/klagomål/A 1101-2026 FSC-klagomål.docx
+++ b/klagomål/A 1101-2026 FSC-klagomål.docx
@@ -972,7 +972,7 @@
     <w:r>
       <w:tab/>
       <w:tab/>
-      <w:t>2026-01-15</w:t>
+      <w:t>2026-01-16</w:t>
       <w:br/>
       <w:br/>
     </w:r>

--- a/klagomål/A 1101-2026 FSC-klagomål.docx
+++ b/klagomål/A 1101-2026 FSC-klagomål.docx
@@ -972,7 +972,7 @@
     <w:r>
       <w:tab/>
       <w:tab/>
-      <w:t>2026-01-16</w:t>
+      <w:t>2026-01-17</w:t>
       <w:br/>
       <w:br/>
     </w:r>

--- a/klagomål/A 1101-2026 FSC-klagomål.docx
+++ b/klagomål/A 1101-2026 FSC-klagomål.docx
@@ -972,7 +972,7 @@
     <w:r>
       <w:tab/>
       <w:tab/>
-      <w:t>2026-01-17</w:t>
+      <w:t>2026-01-18</w:t>
       <w:br/>
       <w:br/>
     </w:r>

--- a/klagomål/A 1101-2026 FSC-klagomål.docx
+++ b/klagomål/A 1101-2026 FSC-klagomål.docx
@@ -972,7 +972,7 @@
     <w:r>
       <w:tab/>
       <w:tab/>
-      <w:t>2026-01-18</w:t>
+      <w:t>2026-01-19</w:t>
       <w:br/>
       <w:br/>
     </w:r>

--- a/klagomål/A 1101-2026 FSC-klagomål.docx
+++ b/klagomål/A 1101-2026 FSC-klagomål.docx
@@ -972,7 +972,7 @@
     <w:r>
       <w:tab/>
       <w:tab/>
-      <w:t>2026-01-19</w:t>
+      <w:t>2026-01-20</w:t>
       <w:br/>
       <w:br/>
     </w:r>

--- a/klagomål/A 1101-2026 FSC-klagomål.docx
+++ b/klagomål/A 1101-2026 FSC-klagomål.docx
@@ -972,7 +972,7 @@
     <w:r>
       <w:tab/>
       <w:tab/>
-      <w:t>2026-01-20</w:t>
+      <w:t>2026-01-21</w:t>
       <w:br/>
       <w:br/>
     </w:r>

--- a/klagomål/A 1101-2026 FSC-klagomål.docx
+++ b/klagomål/A 1101-2026 FSC-klagomål.docx
@@ -972,7 +972,7 @@
     <w:r>
       <w:tab/>
       <w:tab/>
-      <w:t>2026-01-21</w:t>
+      <w:t>2026-01-23</w:t>
       <w:br/>
       <w:br/>
     </w:r>

--- a/klagomål/A 1101-2026 FSC-klagomål.docx
+++ b/klagomål/A 1101-2026 FSC-klagomål.docx
@@ -972,7 +972,7 @@
     <w:r>
       <w:tab/>
       <w:tab/>
-      <w:t>2026-01-23</w:t>
+      <w:t>2026-01-24</w:t>
       <w:br/>
       <w:br/>
     </w:r>

--- a/klagomål/A 1101-2026 FSC-klagomål.docx
+++ b/klagomål/A 1101-2026 FSC-klagomål.docx
@@ -972,7 +972,7 @@
     <w:r>
       <w:tab/>
       <w:tab/>
-      <w:t>2026-01-24</w:t>
+      <w:t>2026-01-25</w:t>
       <w:br/>
       <w:br/>
     </w:r>

--- a/klagomål/A 1101-2026 FSC-klagomål.docx
+++ b/klagomål/A 1101-2026 FSC-klagomål.docx
@@ -972,7 +972,7 @@
     <w:r>
       <w:tab/>
       <w:tab/>
-      <w:t>2026-01-25</w:t>
+      <w:t>2026-01-26</w:t>
       <w:br/>
       <w:br/>
     </w:r>

--- a/klagomål/A 1101-2026 FSC-klagomål.docx
+++ b/klagomål/A 1101-2026 FSC-klagomål.docx
@@ -972,7 +972,7 @@
     <w:r>
       <w:tab/>
       <w:tab/>
-      <w:t>2026-01-26</w:t>
+      <w:t>2026-01-27</w:t>
       <w:br/>
       <w:br/>
     </w:r>

--- a/klagomål/A 1101-2026 FSC-klagomål.docx
+++ b/klagomål/A 1101-2026 FSC-klagomål.docx
@@ -972,7 +972,7 @@
     <w:r>
       <w:tab/>
       <w:tab/>
-      <w:t>2026-01-27</w:t>
+      <w:t>2026-01-28</w:t>
       <w:br/>
       <w:br/>
     </w:r>

--- a/klagomål/A 1101-2026 FSC-klagomål.docx
+++ b/klagomål/A 1101-2026 FSC-klagomål.docx
@@ -112,7 +112,7 @@
         <w:pStyle w:val="ListBullet"/>
       </w:pPr>
       <w:r>
-        <w:t>Om ett ombud (tex Norra skog eller Mellanskog) avverkningsanmäler en skog med naturvärden motsvarande nyckelbiotops kvalité men markägaren inte är FSC certifierad, bör du skicka in ett FSC kontrollerat virke klagomål. Då ska klagomålet skickas till ombudsföretaget.</w:t>
+        <w:t>Om ett ombud (tex Norra skog eller Mellanskog) avverkningsanmäler en skog med naturvärden motsvarande nyckelbiotops kvalitet men markägaren inte är FSC certifierad, bör du skicka in ett FSC kontrollerat virke klagomål. Då ska klagomålet skickas till ombudsföretaget.</w:t>
       </w:r>
     </w:p>
     <w:p>
@@ -278,7 +278,25 @@
         <w:t>Knärot (VU, §8)</w:t>
       </w:r>
       <w:r>
-        <w:t xml:space="preserve"> är rödlistad som sårbar och fridlyst enligt 8§ artskyddsförordningen. En nyligen genomförd analys av 79 floraväktarlokaler indikerar att det behövs någonstans mellan 100 och 150 meters skyddszon för att en knärotspopulation inte ska dö ut på lång sikt (Sebestyén &amp; Sundberg, 2025). Detta ligger väl i linje med tidigare genomförda studier som visar att det krävs väl tilltagna buffertzoner för att knäroten inte ska ta skada av skogsbruksåtgärder i intilliggande skog (Johnson, 2014; Koelmeijer m.fl., 2022; Skogsstyrelsen, 2022). Arten är även känslig för gallring vilket framgår av Skogsstyrelsens egen vägledning för hänsyn till knärot (Skogsstyrelsen, 2022). För rika förekomster av knärot är reservatsbildning eller biotopskydd lämpliga åtgärder för att skydda den. På knärot kan den sällsynta rostsvampen </w:t>
+        <w:t xml:space="preserve"> är typisk art för </w:t>
+      </w:r>
+      <w:r>
+        <w:rPr>
+          <w:i/>
+        </w:rPr>
+        <w:t xml:space="preserve">9010 Taiga </w:t>
+      </w:r>
+      <w:r>
+        <w:t>och</w:t>
+      </w:r>
+      <w:r>
+        <w:rPr>
+          <w:i/>
+        </w:rPr>
+        <w:t xml:space="preserve"> 9050 Näringsrik granskog</w:t>
+      </w:r>
+      <w:r>
+        <w:t xml:space="preserve">, rödlistad som sårbar och fridlyst enligt 8§ artskyddsförordningen. En nyligen genomförd analys av 79 floraväktarlokaler indikerar att det behövs någonstans mellan 100 och 150 meters skyddszon för att en knärotspopulation inte ska dö ut på lång sikt (Sebestyén &amp; Sundberg, 2025). Detta ligger väl i linje med tidigare genomförda studier som visar att det krävs väl tilltagna buffertzoner för att knäroten inte ska ta skada av skogsbruksåtgärder i intilliggande skog (Johnson, 2014; Koelmeijer m.fl., 2022; Skogsstyrelsen, 2022). Arten är även känslig för gallring vilket framgår av Skogsstyrelsens egen vägledning för hänsyn till knärot (Skogsstyrelsen, 2022). För rika förekomster av knärot är reservatsbildning eller biotopskydd lämpliga åtgärder för att skydda den. På knärot kan den sällsynta rostsvampen </w:t>
       </w:r>
       <w:r>
         <w:rPr>
@@ -661,7 +679,25 @@
     </w:p>
     <w:p>
       <w:r>
-        <w:t>Knärot är fridlyst enligt 8 och 15 §§ artskyddsförordningen och klassad som sårbar (VU) enligt rödlistan 2020. Knärot är beroende av hög och jämn luftfuktighet i gamla, ostörda skogsmiljöer och är känslig för snabba förändringar av ljus-/vindförhållanden eller uttorkning. På grund av ett alltför intensivt skogsbruk har den minskat med 40 (25–50) % under de senaste 60 åren och i framtiden bedöms minskningstakten uppgå till 30 (20–40) %. Till följd av att arten har en dokumenterat högre minskningstakt i förhållande till sin generationstid än vad som tidigare varit känt (data från Riksskogstaxeringen) höjdes den till hotkategori sårbar (VU) i rödlistan 2020 (SLU Artdatabanken, 2024).</w:t>
+        <w:t xml:space="preserve">Knärot är typisk art för </w:t>
+      </w:r>
+      <w:r>
+        <w:rPr>
+          <w:i/>
+        </w:rPr>
+        <w:t xml:space="preserve">9010 Taiga </w:t>
+      </w:r>
+      <w:r>
+        <w:t>och</w:t>
+      </w:r>
+      <w:r>
+        <w:rPr>
+          <w:i/>
+        </w:rPr>
+        <w:t xml:space="preserve"> 9050 Näringsrik granskog</w:t>
+      </w:r>
+      <w:r>
+        <w:t>, fridlyst enligt 8 och 15 §§ artskyddsförordningen och klassad som sårbar (VU) enligt rödlistan 2020. Knärot är beroende av hög och jämn luftfuktighet i gamla, ostörda skogsmiljöer och är känslig för snabba förändringar av ljus-/vindförhållanden eller uttorkning. På grund av ett alltför intensivt skogsbruk har den minskat med 40 (25–50) % under de senaste 60 åren och i framtiden bedöms minskningstakten uppgå till 30 (20–40) %. Till följd av att arten har en dokumenterat högre minskningstakt i förhållande till sin generationstid än vad som tidigare varit känt (data från Riksskogstaxeringen) höjdes den till hotkategori sårbar (VU) i rödlistan 2020 (SLU Artdatabanken, 2024).</w:t>
       </w:r>
     </w:p>
     <w:p>
@@ -972,7 +1008,7 @@
     <w:r>
       <w:tab/>
       <w:tab/>
-      <w:t>2026-01-28</w:t>
+      <w:t>2026-01-29</w:t>
       <w:br/>
       <w:br/>
     </w:r>

--- a/klagomål/A 1101-2026 FSC-klagomål.docx
+++ b/klagomål/A 1101-2026 FSC-klagomål.docx
@@ -1008,7 +1008,7 @@
     <w:r>
       <w:tab/>
       <w:tab/>
-      <w:t>2026-01-29</w:t>
+      <w:t>2026-01-30</w:t>
       <w:br/>
       <w:br/>
     </w:r>

--- a/klagomål/A 1101-2026 FSC-klagomål.docx
+++ b/klagomål/A 1101-2026 FSC-klagomål.docx
@@ -1008,7 +1008,7 @@
     <w:r>
       <w:tab/>
       <w:tab/>
-      <w:t>2026-01-30</w:t>
+      <w:t>2026-01-31</w:t>
       <w:br/>
       <w:br/>
     </w:r>

--- a/klagomål/A 1101-2026 FSC-klagomål.docx
+++ b/klagomål/A 1101-2026 FSC-klagomål.docx
@@ -1008,7 +1008,7 @@
     <w:r>
       <w:tab/>
       <w:tab/>
-      <w:t>2026-03-01</w:t>
+      <w:t>2026-03-02</w:t>
       <w:br/>
       <w:br/>
     </w:r>

--- a/klagomål/A 1101-2026 FSC-klagomål.docx
+++ b/klagomål/A 1101-2026 FSC-klagomål.docx
@@ -1008,7 +1008,7 @@
     <w:r>
       <w:tab/>
       <w:tab/>
-      <w:t>2026-03-02</w:t>
+      <w:t>2026-03-03</w:t>
       <w:br/>
       <w:br/>
     </w:r>

--- a/klagomål/A 1101-2026 FSC-klagomål.docx
+++ b/klagomål/A 1101-2026 FSC-klagomål.docx
@@ -1008,7 +1008,7 @@
     <w:r>
       <w:tab/>
       <w:tab/>
-      <w:t>2026-03-03</w:t>
+      <w:t>2026-03-04</w:t>
       <w:br/>
       <w:br/>
     </w:r>

--- a/klagomål/A 1101-2026 FSC-klagomål.docx
+++ b/klagomål/A 1101-2026 FSC-klagomål.docx
@@ -1008,7 +1008,7 @@
     <w:r>
       <w:tab/>
       <w:tab/>
-      <w:t>2026-03-04</w:t>
+      <w:t>2026-03-05</w:t>
       <w:br/>
       <w:br/>
     </w:r>

--- a/klagomål/A 1101-2026 FSC-klagomål.docx
+++ b/klagomål/A 1101-2026 FSC-klagomål.docx
@@ -1008,7 +1008,7 @@
     <w:r>
       <w:tab/>
       <w:tab/>
-      <w:t>2026-03-05</w:t>
+      <w:t>2026-03-06</w:t>
       <w:br/>
       <w:br/>
     </w:r>

--- a/klagomål/A 1101-2026 FSC-klagomål.docx
+++ b/klagomål/A 1101-2026 FSC-klagomål.docx
@@ -1008,7 +1008,7 @@
     <w:r>
       <w:tab/>
       <w:tab/>
-      <w:t>2026-03-06</w:t>
+      <w:t>2026-03-07</w:t>
       <w:br/>
       <w:br/>
     </w:r>

--- a/klagomål/A 1101-2026 FSC-klagomål.docx
+++ b/klagomål/A 1101-2026 FSC-klagomål.docx
@@ -1008,7 +1008,7 @@
     <w:r>
       <w:tab/>
       <w:tab/>
-      <w:t>2026-03-07</w:t>
+      <w:t>2026-03-08</w:t>
       <w:br/>
       <w:br/>
     </w:r>

--- a/klagomål/A 1101-2026 FSC-klagomål.docx
+++ b/klagomål/A 1101-2026 FSC-klagomål.docx
@@ -1008,7 +1008,7 @@
     <w:r>
       <w:tab/>
       <w:tab/>
-      <w:t>2026-03-08</w:t>
+      <w:t>2026-03-09</w:t>
       <w:br/>
       <w:br/>
     </w:r>

--- a/klagomål/A 1101-2026 FSC-klagomål.docx
+++ b/klagomål/A 1101-2026 FSC-klagomål.docx
@@ -1008,7 +1008,7 @@
     <w:r>
       <w:tab/>
       <w:tab/>
-      <w:t>2026-03-09</w:t>
+      <w:t>2026-03-10</w:t>
       <w:br/>
       <w:br/>
     </w:r>

--- a/klagomål/A 1101-2026 FSC-klagomål.docx
+++ b/klagomål/A 1101-2026 FSC-klagomål.docx
@@ -1008,7 +1008,7 @@
     <w:r>
       <w:tab/>
       <w:tab/>
-      <w:t>2026-03-10</w:t>
+      <w:t>2026-03-11</w:t>
       <w:br/>
       <w:br/>
     </w:r>

--- a/klagomål/A 1101-2026 FSC-klagomål.docx
+++ b/klagomål/A 1101-2026 FSC-klagomål.docx
@@ -1008,7 +1008,7 @@
     <w:r>
       <w:tab/>
       <w:tab/>
-      <w:t>2026-03-11</w:t>
+      <w:t>2026-03-12</w:t>
       <w:br/>
       <w:br/>
     </w:r>

--- a/klagomål/A 1101-2026 FSC-klagomål.docx
+++ b/klagomål/A 1101-2026 FSC-klagomål.docx
@@ -1008,7 +1008,7 @@
     <w:r>
       <w:tab/>
       <w:tab/>
-      <w:t>2026-03-12</w:t>
+      <w:t>2026-03-13</w:t>
       <w:br/>
       <w:br/>
     </w:r>

--- a/klagomål/A 1101-2026 FSC-klagomål.docx
+++ b/klagomål/A 1101-2026 FSC-klagomål.docx
@@ -1008,7 +1008,7 @@
     <w:r>
       <w:tab/>
       <w:tab/>
-      <w:t>2026-03-13</w:t>
+      <w:t>2026-03-16</w:t>
       <w:br/>
       <w:br/>
     </w:r>

--- a/klagomål/A 1101-2026 FSC-klagomål.docx
+++ b/klagomål/A 1101-2026 FSC-klagomål.docx
@@ -1008,7 +1008,7 @@
     <w:r>
       <w:tab/>
       <w:tab/>
-      <w:t>2026-03-16</w:t>
+      <w:t>2026-03-17</w:t>
       <w:br/>
       <w:br/>
     </w:r>

--- a/klagomål/A 1101-2026 FSC-klagomål.docx
+++ b/klagomål/A 1101-2026 FSC-klagomål.docx
@@ -1008,7 +1008,7 @@
     <w:r>
       <w:tab/>
       <w:tab/>
-      <w:t>2026-03-17</w:t>
+      <w:t>2026-03-18</w:t>
       <w:br/>
       <w:br/>
     </w:r>

--- a/klagomål/A 1101-2026 FSC-klagomål.docx
+++ b/klagomål/A 1101-2026 FSC-klagomål.docx
@@ -1008,7 +1008,7 @@
     <w:r>
       <w:tab/>
       <w:tab/>
-      <w:t>2026-03-18</w:t>
+      <w:t>2026-03-19</w:t>
       <w:br/>
       <w:br/>
     </w:r>

--- a/klagomål/A 1101-2026 FSC-klagomål.docx
+++ b/klagomål/A 1101-2026 FSC-klagomål.docx
@@ -1008,7 +1008,7 @@
     <w:r>
       <w:tab/>
       <w:tab/>
-      <w:t>2026-03-19</w:t>
+      <w:t>2026-03-20</w:t>
       <w:br/>
       <w:br/>
     </w:r>

--- a/klagomål/A 1101-2026 FSC-klagomål.docx
+++ b/klagomål/A 1101-2026 FSC-klagomål.docx
@@ -1008,7 +1008,7 @@
     <w:r>
       <w:tab/>
       <w:tab/>
-      <w:t>2026-03-20</w:t>
+      <w:t>2026-03-21</w:t>
       <w:br/>
       <w:br/>
     </w:r>

--- a/klagomål/A 1101-2026 FSC-klagomål.docx
+++ b/klagomål/A 1101-2026 FSC-klagomål.docx
@@ -1008,7 +1008,7 @@
     <w:r>
       <w:tab/>
       <w:tab/>
-      <w:t>2026-03-21</w:t>
+      <w:t>2026-03-22</w:t>
       <w:br/>
       <w:br/>
     </w:r>

--- a/klagomål/A 1101-2026 FSC-klagomål.docx
+++ b/klagomål/A 1101-2026 FSC-klagomål.docx
@@ -1008,7 +1008,7 @@
     <w:r>
       <w:tab/>
       <w:tab/>
-      <w:t>2026-03-22</w:t>
+      <w:t>2026-03-23</w:t>
       <w:br/>
       <w:br/>
     </w:r>

--- a/klagomål/A 1101-2026 FSC-klagomål.docx
+++ b/klagomål/A 1101-2026 FSC-klagomål.docx
@@ -1008,7 +1008,7 @@
     <w:r>
       <w:tab/>
       <w:tab/>
-      <w:t>2026-03-23</w:t>
+      <w:t>2026-03-24</w:t>
       <w:br/>
       <w:br/>
     </w:r>

--- a/klagomål/A 1101-2026 FSC-klagomål.docx
+++ b/klagomål/A 1101-2026 FSC-klagomål.docx
@@ -1008,7 +1008,7 @@
     <w:r>
       <w:tab/>
       <w:tab/>
-      <w:t>2026-03-24</w:t>
+      <w:t>2026-03-25</w:t>
       <w:br/>
       <w:br/>
     </w:r>

--- a/klagomål/A 1101-2026 FSC-klagomål.docx
+++ b/klagomål/A 1101-2026 FSC-klagomål.docx
@@ -1008,7 +1008,7 @@
     <w:r>
       <w:tab/>
       <w:tab/>
-      <w:t>2026-03-25</w:t>
+      <w:t>2026-03-26</w:t>
       <w:br/>
       <w:br/>
     </w:r>

--- a/klagomål/A 1101-2026 FSC-klagomål.docx
+++ b/klagomål/A 1101-2026 FSC-klagomål.docx
@@ -1008,7 +1008,7 @@
     <w:r>
       <w:tab/>
       <w:tab/>
-      <w:t>2026-03-26</w:t>
+      <w:t>2026-03-27</w:t>
       <w:br/>
       <w:br/>
     </w:r>

--- a/klagomål/A 1101-2026 FSC-klagomål.docx
+++ b/klagomål/A 1101-2026 FSC-klagomål.docx
@@ -1008,7 +1008,7 @@
     <w:r>
       <w:tab/>
       <w:tab/>
-      <w:t>2026-03-27</w:t>
+      <w:t>2026-03-28</w:t>
       <w:br/>
       <w:br/>
     </w:r>

--- a/klagomål/A 1101-2026 FSC-klagomål.docx
+++ b/klagomål/A 1101-2026 FSC-klagomål.docx
@@ -1008,7 +1008,7 @@
     <w:r>
       <w:tab/>
       <w:tab/>
-      <w:t>2026-03-28</w:t>
+      <w:t>2026-03-29</w:t>
       <w:br/>
       <w:br/>
     </w:r>

--- a/klagomål/A 1101-2026 FSC-klagomål.docx
+++ b/klagomål/A 1101-2026 FSC-klagomål.docx
@@ -1008,7 +1008,7 @@
     <w:r>
       <w:tab/>
       <w:tab/>
-      <w:t>2026-03-29</w:t>
+      <w:t>2026-03-30</w:t>
       <w:br/>
       <w:br/>
     </w:r>

--- a/klagomål/A 1101-2026 FSC-klagomål.docx
+++ b/klagomål/A 1101-2026 FSC-klagomål.docx
@@ -1008,7 +1008,7 @@
     <w:r>
       <w:tab/>
       <w:tab/>
-      <w:t>2026-03-30</w:t>
+      <w:t>2026-03-31</w:t>
       <w:br/>
       <w:br/>
     </w:r>

--- a/klagomål/A 1101-2026 FSC-klagomål.docx
+++ b/klagomål/A 1101-2026 FSC-klagomål.docx
@@ -1008,7 +1008,7 @@
     <w:r>
       <w:tab/>
       <w:tab/>
-      <w:t>2026-03-31</w:t>
+      <w:t>2026-04-01</w:t>
       <w:br/>
       <w:br/>
     </w:r>

--- a/klagomål/A 1101-2026 FSC-klagomål.docx
+++ b/klagomål/A 1101-2026 FSC-klagomål.docx
@@ -1008,7 +1008,7 @@
     <w:r>
       <w:tab/>
       <w:tab/>
-      <w:t>2026-04-01</w:t>
+      <w:t>2026-04-02</w:t>
       <w:br/>
       <w:br/>
     </w:r>

--- a/klagomål/A 1101-2026 FSC-klagomål.docx
+++ b/klagomål/A 1101-2026 FSC-klagomål.docx
@@ -1008,7 +1008,7 @@
     <w:r>
       <w:tab/>
       <w:tab/>
-      <w:t>2026-04-02</w:t>
+      <w:t>2026-04-03</w:t>
       <w:br/>
       <w:br/>
     </w:r>

--- a/klagomål/A 1101-2026 FSC-klagomål.docx
+++ b/klagomål/A 1101-2026 FSC-klagomål.docx
@@ -1008,7 +1008,7 @@
     <w:r>
       <w:tab/>
       <w:tab/>
-      <w:t>2026-04-03</w:t>
+      <w:t>2026-04-04</w:t>
       <w:br/>
       <w:br/>
     </w:r>

--- a/klagomål/A 1101-2026 FSC-klagomål.docx
+++ b/klagomål/A 1101-2026 FSC-klagomål.docx
@@ -1008,7 +1008,7 @@
     <w:r>
       <w:tab/>
       <w:tab/>
-      <w:t>2026-04-04</w:t>
+      <w:t>2026-04-05</w:t>
       <w:br/>
       <w:br/>
     </w:r>

--- a/klagomål/A 1101-2026 FSC-klagomål.docx
+++ b/klagomål/A 1101-2026 FSC-klagomål.docx
@@ -1008,7 +1008,7 @@
     <w:r>
       <w:tab/>
       <w:tab/>
-      <w:t>2026-04-05</w:t>
+      <w:t>2026-04-06</w:t>
       <w:br/>
       <w:br/>
     </w:r>

--- a/klagomål/A 1101-2026 FSC-klagomål.docx
+++ b/klagomål/A 1101-2026 FSC-klagomål.docx
@@ -251,10 +251,21 @@
         <w:rPr>
           <w:b/>
         </w:rPr>
-        <w:t xml:space="preserve">Tjockfotad fingersvamp </w:t>
-      </w:r>
-      <w:r>
-        <w:t>bildar mykorrhiza med bok och ek på kalkrik mark i huvudsakligen äldre skog men även med gran i örtrik äldre barrskog. Slutavverkning, gödsling eller exploatering måste undvikas (SLU Artdatabanken, 2024).</w:t>
+        <w:t>Fjällig taggsvamp s.str. (NT)</w:t>
+      </w:r>
+      <w:r>
+        <w:t xml:space="preserve"> bildar mykorrhiza med gran i granskog och barrblandskog, främst på frisk näringsrik mark i äldre skog med lång trädkontinuitet. Den totala populationen i landet har minskat och bedöms fortsätta minska till följd av avverkning av äldre barrskogar. Minskningstakten för den svenska populationen bedöms vara nära gränsvärdet för sårbar (VU) (SLU Artdatabanken, 2026).</w:t>
+      </w:r>
+    </w:p>
+    <w:p>
+      <w:r>
+        <w:rPr>
+          <w:b/>
+        </w:rPr>
+        <w:t xml:space="preserve">Tjockfotad fingersvamp (NT) </w:t>
+      </w:r>
+      <w:r>
+        <w:t>bildar mykorrhiza med gran, eventuellt även med tall, i örtrika kalkbarrskogar, samt med bok och ek i ädellövskog på kalkrik mark. Den totala populationen i landet bedöms ha minskat under de senaste 50 åren och förväntas fortsätta minska, främst på grund av slutavverkning av äldre barrskog. Minskningstakten för den svenska populationen bedöms vara nära gränsvärdet för sårbar (VU). Slutavverkning, gödsling eller exploatering måste undvikas (SLU Artdatabanken, 2026).</w:t>
       </w:r>
     </w:p>
     <w:p>
@@ -1008,7 +1019,7 @@
     <w:r>
       <w:tab/>
       <w:tab/>
-      <w:t>2026-04-06</w:t>
+      <w:t>2026-04-07</w:t>
       <w:br/>
       <w:br/>
     </w:r>

--- a/klagomål/A 1101-2026 FSC-klagomål.docx
+++ b/klagomål/A 1101-2026 FSC-klagomål.docx
@@ -1019,7 +1019,7 @@
     <w:r>
       <w:tab/>
       <w:tab/>
-      <w:t>2026-04-07</w:t>
+      <w:t>2026-04-08</w:t>
       <w:br/>
       <w:br/>
     </w:r>

--- a/klagomål/A 1101-2026 FSC-klagomål.docx
+++ b/klagomål/A 1101-2026 FSC-klagomål.docx
@@ -1019,7 +1019,7 @@
     <w:r>
       <w:tab/>
       <w:tab/>
-      <w:t>2026-04-08</w:t>
+      <w:t>2026-04-09</w:t>
       <w:br/>
       <w:br/>
     </w:r>

--- a/klagomål/A 1101-2026 FSC-klagomål.docx
+++ b/klagomål/A 1101-2026 FSC-klagomål.docx
@@ -1019,7 +1019,7 @@
     <w:r>
       <w:tab/>
       <w:tab/>
-      <w:t>2026-04-09</w:t>
+      <w:t>2026-04-10</w:t>
       <w:br/>
       <w:br/>
     </w:r>

--- a/klagomål/A 1101-2026 FSC-klagomål.docx
+++ b/klagomål/A 1101-2026 FSC-klagomål.docx
@@ -1019,7 +1019,7 @@
     <w:r>
       <w:tab/>
       <w:tab/>
-      <w:t>2026-04-10</w:t>
+      <w:t>2026-04-11</w:t>
       <w:br/>
       <w:br/>
     </w:r>

--- a/klagomål/A 1101-2026 FSC-klagomål.docx
+++ b/klagomål/A 1101-2026 FSC-klagomål.docx
@@ -1019,7 +1019,7 @@
     <w:r>
       <w:tab/>
       <w:tab/>
-      <w:t>2026-04-11</w:t>
+      <w:t>2026-04-12</w:t>
       <w:br/>
       <w:br/>
     </w:r>

--- a/klagomål/A 1101-2026 FSC-klagomål.docx
+++ b/klagomål/A 1101-2026 FSC-klagomål.docx
@@ -1019,7 +1019,7 @@
     <w:r>
       <w:tab/>
       <w:tab/>
-      <w:t>2026-04-14</w:t>
+      <w:t>2026-04-15</w:t>
       <w:br/>
       <w:br/>
     </w:r>

--- a/klagomål/A 1101-2026 FSC-klagomål.docx
+++ b/klagomål/A 1101-2026 FSC-klagomål.docx
@@ -1019,7 +1019,7 @@
     <w:r>
       <w:tab/>
       <w:tab/>
-      <w:t>2026-04-15</w:t>
+      <w:t>2026-04-16</w:t>
       <w:br/>
       <w:br/>
     </w:r>

--- a/klagomål/A 1101-2026 FSC-klagomål.docx
+++ b/klagomål/A 1101-2026 FSC-klagomål.docx
@@ -1019,7 +1019,7 @@
     <w:r>
       <w:tab/>
       <w:tab/>
-      <w:t>2026-04-16</w:t>
+      <w:t>2026-04-17</w:t>
       <w:br/>
       <w:br/>
     </w:r>

--- a/klagomål/A 1101-2026 FSC-klagomål.docx
+++ b/klagomål/A 1101-2026 FSC-klagomål.docx
@@ -1019,7 +1019,7 @@
     <w:r>
       <w:tab/>
       <w:tab/>
-      <w:t>2026-04-17</w:t>
+      <w:t>2026-04-18</w:t>
       <w:br/>
       <w:br/>
     </w:r>

--- a/klagomål/A 1101-2026 FSC-klagomål.docx
+++ b/klagomål/A 1101-2026 FSC-klagomål.docx
@@ -1019,7 +1019,7 @@
     <w:r>
       <w:tab/>
       <w:tab/>
-      <w:t>2026-04-18</w:t>
+      <w:t>2026-04-19</w:t>
       <w:br/>
       <w:br/>
     </w:r>

--- a/klagomål/A 1101-2026 FSC-klagomål.docx
+++ b/klagomål/A 1101-2026 FSC-klagomål.docx
@@ -1019,7 +1019,7 @@
     <w:r>
       <w:tab/>
       <w:tab/>
-      <w:t>2026-04-19</w:t>
+      <w:t>2026-04-20</w:t>
       <w:br/>
       <w:br/>
     </w:r>

--- a/klagomål/A 1101-2026 FSC-klagomål.docx
+++ b/klagomål/A 1101-2026 FSC-klagomål.docx
@@ -1019,7 +1019,7 @@
     <w:r>
       <w:tab/>
       <w:tab/>
-      <w:t>2026-04-20</w:t>
+      <w:t>2026-04-21</w:t>
       <w:br/>
       <w:br/>
     </w:r>

--- a/klagomål/A 1101-2026 FSC-klagomål.docx
+++ b/klagomål/A 1101-2026 FSC-klagomål.docx
@@ -1019,7 +1019,7 @@
     <w:r>
       <w:tab/>
       <w:tab/>
-      <w:t>2026-04-21</w:t>
+      <w:t>2026-04-22</w:t>
       <w:br/>
       <w:br/>
     </w:r>

--- a/klagomål/A 1101-2026 FSC-klagomål.docx
+++ b/klagomål/A 1101-2026 FSC-klagomål.docx
@@ -1019,7 +1019,7 @@
     <w:r>
       <w:tab/>
       <w:tab/>
-      <w:t>2026-04-22</w:t>
+      <w:t>2026-04-23</w:t>
       <w:br/>
       <w:br/>
     </w:r>

--- a/klagomål/A 1101-2026 FSC-klagomål.docx
+++ b/klagomål/A 1101-2026 FSC-klagomål.docx
@@ -1019,7 +1019,7 @@
     <w:r>
       <w:tab/>
       <w:tab/>
-      <w:t>2026-04-23</w:t>
+      <w:t>2026-04-24</w:t>
       <w:br/>
       <w:br/>
     </w:r>

--- a/klagomål/A 1101-2026 FSC-klagomål.docx
+++ b/klagomål/A 1101-2026 FSC-klagomål.docx
@@ -1019,7 +1019,7 @@
     <w:r>
       <w:tab/>
       <w:tab/>
-      <w:t>2026-04-24</w:t>
+      <w:t>2026-04-25</w:t>
       <w:br/>
       <w:br/>
     </w:r>

--- a/klagomål/A 1101-2026 FSC-klagomål.docx
+++ b/klagomål/A 1101-2026 FSC-klagomål.docx
@@ -1019,7 +1019,7 @@
     <w:r>
       <w:tab/>
       <w:tab/>
-      <w:t>2026-04-25</w:t>
+      <w:t>2026-04-26</w:t>
       <w:br/>
       <w:br/>
     </w:r>

--- a/klagomål/A 1101-2026 FSC-klagomål.docx
+++ b/klagomål/A 1101-2026 FSC-klagomål.docx
@@ -1019,7 +1019,7 @@
     <w:r>
       <w:tab/>
       <w:tab/>
-      <w:t>2026-04-26</w:t>
+      <w:t>2026-04-27</w:t>
       <w:br/>
       <w:br/>
     </w:r>

--- a/klagomål/A 1101-2026 FSC-klagomål.docx
+++ b/klagomål/A 1101-2026 FSC-klagomål.docx
@@ -1019,7 +1019,7 @@
     <w:r>
       <w:tab/>
       <w:tab/>
-      <w:t>2026-04-27</w:t>
+      <w:t>2026-04-28</w:t>
       <w:br/>
       <w:br/>
     </w:r>

--- a/klagomål/A 1101-2026 FSC-klagomål.docx
+++ b/klagomål/A 1101-2026 FSC-klagomål.docx
@@ -1019,7 +1019,7 @@
     <w:r>
       <w:tab/>
       <w:tab/>
-      <w:t>2026-04-28</w:t>
+      <w:t>2026-04-29</w:t>
       <w:br/>
       <w:br/>
     </w:r>

--- a/klagomål/A 1101-2026 FSC-klagomål.docx
+++ b/klagomål/A 1101-2026 FSC-klagomål.docx
@@ -1019,7 +1019,7 @@
     <w:r>
       <w:tab/>
       <w:tab/>
-      <w:t>2026-04-29</w:t>
+      <w:t>2026-04-30</w:t>
       <w:br/>
       <w:br/>
     </w:r>

--- a/klagomål/A 1101-2026 FSC-klagomål.docx
+++ b/klagomål/A 1101-2026 FSC-klagomål.docx
@@ -1019,7 +1019,7 @@
     <w:r>
       <w:tab/>
       <w:tab/>
-      <w:t>2026-04-30</w:t>
+      <w:t>2026-05-01</w:t>
       <w:br/>
       <w:br/>
     </w:r>

--- a/klagomål/A 1101-2026 FSC-klagomål.docx
+++ b/klagomål/A 1101-2026 FSC-klagomål.docx
@@ -1019,7 +1019,7 @@
     <w:r>
       <w:tab/>
       <w:tab/>
-      <w:t>2026-05-01</w:t>
+      <w:t>2026-05-02</w:t>
       <w:br/>
       <w:br/>
     </w:r>

--- a/klagomål/A 1101-2026 FSC-klagomål.docx
+++ b/klagomål/A 1101-2026 FSC-klagomål.docx
@@ -1019,7 +1019,7 @@
     <w:r>
       <w:tab/>
       <w:tab/>
-      <w:t>2026-05-02</w:t>
+      <w:t>2026-05-03</w:t>
       <w:br/>
       <w:br/>
     </w:r>

--- a/klagomål/A 1101-2026 FSC-klagomål.docx
+++ b/klagomål/A 1101-2026 FSC-klagomål.docx
@@ -1019,7 +1019,7 @@
     <w:r>
       <w:tab/>
       <w:tab/>
-      <w:t>2026-05-16</w:t>
+      <w:t>2026-05-17</w:t>
       <w:br/>
       <w:br/>
     </w:r>

--- a/klagomål/A 1101-2026 FSC-klagomål.docx
+++ b/klagomål/A 1101-2026 FSC-klagomål.docx
@@ -1019,7 +1019,7 @@
     <w:r>
       <w:tab/>
       <w:tab/>
-      <w:t>2026-06-15</w:t>
+      <w:t>2026-06-16</w:t>
       <w:br/>
       <w:br/>
     </w:r>

--- a/klagomål/A 1101-2026 FSC-klagomål.docx
+++ b/klagomål/A 1101-2026 FSC-klagomål.docx
@@ -1019,7 +1019,7 @@
     <w:r>
       <w:tab/>
       <w:tab/>
-      <w:t>2026-06-16</w:t>
+      <w:t>2026-06-17</w:t>
       <w:br/>
       <w:br/>
     </w:r>

--- a/klagomål/A 1101-2026 FSC-klagomål.docx
+++ b/klagomål/A 1101-2026 FSC-klagomål.docx
@@ -1,6 +1,6 @@
 
 <file path=word/document.xml><?xml version="1.0" encoding="utf-8"?>
-<w:document xmlns:wpc="http://schemas.microsoft.com/office/word/2010/wordprocessingCanvas" xmlns:cx="http://schemas.microsoft.com/office/drawing/2014/chartex" xmlns:cx1="http://schemas.microsoft.com/office/drawing/2015/9/8/chartex" xmlns:cx2="http://schemas.microsoft.com/office/drawing/2015/10/21/chartex" xmlns:cx3="http://schemas.microsoft.com/office/drawing/2016/5/9/chartex" xmlns:cx4="http://schemas.microsoft.com/office/drawing/2016/5/10/chartex" xmlns:cx5="http://schemas.microsoft.com/office/drawing/2016/5/11/chartex" xmlns:cx6="http://schemas.microsoft.com/office/drawing/2016/5/12/chartex" xmlns:cx7="http://schemas.microsoft.com/office/drawing/2016/5/13/chartex" xmlns:cx8="http://schemas.microsoft.com/office/drawing/2016/5/14/chartex" xmlns:mc="http://schemas.openxmlformats.org/markup-compatibility/2006" xmlns:aink="http://schemas.microsoft.com/office/drawing/2016/ink" xmlns:am3d="http://schemas.microsoft.com/office/drawing/2017/model3d" xmlns:o="urn:schemas-microsoft-com:office:office" xmlns:oel="http://schemas.microsoft.com/office/2019/extlst" xmlns:r="http://schemas.openxmlformats.org/officeDocument/2006/relationships" xmlns:m="http://schemas.openxmlformats.org/officeDocument/2006/math" xmlns:v="urn:schemas-microsoft-com:vml" xmlns:wp14="http://schemas.microsoft.com/office/word/2010/wordprocessingDrawing" xmlns:wp="http://schemas.openxmlformats.org/drawingml/2006/wordprocessingDrawing" xmlns:w10="urn:schemas-microsoft-com:office:word" xmlns:w="http://schemas.openxmlformats.org/wordprocessingml/2006/main" xmlns:w14="http://schemas.microsoft.com/office/word/2010/wordml" xmlns:w15="http://schemas.microsoft.com/office/word/2012/wordml" xmlns:w16cex="http://schemas.microsoft.com/office/word/2018/wordml/cex" xmlns:w16cid="http://schemas.microsoft.com/office/word/2016/wordml/cid" xmlns:w16="http://schemas.microsoft.com/office/word/2018/wordml" xmlns:w16sdtdh="http://schemas.microsoft.com/office/word/2020/wordml/sdtdatahash" xmlns:w16se="http://schemas.microsoft.com/office/word/2015/wordml/symex" xmlns:wpg="http://schemas.microsoft.com/office/word/2010/wordprocessingGroup" xmlns:wpi="http://schemas.microsoft.com/office/word/2010/wordprocessingInk" xmlns:wne="http://schemas.microsoft.com/office/word/2006/wordml" xmlns:wps="http://schemas.microsoft.com/office/word/2010/wordprocessingShape" mc:Ignorable="w14 w15 w16se w16cid w16 w16cex w16sdtdh wp14">
+<w:document xmlns:wpc="http://schemas.microsoft.com/office/word/2010/wordprocessingCanvas" xmlns:cx="http://schemas.microsoft.com/office/drawing/2014/chartex" xmlns:cx1="http://schemas.microsoft.com/office/drawing/2015/9/8/chartex" xmlns:cx2="http://schemas.microsoft.com/office/drawing/2015/10/21/chartex" xmlns:cx3="http://schemas.microsoft.com/office/drawing/2016/5/9/chartex" xmlns:cx4="http://schemas.microsoft.com/office/drawing/2016/5/10/chartex" xmlns:cx5="http://schemas.microsoft.com/office/drawing/2016/5/11/chartex" xmlns:cx6="http://schemas.microsoft.com/office/drawing/2016/5/12/chartex" xmlns:cx7="http://schemas.microsoft.com/office/drawing/2016/5/13/chartex" xmlns:cx8="http://schemas.microsoft.com/office/drawing/2016/5/14/chartex" xmlns:mc="http://schemas.openxmlformats.org/markup-compatibility/2006" xmlns:aink="http://schemas.microsoft.com/office/drawing/2016/ink" xmlns:am3d="http://schemas.microsoft.com/office/drawing/2017/model3d" xmlns:o="urn:schemas-microsoft-com:office:office" xmlns:oel="http://schemas.microsoft.com/office/2019/extlst" xmlns:r="http://schemas.openxmlformats.org/officeDocument/2006/relationships" xmlns:m="http://schemas.openxmlformats.org/officeDocument/2006/math" xmlns:v="urn:schemas-microsoft-com:vml" xmlns:wp14="http://schemas.microsoft.com/office/word/2010/wordprocessingDrawing" xmlns:wp="http://schemas.openxmlformats.org/drawingml/2006/wordprocessingDrawing" xmlns:w10="urn:schemas-microsoft-com:office:word" xmlns:w="http://schemas.openxmlformats.org/wordprocessingml/2006/main" xmlns:w14="http://schemas.microsoft.com/office/word/2010/wordml" xmlns:w15="http://schemas.microsoft.com/office/word/2012/wordml" xmlns:w16cex="http://schemas.microsoft.com/office/word/2018/wordml/cex" xmlns:w16cid="http://schemas.microsoft.com/office/word/2016/wordml/cid" xmlns:w16="http://schemas.microsoft.com/office/word/2018/wordml" xmlns:w16du="http://schemas.microsoft.com/office/word/2023/wordml/word16du" xmlns:w16sdtdh="http://schemas.microsoft.com/office/word/2020/wordml/sdtdatahash" xmlns:w16sdtfl="http://schemas.microsoft.com/office/word/2024/wordml/sdtformatlock" xmlns:w16se="http://schemas.microsoft.com/office/word/2015/wordml/symex" xmlns:wpg="http://schemas.microsoft.com/office/word/2010/wordprocessingGroup" xmlns:wpi="http://schemas.microsoft.com/office/word/2010/wordprocessingInk" xmlns:wne="http://schemas.microsoft.com/office/word/2006/wordml" xmlns:wps="http://schemas.microsoft.com/office/word/2010/wordprocessingShape" mc:Ignorable="w14 w15 w16se w16cid w16 w16cex w16sdtdh w16sdtfl w16du wp14">
   <w:body>
     <w:p>
       <w:r>
@@ -168,7 +168,7 @@
     </w:p>
     <w:p>
       <w:r>
-        <w:t>Detta dokument behandlar höga naturvärden i avverkningsanmälan A 1101-2026 i Östhammars kommun. Denna avverkningsanmälan inkom 2026-01-08 16:00:48 och omfattar 4,1 ha.</w:t>
+        <w:t>Detta dokument behandlar höga naturvärden i avverkningsanmälan A 1101-2026 i Östhammars kommun som inkom 2026-01-08 och omfattar 4,1 ha.</w:t>
       </w:r>
     </w:p>
     <w:p>
@@ -191,12 +191,15 @@
     </w:p>
     <w:p>
       <w:r>
-        <w:t>I avverkningsanmälan har följande 5 naturvårdsarter hittats: bredgentiana (EN, §8), loppstarr (NT), fjällig taggsvamp s.str. (S), nästrot (S, §8) och tjockfotad fingersvamp (S). Av dessa är 2 rödlistade. För rödlistade arter har rödlistekategorin angivits inom parentes. Arter som är signalarter enligt Skogsstyrelsen har markerats med (S). För fridlysta arter anges även paragrafen i Artskyddsförordningen som arten är fridlyst enligt.</w:t>
+        <w:t>I och inom 24 meter från avverkningsanmälan har följande 24 naturvårdsarter hittats: violgubbe (EN), bredgentiana (VU, §8), fältgentiana (VU), knärot (VU, T, §8), kopparspindling (VU), mindre bastardsvärmare (VU), silverblåvinge (VU), violettkantad guldvinge (VU), berggräsfjäril (NT), fjällig taggsvamp s.str. (NT), frejas pärlemorfjäril (NT), ladusvala (NT, §4), loppstarr (NT), mindre tåtelsmygare (NT), orange taggsvamp (NT, T), svartvit taggsvamp (NT), tjockfotad fingersvamp (NT), anisspindling (S), nästrot (S, §8), rödgul trumpetsvamp (S), svavelriska (S), nattskärra (T, §4), svartvit flugsnappare (§4) och trana (§4). Av dessa är 17 rödlistade. För rödlistade arter har rödlistekategorin angivits inom parentes. Arter som är signalarter enligt Skogsstyrelsen har markerats med (S). Typiska arter inom Natura 2000 som är kopplade till skogsekosystem har markerats med (T). För fridlysta arter anges även paragrafen i Artskyddsförordningen som arten är fridlyst enligt.</w:t>
       </w:r>
     </w:p>
     <w:p>
       <w:r>
-        <w:t>De påträffade naturvårdsarterna är ett tydligt kvitto på att detta rör sig om en skog med höga naturvärden. I Figur 1 visas en karta över det avverkningsanmälda området, där samtliga fyndplatser för naturvårdsarter som finns registrerade på Artportalen har markerats.</w:t>
+        <w:t>De påträffade naturvårdsarterna är ett tydligt kvitto på att det rör sig om en skog med höga naturvärden.</w:t>
+      </w:r>
+      <w:r>
+        <w:t xml:space="preserve"> I Figur 1 visas fyndplatser för naturvårdsarter i området, som finns registrerade på Artportalen.</w:t>
       </w:r>
     </w:p>
     <w:p>
@@ -206,7 +209,7 @@
       <w:r>
         <w:drawing>
           <wp:inline xmlns:a="http://schemas.openxmlformats.org/drawingml/2006/main" xmlns:pic="http://schemas.openxmlformats.org/drawingml/2006/picture">
-            <wp:extent cx="5486400" cy="5963316"/>
+            <wp:extent cx="5463216" cy="5688000"/>
             <wp:docPr id="1" name="Picture 1"/>
             <wp:cNvGraphicFramePr>
               <a:graphicFrameLocks noChangeAspect="1"/>
@@ -227,7 +230,7 @@
                   <pic:spPr>
                     <a:xfrm>
                       <a:off x="0" y="0"/>
-                      <a:ext cx="5486400" cy="5963316"/>
+                      <a:ext cx="5463216" cy="5688000"/>
                     </a:xfrm>
                     <a:prstGeom prst="rect"/>
                   </pic:spPr>
@@ -241,44 +244,37 @@
     <w:p>
       <w:pPr>
         <w:pStyle w:val="Caption"/>
+        <w:spacing w:after="240"/>
       </w:pPr>
       <w:r>
-        <w:t>Figur 1. Fyndplatser för naturvårdsarter i det avverkningsanmälda området (röd linje). Markörer utan svart kant är placerade på fyndplatsen. Markörer med svart kant är placerade vid sidan av fyndplatsen och har ett svart streck som visar fyndplatsens exakta position. Kartans mittpunktskoordinat är N 6703419, E 687663 i SWEREF 99 TM.</w:t>
+        <w:t>Figur 1. Fyndplatser för naturvårdsarter i och inom 24 meter från avverkningsanmälan (röd linje). Markörer utan svart kant är placerade på fyndplatsen. Markörer med svart kant är placerade vid sidan av fyndplatsen och har ett svart streck som visar fyndplatsens exakta position. Kartans mittpunktskoordinat är N 6703419, E 687663 i SWEREF 99 TM.</w:t>
       </w:r>
     </w:p>
     <w:p>
+      <w:pPr>
+        <w:pStyle w:val="Heading2"/>
+      </w:pPr>
+      <w:r>
+        <w:t>Fridlysta arter</w:t>
+      </w:r>
+    </w:p>
+    <w:p>
+      <w:r>
+        <w:t>Följande fridlysta arter har sina livsmiljöer och växtplatser i den avverkningsanmälda skogen: bredgentiana (VU, §8), knärot (VU, T, §8), ladusvala (NT, §4), nästrot (S, §8), nattskärra (T, §4), svartvit flugsnappare (§4) och trana (§4).</w:t>
+      </w:r>
+    </w:p>
+    <w:p>
+      <w:r>
+        <w:t xml:space="preserve">Observera att medlemsländerna är skyldiga att agera i enlighet med EU:s fågeldirektiv där det uttryckligen står att direktivet gäller för fåglar samt för deras ägg, bon och </w:t>
+      </w:r>
       <w:r>
         <w:rPr>
           <w:b/>
         </w:rPr>
-        <w:t>Fjällig taggsvamp s.str. (NT)</w:t>
-      </w:r>
-      <w:r>
-        <w:t xml:space="preserve"> bildar mykorrhiza med gran i granskog och barrblandskog, främst på frisk näringsrik mark i äldre skog med lång trädkontinuitet. Den totala populationen i landet har minskat och bedöms fortsätta minska till följd av avverkning av äldre barrskogar. Minskningstakten för den svenska populationen bedöms vara nära gränsvärdet för sårbar (VU) (SLU Artdatabanken, 2026).</w:t>
-      </w:r>
-    </w:p>
-    <w:p>
-      <w:r>
-        <w:rPr>
-          <w:b/>
-        </w:rPr>
-        <w:t xml:space="preserve">Tjockfotad fingersvamp (NT) </w:t>
-      </w:r>
-      <w:r>
-        <w:t>bildar mykorrhiza med gran, eventuellt även med tall, i örtrika kalkbarrskogar, samt med bok och ek i ädellövskog på kalkrik mark. Den totala populationen i landet bedöms ha minskat under de senaste 50 åren och förväntas fortsätta minska, främst på grund av slutavverkning av äldre barrskog. Minskningstakten för den svenska populationen bedöms vara nära gränsvärdet för sårbar (VU). Slutavverkning, gödsling eller exploatering måste undvikas (SLU Artdatabanken, 2026).</w:t>
-      </w:r>
-    </w:p>
-    <w:p>
-      <w:pPr>
-        <w:pStyle w:val="Heading1"/>
-      </w:pPr>
-      <w:r>
-        <w:t>Fridlysta arter</w:t>
-      </w:r>
-    </w:p>
-    <w:p>
-      <w:r>
-        <w:t>Följande fridlysta arter har sina livsmiljöer och växtplatser i den avverkningsanmälda skogen: bredgentiana (EN, §8) och nästrot (S, §8).</w:t>
+        <w:t xml:space="preserve">livsmiljöer </w:t>
+      </w:r>
+      <w:r>
+        <w:t>(artikel 1). Vidare att de åtgärder som vidtas inte får leda till en försämring av den nuvarande situationen beträffande bevarandet av de fågelarter som avses i artikel 1 (artikel 13). Fågeldirektivet är styrande för tillsynsansvariga myndigheters ärendehantering, ställningstaganden och beslutsfattande.</w:t>
       </w:r>
     </w:p>
     <w:p>
@@ -307,7 +303,7 @@
         <w:t xml:space="preserve"> 9050 Näringsrik granskog</w:t>
       </w:r>
       <w:r>
-        <w:t xml:space="preserve">, rödlistad som sårbar och fridlyst enligt 8§ artskyddsförordningen. En nyligen genomförd analys av 79 floraväktarlokaler indikerar att det behövs någonstans mellan 100 och 150 meters skyddszon för att en knärotspopulation inte ska dö ut på lång sikt (Sebestyén &amp; Sundberg, 2025). Detta ligger väl i linje med tidigare genomförda studier som visar att det krävs väl tilltagna buffertzoner för att knäroten inte ska ta skada av skogsbruksåtgärder i intilliggande skog (Johnson, 2014; Koelmeijer m.fl., 2022; Skogsstyrelsen, 2022). Arten är även känslig för gallring vilket framgår av Skogsstyrelsens egen vägledning för hänsyn till knärot (Skogsstyrelsen, 2022). För rika förekomster av knärot är reservatsbildning eller biotopskydd lämpliga åtgärder för att skydda den. På knärot kan den sällsynta rostsvampen </w:t>
+        <w:t xml:space="preserve">, rödlistad som sårbar och fridlyst enligt 8§ artskyddsförordningen. En nyligen genomförd analys av 79 floraväktarlokaler indikerar att det behövs någonstans mellan 100 och 150 meters skyddszon för att en knärotspopulation inte ska dö ut på lång sikt (Sebestyén &amp; Sundberg, 2025). Detta ligger väl i linje med tidigare genomförda studier som visar att det krävs väl tilltagna buffertzoner för att knäroten inte ska ta skada av skogsbruksåtgärder i intilliggande skog (Johnson, 2014; Koelmeijer m.fl., 2022; Skogsstyrelsen, 2022). Arten är även känslig för gallring vilket framgår av Skogsstyrelsens egen vägledning för hänsyn till knärot (Skogsstyrelsen, 2022). Ytterligare en studie visar på den starka korrelationen mellan minskande arealer kontinuitetsskog och lokal utdöenderisk. Knäroten uppvisade en mycket låg koloniseringsgrad (0,7 % över 10 år) i kombination med hög lokal utrotningsrisk (75,2 %), där utrotningssannolikheten ökade kraftigt när arealen kontinuitetsskog minskade mellan undersökningar, t.ex. på grund av kalhyggesbruk (Johansson et al., 2026). För rika förekomster av knärot är reservatsbildning eller biotopskydd lämpliga åtgärder för att skydda den. På knärot kan den sällsynta rostsvampen </w:t>
       </w:r>
       <w:r>
         <w:rPr>
@@ -330,7 +326,7 @@
     </w:p>
     <w:p>
       <w:r>
-        <w:t>I det avverkningsanmälda området finns 0 fyndplatser för knärot registrerade på Artportalen. Figur 2 visar gränserna för buffertzoner på 50 m, som behöver lämnas kring fyndplatserna för att knärotslokalerna inte ska försvinna vid en avverkning. Av det avverkningsanmälda området överlappar 0.21 ha med buffertzonerna och får av detta skäl inte avverkas.</w:t>
+        <w:t>I det avverkningsanmälda området finns 1 fyndplatser för knärot registrerade på Artportalen. Figur 2 visar gränserna för buffertzoner på 50 m, som behöver lämnas kring fyndplatserna för att knärotslokalerna inte ska försvinna vid en avverkning. Av det avverkningsanmälda området överlappar 0.21 ha med buffertzonerna och får av detta skäl inte avverkas.</w:t>
       </w:r>
     </w:p>
     <w:p>
@@ -340,7 +336,7 @@
       <w:r>
         <w:drawing>
           <wp:inline xmlns:a="http://schemas.openxmlformats.org/drawingml/2006/main" xmlns:pic="http://schemas.openxmlformats.org/drawingml/2006/picture">
-            <wp:extent cx="5486400" cy="7946591"/>
+            <wp:extent cx="5486400" cy="7946951"/>
             <wp:docPr id="2" name="Picture 2"/>
             <wp:cNvGraphicFramePr>
               <a:graphicFrameLocks noChangeAspect="1"/>
@@ -361,7 +357,7 @@
                   <pic:spPr>
                     <a:xfrm>
                       <a:off x="0" y="0"/>
-                      <a:ext cx="5486400" cy="7946591"/>
+                      <a:ext cx="5486400" cy="7946951"/>
                     </a:xfrm>
                     <a:prstGeom prst="rect"/>
                   </pic:spPr>
@@ -375,19 +371,156 @@
     <w:p>
       <w:pPr>
         <w:pStyle w:val="Caption"/>
+        <w:spacing w:after="240"/>
       </w:pPr>
       <w:r>
         <w:t>Figur 2. Fyndplatser och buffertzoner för knärot i det avverkningsanmälda området. Endast fyndplatser vars buffertzoner överlappar med det avverkningsanmälda området har tagits med i visualiseringen. Kartans mittpunktskoordinat är N 6703419, E 687663 i SWEREF 99 TM.</w:t>
+      </w:r>
+    </w:p>
+    <w:p>
+      <w:r>
+        <w:rPr>
+          <w:b/>
+        </w:rPr>
+        <w:t>Nattskärra (§4)</w:t>
+      </w:r>
+      <w:r>
+        <w:t xml:space="preserve"> hör i ett historiskt perspektiv hemma i utmarkernas glesa, betade skogar, på ljunghedar och brandfält, tallmoar och i anslutning till torra naturbetesmarker i gränsen mot skogen. Numera påträffas arten i första hand i glesa tallskogar på hällmarker, sandfält och kring högmossar. Uppträder ofta i anslutning till hyggen. Hemområdet för häckande nattskärror är enligt brittiska studier 50–200 hektar, men det förekommer att nattskärror flyger över 5 kilometer för att födosöka i särskilt insektsrika miljöer. Nattskärra är fridlyst enligt 4§ artskyddsförordningen, omfattas av bilaga 1 EU:s fågeldirektiv och är typisk art för </w:t>
+      </w:r>
+      <w:r>
+        <w:rPr>
+          <w:i/>
+        </w:rPr>
+        <w:t>9010 Taiga</w:t>
+      </w:r>
+      <w:r>
+        <w:t xml:space="preserve"> (Skogsstyrelsen, 2016; SLU Artdatabanken, 2025).</w:t>
+      </w:r>
+    </w:p>
+    <w:p>
+      <w:r>
+        <w:t>I BILAGA 1 finns mer detaljerad information om ekologi samt krav på livsmiljö hos fridlysta arter.</w:t>
       </w:r>
     </w:p>
     <w:p>
       <w:pPr>
-        <w:pStyle w:val="Caption"/>
+        <w:pStyle w:val="Heading2"/>
       </w:pPr>
+      <w:r>
+        <w:t>Övriga naturvårdsarter</w:t>
+      </w:r>
     </w:p>
     <w:p>
       <w:r>
-        <w:t>I BILAGA 1 finns mer detaljerad information om ekologi samt krav på livsmiljö hos fridlysta arter.</w:t>
+        <w:rPr>
+          <w:b/>
+        </w:rPr>
+        <w:t>Fjällig taggsvamp s.str. (NT)</w:t>
+      </w:r>
+      <w:r>
+        <w:t xml:space="preserve"> bildar mykorrhiza med gran i granskog och barrblandskog, främst på frisk näringsrik mark i äldre skog med lång trädkontinuitet. Den totala populationen i landet har minskat och bedöms fortsätta minska till följd av avverkning av äldre barrskogar. Minskningstakten för den svenska populationen bedöms vara nära gränsvärdet för sårbar (VU) (SLU Artdatabanken, 2026).</w:t>
+      </w:r>
+    </w:p>
+    <w:p>
+      <w:r>
+        <w:rPr>
+          <w:b/>
+        </w:rPr>
+        <w:t xml:space="preserve">Kopparspindling (VU) </w:t>
+      </w:r>
+      <w:r>
+        <w:t>bildar mykorrhiza med tall och gran i äldre ängsgranskog på kalkrik mark, mer sällan i ren kalktallskog.</w:t>
+      </w:r>
+      <w:r>
+        <w:rPr>
+          <w:b/>
+        </w:rPr>
+        <w:t xml:space="preserve"> </w:t>
+      </w:r>
+      <w:r>
+        <w:t>Minskningstakten uppgår till 30 % inom 50 år och överstiger gränsvärdet för Sårbar (VU) enligt A-kriteriet. (A2c+3c+4c).</w:t>
+      </w:r>
+      <w:r>
+        <w:rPr>
+          <w:b/>
+        </w:rPr>
+        <w:t xml:space="preserve"> </w:t>
+      </w:r>
+      <w:r>
+        <w:t>Intensivt skogsbruk, särskilt kalavverkning och markberedning missgynnar arten och lokaler som även hyser ett stort antal andra hotade arter bör helt undantas från skogsbruk.</w:t>
+      </w:r>
+      <w:r>
+        <w:rPr>
+          <w:b/>
+        </w:rPr>
+        <w:t xml:space="preserve"> </w:t>
+      </w:r>
+      <w:r>
+        <w:t>Kopparspindling är globalt rödlistad som nära hotad (NT) vilket innebär att Sverige har ett internationellt ansvar för arten (SLU Artdatabanken, 2024; IUCN, 2015).</w:t>
+      </w:r>
+    </w:p>
+    <w:p>
+      <w:r>
+        <w:rPr>
+          <w:b/>
+        </w:rPr>
+        <w:t xml:space="preserve">Orange taggsvamp (NT) </w:t>
+      </w:r>
+      <w:r>
+        <w:t xml:space="preserve">bildar mykorrhiza med både gran och tall och den förekommer främst i äldre barrskogar med kontinuitetsskogskaraktär. Mest frekvent är den i äldre mossrik granskog, men då bara i skogar inom granens naturliga utbredningsområde och i bestånd med långvarig grankontinuitet. Den totala populationen i landet bedöms ha minskat kraftigt och fortsatt kommer att minska då arten är knuten till en produktiv skogsmiljö som successivt avverkas. Arten hotas främst av skogsavverkning och tycks försvinna efter slutavverkning, markberedning och plantering och det är inte känt att arten har återkommit i anlagd skog på tidigare kalmark. Orange taggsvamp är typisk art för </w:t>
+      </w:r>
+      <w:r>
+        <w:rPr>
+          <w:i/>
+        </w:rPr>
+        <w:t>9010 Taiga</w:t>
+      </w:r>
+      <w:r>
+        <w:t xml:space="preserve"> (SLU Artdatabanken, 2024).</w:t>
+      </w:r>
+    </w:p>
+    <w:p>
+      <w:r>
+        <w:rPr>
+          <w:b/>
+        </w:rPr>
+        <w:t xml:space="preserve">Rödgul trumpetsvamp </w:t>
+      </w:r>
+      <w:r>
+        <w:t>signalerar kalkrika barrsumpskogar eller avgränsade små mineralrika ytor i barrskogslandskapet, vilka normalt har höga naturvärden. I urbergsbygder är den en bra signalart på känsliga skogsbiotoper (Nitare &amp; Skogsstyrelsen, 2019).</w:t>
+      </w:r>
+    </w:p>
+    <w:p>
+      <w:r>
+        <w:rPr>
+          <w:b/>
+        </w:rPr>
+        <w:t xml:space="preserve">Svartvit taggsvamp (NT) </w:t>
+      </w:r>
+      <w:r>
+        <w:t>bildar mykorrhiza med tall, troligen även med gran. Den växer huvudsakligen i äldre, naturligt uppkommen skog på torr eller frisk mark och förekommer såväl på tallhedar som i mossig barrblandskog. Flera olika former har påträffats vid DNA-undersökningar av europeiskt material och det är oklart hur många former som finns i värd land. Kalavverkning av äldre skog är ett reellt hot, liksom maskinell markberedning och minskad andel självföryngring. Lokaler som fortfarande håller svampen behöver säkerställas (SLU Artdatabanken, 2024; Nitare &amp; Skogsstyrelsen, 2019).</w:t>
+      </w:r>
+    </w:p>
+    <w:p>
+      <w:r>
+        <w:rPr>
+          <w:b/>
+        </w:rPr>
+        <w:t xml:space="preserve">Tjockfotad fingersvamp (NT) </w:t>
+      </w:r>
+      <w:r>
+        <w:t>bildar mykorrhiza med gran, eventuellt även med tall, i örtrika kalkbarrskogar, samt med bok och ek i ädellövskog på kalkrik mark. Den totala populationen i landet bedöms ha minskat under de senaste 50 åren och förväntas fortsätta minska, främst på grund av slutavverkning av äldre barrskog. Minskningstakten för den svenska populationen bedöms vara nära gränsvärdet för sårbar (VU). Slutavverkning, gödsling eller exploatering måste undvikas (SLU Artdatabanken, 2026).</w:t>
+      </w:r>
+    </w:p>
+    <w:p>
+      <w:r>
+        <w:rPr>
+          <w:b/>
+        </w:rPr>
+        <w:t>Violgubbe (EN)</w:t>
+      </w:r>
+      <w:r>
+        <w:t xml:space="preserve"> är en starkt hotad art som bildar mykorrhiza med gran och bok och ev. andra trädslag i äldre ängsgran- och ängsbokskog med lång kontinuitet, främst på kalkrik mark. Arten är placerad högst upp i Skogsstyrelsens värdepyramid för bedömning av skog med höga naturvärden och indikerar alltid skogsområden med höga naturvärden. Det största hotet mot arten är skogsavverkning och den omfattas av ett åtgärdsprogram för hotade arter (ÅGP). Violgubben överlever inte en slutavverkning och verkar dessutom ha svårt att etablera sig i yngre skogsbestånd (SLU Artdatabanken, 2026; Nitare &amp; Skogsstyrelsen, 2019; Aronsson, 2006).</w:t>
       </w:r>
     </w:p>
     <w:p>
@@ -442,6 +575,22 @@
       <w:r>
         <w:t>I den avverkningsanmälda skogen har fridlysta arter sina livsmiljöer och växtplatser. Att skada de fridlysta arternas livsmiljöer, växtplatser eller ekologiska funktion är inte tillåtet enligt artskyddsförordningen.</w:t>
       </w:r>
+      <w:r>
+        <w:rPr>
+          <w:i/>
+        </w:rPr>
+        <w:t xml:space="preserve"> EU:s medlemsländer och skogsbolag är skyldiga att agera i enlighet med EU:s fågeldirektiv där det uttryckligen står att direktivet gäller för fåglar samt för deras ägg, bon och </w:t>
+      </w:r>
+      <w:r>
+        <w:rPr>
+          <w:b/>
+          <w:i/>
+        </w:rPr>
+        <w:t xml:space="preserve">livsmiljöer </w:t>
+      </w:r>
+      <w:r>
+        <w:t>(artikel 1). Vidare att de åtgärder som vidtas inte får leda till en försämring av den nuvarande situationen beträffande bevarandet av de fågelarter som avses i artikel 1 (artikel 13).</w:t>
+      </w:r>
     </w:p>
     <w:p>
       <w:r>
@@ -459,10 +608,18 @@
         <w:rPr>
           <w:b/>
         </w:rPr>
-        <w:t xml:space="preserve">6.4.3 </w:t>
-      </w:r>
-      <w:r>
-        <w:t>Bevarandeåtgärder genomförs för de kända förekomster av rödlistade arter som påverkas av skogsbruk.</w:t>
+        <w:t xml:space="preserve">6.4.1 </w:t>
+      </w:r>
+      <w:r>
+        <w:t>Följande biotoper undantas från alla skogsbruksåtgärder, förutom åtgärder påkallade för att bevara eller främja biotopens naturliga eller hävdbetingade biologiska mångfald:</w:t>
+      </w:r>
+    </w:p>
+    <w:p>
+      <w:pPr>
+        <w:ind w:left="357"/>
+      </w:pPr>
+      <w:r>
+        <w:t>b) nyckelbiotoper enligt Skogsstyrelsens definition och metod (1995)</w:t>
       </w:r>
     </w:p>
     <w:p>
@@ -480,7 +637,36 @@
         <w:rPr>
           <w:i/>
         </w:rPr>
-        <w:t>I det avverkningsanmälda skogsområdet har 5 naturvårdsarter varav 2 rödlistade arter sina livsmiljöer och växtplatser.</w:t>
+        <w:t>I det avverkningsanmälda skogsområdet har 21 rödlistade arter och signalarter påträffats. Detta ska jämföras med Skogsstyrelsens uppföljning 2017 av nyckelbiotoper som visade att man i genomsnitt hittar 20,6 olika rödlistade arter och signalarter i en nyckelbiotop (Wijk, S. 2017. Biologisk mångfald i nyckelbiotoper – Resultat från inventeringen “Uppföljning biologisk mångfald” 2009–2015. Rapport 4/2017 Skogsstyrelsen, Jönköping).</w:t>
+      </w:r>
+    </w:p>
+    <w:p>
+      <w:r>
+        <w:rPr>
+          <w:b/>
+        </w:rPr>
+        <w:t xml:space="preserve">6.4.3 </w:t>
+      </w:r>
+      <w:r>
+        <w:t>Bevarandeåtgärder genomförs för de kända förekomster av rödlistade arter som påverkas av skogsbruk.</w:t>
+      </w:r>
+    </w:p>
+    <w:p>
+      <w:pPr>
+        <w:pStyle w:val="ListBullet"/>
+      </w:pPr>
+      <w:r>
+        <w:rPr>
+          <w:b/>
+          <w:i/>
+        </w:rPr>
+        <w:t xml:space="preserve">Kommentar: </w:t>
+      </w:r>
+      <w:r>
+        <w:rPr>
+          <w:i/>
+        </w:rPr>
+        <w:t>I det avverkningsanmälda skogsområdet har 24 naturvårdsarter varav 17 rödlistade arter sina livsmiljöer och växtplatser.</w:t>
       </w:r>
     </w:p>
     <w:p>
@@ -713,7 +899,7 @@
     </w:p>
     <w:p>
       <w:r>
-        <w:t>En analys av 79 floraväktarlokaler åren 1990–2015 vilka återbesökts under 2020–2024 visade på en tydlig negativ påverkan på knärotsförekomster från större hyggen i närområdet (inom 150–200 m) vilket indikerar att kanteffekter har en stor påverkan på populationerna. Resultaten bekräftar knärotens känslighet för kanteffekter och visar vikten av att skydda större skogsbestånd för att bevara arten. Om det blir höga andelar (&gt;30%) hyggen inom 200 meter från en knärotsförekomst så ökar risken för att en knärotspopulation dör ut och det verkar det behövas någonstans mellan 100 och 150 meters skyddszon för att bevara arten på lång sikt (Sebestyén &amp; Sundberg, 2025).</w:t>
+        <w:t>En analys av 79 floraväktarlokaler åren 1990–2015 vilka återbesökts under 2020–2024 visade på en tydlig negativ påverkan på knärotsförekomster från större hyggen i närområdet (inom 150–200 m) vilket indikerar att kanteffekter har en stor påverkan på populationerna. Resultaten bekräftar knärotens känslighet för kanteffekter och visar vikten av att skydda större skogsbestånd för att bevara arten. Om det blir höga andelar (&gt;30%) hyggen inom 200 meter från en knärotsförekomst så ökar risken för att en knärotspopulation dör ut och det verkar det behövas någonstans mellan 100 och 150 meters skyddszon för att bevara arten på lång sikt (Sebestyén &amp; Sundberg, 2025). Detta stöds även av en studie (Johansson et al, 2026) baserad på data från Riksskogstaxeringen som visar att knäroten minskat med 66 % under perioden 1993–2022 samt att det finns en stark korrelation mellan minskande arealer kontinuitetsskog och lokal utdöenderisk. Knäroten uppvisade en mycket låg koloniseringsgrad (0,7 % över 10 år) i kombination med hög lokal utrotningsrisk (75,2 %), där utrotningssannolikheten ökade kraftigt när arealen kontinuitetsskog minskade mellan undersökningar, t.ex. på grund av kalhyggesbruk (Johansson et al., 2026).</w:t>
       </w:r>
     </w:p>
     <w:p>
@@ -758,7 +944,7 @@
     </w:p>
     <w:p>
       <w:r>
-        <w:t>En nyligen publicerad vetenskaplig uppsats av Koelmeijer m.fl. (2022) inkluderar orkidén knärots skyddsbehov. I uppsatsen berörs problemet med uttorkning för växter, bl.a. för knärot, ett problem som blivit accentuerat på grund av den pågående klimatförändringen och torra somrar, t.ex. den exceptionellt torra sommaren 2018. I uppsatsen undersöks områden med tre olika avstånd från kalhyggeskant med avseende på skydd bl.a. för knärot. Det första området har avstånd upp till 20 m från hyggeskant (Strong edge effect), det andra 20–40 m från hyggeskant (Weak edge effect) och det tredje avser större avstånd från hyggeskant, där kanteffekten anses vara försumbar (Interior). Ett resultat var att man fann stor eller mycket stor uttorkningseffekt på känsliga och rödlistade skogsarter vid de kortare avstånden till hyggeskant, medan effekt av uttorkning inte konstaterades på större avstånd (Interior). För orkidén knärot fann man en rik förekomst (upp till 0,06 dm2/m2) på stort avstånd från hyggeskant (Interior), medan förekomsten var liten eller närmast försumbar i de områden som klassificerades som Weak edge effect respektive Strong edge effect. Arbetet påpekar att de allt oftare förekommande torra somrarna ger ytterligare skäl att utöka skyddsavståndet från hyggen till den fuktkrävande arten knärot (Koelmeijer m.fl., 2022).</w:t>
+        <w:t>Ytterligare en studie (Koelmeijer m.fl., 2022) inkluderar knärotens skyddsbehov. I uppsatsen berörs problemet med uttorkning för växter, bl.a. för knärot, ett problem som blivit accentuerat på grund av den pågående klimatförändringen och torra somrar, t.ex. den exceptionellt torra sommaren 2018. I uppsatsen undersöks områden med tre olika avstånd från kalhyggeskant med avseende på skydd bl.a. för knärot. Det första området har avstånd upp till 20 m från hyggeskant (Strong edge effect), det andra 20–40 m från hyggeskant (Weak edge effect) och det tredje avser större avstånd från hyggeskant, där kanteffekten anses vara försumbar (Interior). Ett resultat var att man fann stor eller mycket stor uttorkningseffekt på känsliga och rödlistade skogsarter vid de kortare avstånden till hyggeskant, medan effekt av uttorkning inte konstaterades på större avstånd (Interior). För orkidén knärot fann man en rik förekomst (upp till 0,06 dm2/m2) på stort avstånd från hyggeskant (Interior), medan förekomsten var liten eller närmast försumbar i de områden som klassificerades som Weak edge effect respektive Strong edge effect. Arbetet påpekar att de allt oftare förekommande torra somrarna ger ytterligare skäl att utöka skyddsavståndet från hyggen till den fuktkrävande arten knärot (Koelmeijer m.fl., 2022).</w:t>
       </w:r>
     </w:p>
     <w:p>
@@ -790,7 +976,7 @@
         <w:t xml:space="preserve">Short-term response of the herbaceous layer within leave patches after harvest. </w:t>
       </w:r>
       <w:r>
-        <w:t>Forest Ecology and Management 257, 1014–1025</w:t>
+        <w:t>Forest Ecology and Management 257, 1014–1025.</w:t>
       </w:r>
     </w:p>
     <w:p>
@@ -804,7 +990,30 @@
         <w:t xml:space="preserve">Level and pattern of overstory retention interact to shape long-term responses of understories to timber harvest. </w:t>
       </w:r>
       <w:r>
-        <w:t>Ecological Applications, 22, 2049–2064</w:t>
+        <w:t>Ecological Applications, 22, 2049–2064.</w:t>
+      </w:r>
+    </w:p>
+    <w:p>
+      <w:r>
+        <w:t>Johansson, V., Jansson, M. och Bergman, K-O</w:t>
+      </w:r>
+      <w:r>
+        <w:rPr>
+          <w:i/>
+        </w:rPr>
+        <w:t>.</w:t>
+      </w:r>
+      <w:r>
+        <w:t>, 2026.</w:t>
+      </w:r>
+      <w:r>
+        <w:rPr>
+          <w:i/>
+        </w:rPr>
+        <w:t xml:space="preserve"> A 30-year population decline of a threatened forest orchid associated with old growth forests</w:t>
+      </w:r>
+      <w:r>
+        <w:t>. Department of Physics, Chemistry and Biology (IFM), Linköping University.</w:t>
       </w:r>
     </w:p>
     <w:p>
@@ -818,7 +1027,7 @@
         <w:t>Retention Forestry as a Conservation Measure for Boreal Forest Ground Vegetation</w:t>
       </w:r>
       <w:r>
-        <w:t>. Doktorsavhandling, SLU, Uppsala</w:t>
+        <w:t>. Doktorsavhandling, SLU, Uppsala.</w:t>
       </w:r>
     </w:p>
     <w:p>
@@ -832,7 +1041,7 @@
         <w:t xml:space="preserve">Interactive effects of drought and edge exposure on old-growth forest understory species. </w:t>
       </w:r>
       <w:r>
-        <w:t>Landscape Ecology, 37, sid 1839–1853</w:t>
+        <w:t>Landscape Ecology, 37, sid 1839–1853.</w:t>
       </w:r>
     </w:p>
     <w:p>
@@ -860,7 +1069,7 @@
         <w:t>Påverkan på knärotslokaler från hyggen i närheten.</w:t>
       </w:r>
       <w:r>
-        <w:t xml:space="preserve"> DAPHNE 36:1 2025. Botaniska Sällskapet i Stockholm</w:t>
+        <w:t xml:space="preserve"> DAPHNE 36:1 2025. Botaniska Sällskapet i Stockholm.</w:t>
       </w:r>
     </w:p>
     <w:p>
@@ -874,7 +1083,7 @@
         <w:t xml:space="preserve">Vägledning för hänsyn till knärot. </w:t>
       </w:r>
       <w:r>
-        <w:t>https://www.skogsstyrelsen.se/lag-och-tillsyn/artskydd/vagledningar-och-kunskapsstod-artskydd/vagledning-for-hansyn-till-knarot/</w:t>
+        <w:t>https://www.skogsstyrelsen.se/lag-och-tillsyn/artskydd/vagledningar-och-kunskapsstod-artskydd/vagledning-for-hansyn-till-knarot/.</w:t>
       </w:r>
     </w:p>
     <w:p>
@@ -888,7 +1097,7 @@
         <w:t xml:space="preserve">Artfaktablad. Naturvård – artfakta. </w:t>
       </w:r>
       <w:r>
-        <w:t>SLU Artdatabanken, Uppsala</w:t>
+        <w:t>SLU Artdatabanken, Uppsala.</w:t>
       </w:r>
     </w:p>
     <w:sectPr>
@@ -909,7 +1118,7 @@
 </file>
 
 <file path=word/endnotes.xml><?xml version="1.0" encoding="utf-8"?>
-<w:endnotes xmlns:wpc="http://schemas.microsoft.com/office/word/2010/wordprocessingCanvas" xmlns:cx="http://schemas.microsoft.com/office/drawing/2014/chartex" xmlns:cx1="http://schemas.microsoft.com/office/drawing/2015/9/8/chartex" xmlns:cx2="http://schemas.microsoft.com/office/drawing/2015/10/21/chartex" xmlns:cx3="http://schemas.microsoft.com/office/drawing/2016/5/9/chartex" xmlns:cx4="http://schemas.microsoft.com/office/drawing/2016/5/10/chartex" xmlns:cx5="http://schemas.microsoft.com/office/drawing/2016/5/11/chartex" xmlns:cx6="http://schemas.microsoft.com/office/drawing/2016/5/12/chartex" xmlns:cx7="http://schemas.microsoft.com/office/drawing/2016/5/13/chartex" xmlns:cx8="http://schemas.microsoft.com/office/drawing/2016/5/14/chartex" xmlns:mc="http://schemas.openxmlformats.org/markup-compatibility/2006" xmlns:aink="http://schemas.microsoft.com/office/drawing/2016/ink" xmlns:am3d="http://schemas.microsoft.com/office/drawing/2017/model3d" xmlns:o="urn:schemas-microsoft-com:office:office" xmlns:oel="http://schemas.microsoft.com/office/2019/extlst" xmlns:r="http://schemas.openxmlformats.org/officeDocument/2006/relationships" xmlns:m="http://schemas.openxmlformats.org/officeDocument/2006/math" xmlns:v="urn:schemas-microsoft-com:vml" xmlns:wp14="http://schemas.microsoft.com/office/word/2010/wordprocessingDrawing" xmlns:wp="http://schemas.openxmlformats.org/drawingml/2006/wordprocessingDrawing" xmlns:w10="urn:schemas-microsoft-com:office:word" xmlns:w="http://schemas.openxmlformats.org/wordprocessingml/2006/main" xmlns:w14="http://schemas.microsoft.com/office/word/2010/wordml" xmlns:w15="http://schemas.microsoft.com/office/word/2012/wordml" xmlns:w16cex="http://schemas.microsoft.com/office/word/2018/wordml/cex" xmlns:w16cid="http://schemas.microsoft.com/office/word/2016/wordml/cid" xmlns:w16="http://schemas.microsoft.com/office/word/2018/wordml" xmlns:w16sdtdh="http://schemas.microsoft.com/office/word/2020/wordml/sdtdatahash" xmlns:w16se="http://schemas.microsoft.com/office/word/2015/wordml/symex" xmlns:wpg="http://schemas.microsoft.com/office/word/2010/wordprocessingGroup" xmlns:wpi="http://schemas.microsoft.com/office/word/2010/wordprocessingInk" xmlns:wne="http://schemas.microsoft.com/office/word/2006/wordml" xmlns:wps="http://schemas.microsoft.com/office/word/2010/wordprocessingShape" mc:Ignorable="w14 w15 w16se w16cid w16 w16cex w16sdtdh wp14">
+<w:endnotes xmlns:wpc="http://schemas.microsoft.com/office/word/2010/wordprocessingCanvas" xmlns:cx="http://schemas.microsoft.com/office/drawing/2014/chartex" xmlns:cx1="http://schemas.microsoft.com/office/drawing/2015/9/8/chartex" xmlns:cx2="http://schemas.microsoft.com/office/drawing/2015/10/21/chartex" xmlns:cx3="http://schemas.microsoft.com/office/drawing/2016/5/9/chartex" xmlns:cx4="http://schemas.microsoft.com/office/drawing/2016/5/10/chartex" xmlns:cx5="http://schemas.microsoft.com/office/drawing/2016/5/11/chartex" xmlns:cx6="http://schemas.microsoft.com/office/drawing/2016/5/12/chartex" xmlns:cx7="http://schemas.microsoft.com/office/drawing/2016/5/13/chartex" xmlns:cx8="http://schemas.microsoft.com/office/drawing/2016/5/14/chartex" xmlns:mc="http://schemas.openxmlformats.org/markup-compatibility/2006" xmlns:aink="http://schemas.microsoft.com/office/drawing/2016/ink" xmlns:am3d="http://schemas.microsoft.com/office/drawing/2017/model3d" xmlns:o="urn:schemas-microsoft-com:office:office" xmlns:oel="http://schemas.microsoft.com/office/2019/extlst" xmlns:r="http://schemas.openxmlformats.org/officeDocument/2006/relationships" xmlns:m="http://schemas.openxmlformats.org/officeDocument/2006/math" xmlns:v="urn:schemas-microsoft-com:vml" xmlns:wp14="http://schemas.microsoft.com/office/word/2010/wordprocessingDrawing" xmlns:wp="http://schemas.openxmlformats.org/drawingml/2006/wordprocessingDrawing" xmlns:w10="urn:schemas-microsoft-com:office:word" xmlns:w="http://schemas.openxmlformats.org/wordprocessingml/2006/main" xmlns:w14="http://schemas.microsoft.com/office/word/2010/wordml" xmlns:w15="http://schemas.microsoft.com/office/word/2012/wordml" xmlns:w16cex="http://schemas.microsoft.com/office/word/2018/wordml/cex" xmlns:w16cid="http://schemas.microsoft.com/office/word/2016/wordml/cid" xmlns:w16="http://schemas.microsoft.com/office/word/2018/wordml" xmlns:w16du="http://schemas.microsoft.com/office/word/2023/wordml/word16du" xmlns:w16sdtdh="http://schemas.microsoft.com/office/word/2020/wordml/sdtdatahash" xmlns:w16sdtfl="http://schemas.microsoft.com/office/word/2024/wordml/sdtformatlock" xmlns:w16se="http://schemas.microsoft.com/office/word/2015/wordml/symex" xmlns:wpg="http://schemas.microsoft.com/office/word/2010/wordprocessingGroup" xmlns:wpi="http://schemas.microsoft.com/office/word/2010/wordprocessingInk" xmlns:wne="http://schemas.microsoft.com/office/word/2006/wordml" xmlns:wps="http://schemas.microsoft.com/office/word/2010/wordprocessingShape" mc:Ignorable="w14 w15 w16se w16cid w16 w16cex w16sdtdh w16sdtfl w16du wp14">
   <w:endnote w:type="separator" w:id="-1">
     <w:p>
       <w:pPr>
@@ -934,7 +1143,7 @@
 </file>
 
 <file path=word/footer1.xml><?xml version="1.0" encoding="utf-8"?>
-<w:ftr xmlns:wpc="http://schemas.microsoft.com/office/word/2010/wordprocessingCanvas" xmlns:cx="http://schemas.microsoft.com/office/drawing/2014/chartex" xmlns:cx1="http://schemas.microsoft.com/office/drawing/2015/9/8/chartex" xmlns:cx2="http://schemas.microsoft.com/office/drawing/2015/10/21/chartex" xmlns:cx3="http://schemas.microsoft.com/office/drawing/2016/5/9/chartex" xmlns:cx4="http://schemas.microsoft.com/office/drawing/2016/5/10/chartex" xmlns:cx5="http://schemas.microsoft.com/office/drawing/2016/5/11/chartex" xmlns:cx6="http://schemas.microsoft.com/office/drawing/2016/5/12/chartex" xmlns:cx7="http://schemas.microsoft.com/office/drawing/2016/5/13/chartex" xmlns:cx8="http://schemas.microsoft.com/office/drawing/2016/5/14/chartex" xmlns:mc="http://schemas.openxmlformats.org/markup-compatibility/2006" xmlns:aink="http://schemas.microsoft.com/office/drawing/2016/ink" xmlns:am3d="http://schemas.microsoft.com/office/drawing/2017/model3d" xmlns:o="urn:schemas-microsoft-com:office:office" xmlns:oel="http://schemas.microsoft.com/office/2019/extlst" xmlns:r="http://schemas.openxmlformats.org/officeDocument/2006/relationships" xmlns:m="http://schemas.openxmlformats.org/officeDocument/2006/math" xmlns:v="urn:schemas-microsoft-com:vml" xmlns:wp14="http://schemas.microsoft.com/office/word/2010/wordprocessingDrawing" xmlns:wp="http://schemas.openxmlformats.org/drawingml/2006/wordprocessingDrawing" xmlns:w10="urn:schemas-microsoft-com:office:word" xmlns:w="http://schemas.openxmlformats.org/wordprocessingml/2006/main" xmlns:w14="http://schemas.microsoft.com/office/word/2010/wordml" xmlns:w15="http://schemas.microsoft.com/office/word/2012/wordml" xmlns:w16cex="http://schemas.microsoft.com/office/word/2018/wordml/cex" xmlns:w16cid="http://schemas.microsoft.com/office/word/2016/wordml/cid" xmlns:w16="http://schemas.microsoft.com/office/word/2018/wordml" xmlns:w16sdtdh="http://schemas.microsoft.com/office/word/2020/wordml/sdtdatahash" xmlns:w16se="http://schemas.microsoft.com/office/word/2015/wordml/symex" xmlns:wpg="http://schemas.microsoft.com/office/word/2010/wordprocessingGroup" xmlns:wpi="http://schemas.microsoft.com/office/word/2010/wordprocessingInk" xmlns:wne="http://schemas.microsoft.com/office/word/2006/wordml" xmlns:wps="http://schemas.microsoft.com/office/word/2010/wordprocessingShape" mc:Ignorable="w14 w15 w16se w16cid w16 w16cex w16sdtdh wp14">
+<w:ftr xmlns:wpc="http://schemas.microsoft.com/office/word/2010/wordprocessingCanvas" xmlns:cx="http://schemas.microsoft.com/office/drawing/2014/chartex" xmlns:cx1="http://schemas.microsoft.com/office/drawing/2015/9/8/chartex" xmlns:cx2="http://schemas.microsoft.com/office/drawing/2015/10/21/chartex" xmlns:cx3="http://schemas.microsoft.com/office/drawing/2016/5/9/chartex" xmlns:cx4="http://schemas.microsoft.com/office/drawing/2016/5/10/chartex" xmlns:cx5="http://schemas.microsoft.com/office/drawing/2016/5/11/chartex" xmlns:cx6="http://schemas.microsoft.com/office/drawing/2016/5/12/chartex" xmlns:cx7="http://schemas.microsoft.com/office/drawing/2016/5/13/chartex" xmlns:cx8="http://schemas.microsoft.com/office/drawing/2016/5/14/chartex" xmlns:mc="http://schemas.openxmlformats.org/markup-compatibility/2006" xmlns:aink="http://schemas.microsoft.com/office/drawing/2016/ink" xmlns:am3d="http://schemas.microsoft.com/office/drawing/2017/model3d" xmlns:o="urn:schemas-microsoft-com:office:office" xmlns:oel="http://schemas.microsoft.com/office/2019/extlst" xmlns:r="http://schemas.openxmlformats.org/officeDocument/2006/relationships" xmlns:m="http://schemas.openxmlformats.org/officeDocument/2006/math" xmlns:v="urn:schemas-microsoft-com:vml" xmlns:wp14="http://schemas.microsoft.com/office/word/2010/wordprocessingDrawing" xmlns:wp="http://schemas.openxmlformats.org/drawingml/2006/wordprocessingDrawing" xmlns:w10="urn:schemas-microsoft-com:office:word" xmlns:w="http://schemas.openxmlformats.org/wordprocessingml/2006/main" xmlns:w14="http://schemas.microsoft.com/office/word/2010/wordml" xmlns:w15="http://schemas.microsoft.com/office/word/2012/wordml" xmlns:w16cex="http://schemas.microsoft.com/office/word/2018/wordml/cex" xmlns:w16cid="http://schemas.microsoft.com/office/word/2016/wordml/cid" xmlns:w16="http://schemas.microsoft.com/office/word/2018/wordml" xmlns:w16du="http://schemas.microsoft.com/office/word/2023/wordml/word16du" xmlns:w16sdtdh="http://schemas.microsoft.com/office/word/2020/wordml/sdtdatahash" xmlns:w16sdtfl="http://schemas.microsoft.com/office/word/2024/wordml/sdtformatlock" xmlns:w16se="http://schemas.microsoft.com/office/word/2015/wordml/symex" xmlns:wpg="http://schemas.microsoft.com/office/word/2010/wordprocessingGroup" xmlns:wpi="http://schemas.microsoft.com/office/word/2010/wordprocessingInk" xmlns:wne="http://schemas.microsoft.com/office/word/2006/wordml" xmlns:wps="http://schemas.microsoft.com/office/word/2010/wordprocessingShape" mc:Ignorable="w14 w15 w16se w16cid w16 w16cex w16sdtdh w16sdtfl w16du wp14">
   <w:p>
     <w:pPr>
       <w:pStyle w:val="Footer"/>
@@ -944,7 +1153,7 @@
 </file>
 
 <file path=word/footer2.xml><?xml version="1.0" encoding="utf-8"?>
-<w:ftr xmlns:wpc="http://schemas.microsoft.com/office/word/2010/wordprocessingCanvas" xmlns:cx="http://schemas.microsoft.com/office/drawing/2014/chartex" xmlns:cx1="http://schemas.microsoft.com/office/drawing/2015/9/8/chartex" xmlns:cx2="http://schemas.microsoft.com/office/drawing/2015/10/21/chartex" xmlns:cx3="http://schemas.microsoft.com/office/drawing/2016/5/9/chartex" xmlns:cx4="http://schemas.microsoft.com/office/drawing/2016/5/10/chartex" xmlns:cx5="http://schemas.microsoft.com/office/drawing/2016/5/11/chartex" xmlns:cx6="http://schemas.microsoft.com/office/drawing/2016/5/12/chartex" xmlns:cx7="http://schemas.microsoft.com/office/drawing/2016/5/13/chartex" xmlns:cx8="http://schemas.microsoft.com/office/drawing/2016/5/14/chartex" xmlns:mc="http://schemas.openxmlformats.org/markup-compatibility/2006" xmlns:aink="http://schemas.microsoft.com/office/drawing/2016/ink" xmlns:am3d="http://schemas.microsoft.com/office/drawing/2017/model3d" xmlns:o="urn:schemas-microsoft-com:office:office" xmlns:oel="http://schemas.microsoft.com/office/2019/extlst" xmlns:r="http://schemas.openxmlformats.org/officeDocument/2006/relationships" xmlns:m="http://schemas.openxmlformats.org/officeDocument/2006/math" xmlns:v="urn:schemas-microsoft-com:vml" xmlns:wp14="http://schemas.microsoft.com/office/word/2010/wordprocessingDrawing" xmlns:wp="http://schemas.openxmlformats.org/drawingml/2006/wordprocessingDrawing" xmlns:w10="urn:schemas-microsoft-com:office:word" xmlns:w="http://schemas.openxmlformats.org/wordprocessingml/2006/main" xmlns:w14="http://schemas.microsoft.com/office/word/2010/wordml" xmlns:w15="http://schemas.microsoft.com/office/word/2012/wordml" xmlns:w16cex="http://schemas.microsoft.com/office/word/2018/wordml/cex" xmlns:w16cid="http://schemas.microsoft.com/office/word/2016/wordml/cid" xmlns:w16="http://schemas.microsoft.com/office/word/2018/wordml" xmlns:w16sdtdh="http://schemas.microsoft.com/office/word/2020/wordml/sdtdatahash" xmlns:w16se="http://schemas.microsoft.com/office/word/2015/wordml/symex" xmlns:wpg="http://schemas.microsoft.com/office/word/2010/wordprocessingGroup" xmlns:wpi="http://schemas.microsoft.com/office/word/2010/wordprocessingInk" xmlns:wne="http://schemas.microsoft.com/office/word/2006/wordml" xmlns:wps="http://schemas.microsoft.com/office/word/2010/wordprocessingShape" mc:Ignorable="w14 w15 w16se w16cid w16 w16cex w16sdtdh wp14">
+<w:ftr xmlns:wpc="http://schemas.microsoft.com/office/word/2010/wordprocessingCanvas" xmlns:cx="http://schemas.microsoft.com/office/drawing/2014/chartex" xmlns:cx1="http://schemas.microsoft.com/office/drawing/2015/9/8/chartex" xmlns:cx2="http://schemas.microsoft.com/office/drawing/2015/10/21/chartex" xmlns:cx3="http://schemas.microsoft.com/office/drawing/2016/5/9/chartex" xmlns:cx4="http://schemas.microsoft.com/office/drawing/2016/5/10/chartex" xmlns:cx5="http://schemas.microsoft.com/office/drawing/2016/5/11/chartex" xmlns:cx6="http://schemas.microsoft.com/office/drawing/2016/5/12/chartex" xmlns:cx7="http://schemas.microsoft.com/office/drawing/2016/5/13/chartex" xmlns:cx8="http://schemas.microsoft.com/office/drawing/2016/5/14/chartex" xmlns:mc="http://schemas.openxmlformats.org/markup-compatibility/2006" xmlns:aink="http://schemas.microsoft.com/office/drawing/2016/ink" xmlns:am3d="http://schemas.microsoft.com/office/drawing/2017/model3d" xmlns:o="urn:schemas-microsoft-com:office:office" xmlns:oel="http://schemas.microsoft.com/office/2019/extlst" xmlns:r="http://schemas.openxmlformats.org/officeDocument/2006/relationships" xmlns:m="http://schemas.openxmlformats.org/officeDocument/2006/math" xmlns:v="urn:schemas-microsoft-com:vml" xmlns:wp14="http://schemas.microsoft.com/office/word/2010/wordprocessingDrawing" xmlns:wp="http://schemas.openxmlformats.org/drawingml/2006/wordprocessingDrawing" xmlns:w10="urn:schemas-microsoft-com:office:word" xmlns:w="http://schemas.openxmlformats.org/wordprocessingml/2006/main" xmlns:w14="http://schemas.microsoft.com/office/word/2010/wordml" xmlns:w15="http://schemas.microsoft.com/office/word/2012/wordml" xmlns:w16cex="http://schemas.microsoft.com/office/word/2018/wordml/cex" xmlns:w16cid="http://schemas.microsoft.com/office/word/2016/wordml/cid" xmlns:w16="http://schemas.microsoft.com/office/word/2018/wordml" xmlns:w16du="http://schemas.microsoft.com/office/word/2023/wordml/word16du" xmlns:w16sdtdh="http://schemas.microsoft.com/office/word/2020/wordml/sdtdatahash" xmlns:w16sdtfl="http://schemas.microsoft.com/office/word/2024/wordml/sdtformatlock" xmlns:w16se="http://schemas.microsoft.com/office/word/2015/wordml/symex" xmlns:wpg="http://schemas.microsoft.com/office/word/2010/wordprocessingGroup" xmlns:wpi="http://schemas.microsoft.com/office/word/2010/wordprocessingInk" xmlns:wne="http://schemas.microsoft.com/office/word/2006/wordml" xmlns:wps="http://schemas.microsoft.com/office/word/2010/wordprocessingShape" mc:Ignorable="w14 w15 w16se w16cid w16 w16cex w16sdtdh w16sdtfl w16du wp14">
   <w:p>
     <w:pPr>
       <w:pStyle w:val="Footer"/>
@@ -954,7 +1163,7 @@
 </file>
 
 <file path=word/footer3.xml><?xml version="1.0" encoding="utf-8"?>
-<w:ftr xmlns:wpc="http://schemas.microsoft.com/office/word/2010/wordprocessingCanvas" xmlns:cx="http://schemas.microsoft.com/office/drawing/2014/chartex" xmlns:cx1="http://schemas.microsoft.com/office/drawing/2015/9/8/chartex" xmlns:cx2="http://schemas.microsoft.com/office/drawing/2015/10/21/chartex" xmlns:cx3="http://schemas.microsoft.com/office/drawing/2016/5/9/chartex" xmlns:cx4="http://schemas.microsoft.com/office/drawing/2016/5/10/chartex" xmlns:cx5="http://schemas.microsoft.com/office/drawing/2016/5/11/chartex" xmlns:cx6="http://schemas.microsoft.com/office/drawing/2016/5/12/chartex" xmlns:cx7="http://schemas.microsoft.com/office/drawing/2016/5/13/chartex" xmlns:cx8="http://schemas.microsoft.com/office/drawing/2016/5/14/chartex" xmlns:mc="http://schemas.openxmlformats.org/markup-compatibility/2006" xmlns:aink="http://schemas.microsoft.com/office/drawing/2016/ink" xmlns:am3d="http://schemas.microsoft.com/office/drawing/2017/model3d" xmlns:o="urn:schemas-microsoft-com:office:office" xmlns:oel="http://schemas.microsoft.com/office/2019/extlst" xmlns:r="http://schemas.openxmlformats.org/officeDocument/2006/relationships" xmlns:m="http://schemas.openxmlformats.org/officeDocument/2006/math" xmlns:v="urn:schemas-microsoft-com:vml" xmlns:wp14="http://schemas.microsoft.com/office/word/2010/wordprocessingDrawing" xmlns:wp="http://schemas.openxmlformats.org/drawingml/2006/wordprocessingDrawing" xmlns:w10="urn:schemas-microsoft-com:office:word" xmlns:w="http://schemas.openxmlformats.org/wordprocessingml/2006/main" xmlns:w14="http://schemas.microsoft.com/office/word/2010/wordml" xmlns:w15="http://schemas.microsoft.com/office/word/2012/wordml" xmlns:w16cex="http://schemas.microsoft.com/office/word/2018/wordml/cex" xmlns:w16cid="http://schemas.microsoft.com/office/word/2016/wordml/cid" xmlns:w16="http://schemas.microsoft.com/office/word/2018/wordml" xmlns:w16sdtdh="http://schemas.microsoft.com/office/word/2020/wordml/sdtdatahash" xmlns:w16se="http://schemas.microsoft.com/office/word/2015/wordml/symex" xmlns:wpg="http://schemas.microsoft.com/office/word/2010/wordprocessingGroup" xmlns:wpi="http://schemas.microsoft.com/office/word/2010/wordprocessingInk" xmlns:wne="http://schemas.microsoft.com/office/word/2006/wordml" xmlns:wps="http://schemas.microsoft.com/office/word/2010/wordprocessingShape" mc:Ignorable="w14 w15 w16se w16cid w16 w16cex w16sdtdh wp14">
+<w:ftr xmlns:wpc="http://schemas.microsoft.com/office/word/2010/wordprocessingCanvas" xmlns:cx="http://schemas.microsoft.com/office/drawing/2014/chartex" xmlns:cx1="http://schemas.microsoft.com/office/drawing/2015/9/8/chartex" xmlns:cx2="http://schemas.microsoft.com/office/drawing/2015/10/21/chartex" xmlns:cx3="http://schemas.microsoft.com/office/drawing/2016/5/9/chartex" xmlns:cx4="http://schemas.microsoft.com/office/drawing/2016/5/10/chartex" xmlns:cx5="http://schemas.microsoft.com/office/drawing/2016/5/11/chartex" xmlns:cx6="http://schemas.microsoft.com/office/drawing/2016/5/12/chartex" xmlns:cx7="http://schemas.microsoft.com/office/drawing/2016/5/13/chartex" xmlns:cx8="http://schemas.microsoft.com/office/drawing/2016/5/14/chartex" xmlns:mc="http://schemas.openxmlformats.org/markup-compatibility/2006" xmlns:aink="http://schemas.microsoft.com/office/drawing/2016/ink" xmlns:am3d="http://schemas.microsoft.com/office/drawing/2017/model3d" xmlns:o="urn:schemas-microsoft-com:office:office" xmlns:oel="http://schemas.microsoft.com/office/2019/extlst" xmlns:r="http://schemas.openxmlformats.org/officeDocument/2006/relationships" xmlns:m="http://schemas.openxmlformats.org/officeDocument/2006/math" xmlns:v="urn:schemas-microsoft-com:vml" xmlns:wp14="http://schemas.microsoft.com/office/word/2010/wordprocessingDrawing" xmlns:wp="http://schemas.openxmlformats.org/drawingml/2006/wordprocessingDrawing" xmlns:w10="urn:schemas-microsoft-com:office:word" xmlns:w="http://schemas.openxmlformats.org/wordprocessingml/2006/main" xmlns:w14="http://schemas.microsoft.com/office/word/2010/wordml" xmlns:w15="http://schemas.microsoft.com/office/word/2012/wordml" xmlns:w16cex="http://schemas.microsoft.com/office/word/2018/wordml/cex" xmlns:w16cid="http://schemas.microsoft.com/office/word/2016/wordml/cid" xmlns:w16="http://schemas.microsoft.com/office/word/2018/wordml" xmlns:w16du="http://schemas.microsoft.com/office/word/2023/wordml/word16du" xmlns:w16sdtdh="http://schemas.microsoft.com/office/word/2020/wordml/sdtdatahash" xmlns:w16sdtfl="http://schemas.microsoft.com/office/word/2024/wordml/sdtformatlock" xmlns:w16se="http://schemas.microsoft.com/office/word/2015/wordml/symex" xmlns:wpg="http://schemas.microsoft.com/office/word/2010/wordprocessingGroup" xmlns:wpi="http://schemas.microsoft.com/office/word/2010/wordprocessingInk" xmlns:wne="http://schemas.microsoft.com/office/word/2006/wordml" xmlns:wps="http://schemas.microsoft.com/office/word/2010/wordprocessingShape" mc:Ignorable="w14 w15 w16se w16cid w16 w16cex w16sdtdh w16sdtfl w16du wp14">
   <w:p>
     <w:pPr>
       <w:pStyle w:val="Footer"/>
@@ -964,7 +1173,7 @@
 </file>
 
 <file path=word/footnotes.xml><?xml version="1.0" encoding="utf-8"?>
-<w:footnotes xmlns:wpc="http://schemas.microsoft.com/office/word/2010/wordprocessingCanvas" xmlns:cx="http://schemas.microsoft.com/office/drawing/2014/chartex" xmlns:cx1="http://schemas.microsoft.com/office/drawing/2015/9/8/chartex" xmlns:cx2="http://schemas.microsoft.com/office/drawing/2015/10/21/chartex" xmlns:cx3="http://schemas.microsoft.com/office/drawing/2016/5/9/chartex" xmlns:cx4="http://schemas.microsoft.com/office/drawing/2016/5/10/chartex" xmlns:cx5="http://schemas.microsoft.com/office/drawing/2016/5/11/chartex" xmlns:cx6="http://schemas.microsoft.com/office/drawing/2016/5/12/chartex" xmlns:cx7="http://schemas.microsoft.com/office/drawing/2016/5/13/chartex" xmlns:cx8="http://schemas.microsoft.com/office/drawing/2016/5/14/chartex" xmlns:mc="http://schemas.openxmlformats.org/markup-compatibility/2006" xmlns:aink="http://schemas.microsoft.com/office/drawing/2016/ink" xmlns:am3d="http://schemas.microsoft.com/office/drawing/2017/model3d" xmlns:o="urn:schemas-microsoft-com:office:office" xmlns:oel="http://schemas.microsoft.com/office/2019/extlst" xmlns:r="http://schemas.openxmlformats.org/officeDocument/2006/relationships" xmlns:m="http://schemas.openxmlformats.org/officeDocument/2006/math" xmlns:v="urn:schemas-microsoft-com:vml" xmlns:wp14="http://schemas.microsoft.com/office/word/2010/wordprocessingDrawing" xmlns:wp="http://schemas.openxmlformats.org/drawingml/2006/wordprocessingDrawing" xmlns:w10="urn:schemas-microsoft-com:office:word" xmlns:w="http://schemas.openxmlformats.org/wordprocessingml/2006/main" xmlns:w14="http://schemas.microsoft.com/office/word/2010/wordml" xmlns:w15="http://schemas.microsoft.com/office/word/2012/wordml" xmlns:w16cex="http://schemas.microsoft.com/office/word/2018/wordml/cex" xmlns:w16cid="http://schemas.microsoft.com/office/word/2016/wordml/cid" xmlns:w16="http://schemas.microsoft.com/office/word/2018/wordml" xmlns:w16sdtdh="http://schemas.microsoft.com/office/word/2020/wordml/sdtdatahash" xmlns:w16se="http://schemas.microsoft.com/office/word/2015/wordml/symex" xmlns:wpg="http://schemas.microsoft.com/office/word/2010/wordprocessingGroup" xmlns:wpi="http://schemas.microsoft.com/office/word/2010/wordprocessingInk" xmlns:wne="http://schemas.microsoft.com/office/word/2006/wordml" xmlns:wps="http://schemas.microsoft.com/office/word/2010/wordprocessingShape" mc:Ignorable="w14 w15 w16se w16cid w16 w16cex w16sdtdh wp14">
+<w:footnotes xmlns:wpc="http://schemas.microsoft.com/office/word/2010/wordprocessingCanvas" xmlns:cx="http://schemas.microsoft.com/office/drawing/2014/chartex" xmlns:cx1="http://schemas.microsoft.com/office/drawing/2015/9/8/chartex" xmlns:cx2="http://schemas.microsoft.com/office/drawing/2015/10/21/chartex" xmlns:cx3="http://schemas.microsoft.com/office/drawing/2016/5/9/chartex" xmlns:cx4="http://schemas.microsoft.com/office/drawing/2016/5/10/chartex" xmlns:cx5="http://schemas.microsoft.com/office/drawing/2016/5/11/chartex" xmlns:cx6="http://schemas.microsoft.com/office/drawing/2016/5/12/chartex" xmlns:cx7="http://schemas.microsoft.com/office/drawing/2016/5/13/chartex" xmlns:cx8="http://schemas.microsoft.com/office/drawing/2016/5/14/chartex" xmlns:mc="http://schemas.openxmlformats.org/markup-compatibility/2006" xmlns:aink="http://schemas.microsoft.com/office/drawing/2016/ink" xmlns:am3d="http://schemas.microsoft.com/office/drawing/2017/model3d" xmlns:o="urn:schemas-microsoft-com:office:office" xmlns:oel="http://schemas.microsoft.com/office/2019/extlst" xmlns:r="http://schemas.openxmlformats.org/officeDocument/2006/relationships" xmlns:m="http://schemas.openxmlformats.org/officeDocument/2006/math" xmlns:v="urn:schemas-microsoft-com:vml" xmlns:wp14="http://schemas.microsoft.com/office/word/2010/wordprocessingDrawing" xmlns:wp="http://schemas.openxmlformats.org/drawingml/2006/wordprocessingDrawing" xmlns:w10="urn:schemas-microsoft-com:office:word" xmlns:w="http://schemas.openxmlformats.org/wordprocessingml/2006/main" xmlns:w14="http://schemas.microsoft.com/office/word/2010/wordml" xmlns:w15="http://schemas.microsoft.com/office/word/2012/wordml" xmlns:w16cex="http://schemas.microsoft.com/office/word/2018/wordml/cex" xmlns:w16cid="http://schemas.microsoft.com/office/word/2016/wordml/cid" xmlns:w16="http://schemas.microsoft.com/office/word/2018/wordml" xmlns:w16du="http://schemas.microsoft.com/office/word/2023/wordml/word16du" xmlns:w16sdtdh="http://schemas.microsoft.com/office/word/2020/wordml/sdtdatahash" xmlns:w16sdtfl="http://schemas.microsoft.com/office/word/2024/wordml/sdtformatlock" xmlns:w16se="http://schemas.microsoft.com/office/word/2015/wordml/symex" xmlns:wpg="http://schemas.microsoft.com/office/word/2010/wordprocessingGroup" xmlns:wpi="http://schemas.microsoft.com/office/word/2010/wordprocessingInk" xmlns:wne="http://schemas.microsoft.com/office/word/2006/wordml" xmlns:wps="http://schemas.microsoft.com/office/word/2010/wordprocessingShape" mc:Ignorable="w14 w15 w16se w16cid w16 w16cex w16sdtdh w16sdtfl w16du wp14">
   <w:footnote w:type="separator" w:id="-1">
     <w:p>
       <w:pPr>
@@ -989,7 +1198,7 @@
 </file>
 
 <file path=word/header1.xml><?xml version="1.0" encoding="utf-8"?>
-<w:hdr xmlns:wpc="http://schemas.microsoft.com/office/word/2010/wordprocessingCanvas" xmlns:cx="http://schemas.microsoft.com/office/drawing/2014/chartex" xmlns:cx1="http://schemas.microsoft.com/office/drawing/2015/9/8/chartex" xmlns:cx2="http://schemas.microsoft.com/office/drawing/2015/10/21/chartex" xmlns:cx3="http://schemas.microsoft.com/office/drawing/2016/5/9/chartex" xmlns:cx4="http://schemas.microsoft.com/office/drawing/2016/5/10/chartex" xmlns:cx5="http://schemas.microsoft.com/office/drawing/2016/5/11/chartex" xmlns:cx6="http://schemas.microsoft.com/office/drawing/2016/5/12/chartex" xmlns:cx7="http://schemas.microsoft.com/office/drawing/2016/5/13/chartex" xmlns:cx8="http://schemas.microsoft.com/office/drawing/2016/5/14/chartex" xmlns:mc="http://schemas.openxmlformats.org/markup-compatibility/2006" xmlns:aink="http://schemas.microsoft.com/office/drawing/2016/ink" xmlns:am3d="http://schemas.microsoft.com/office/drawing/2017/model3d" xmlns:o="urn:schemas-microsoft-com:office:office" xmlns:oel="http://schemas.microsoft.com/office/2019/extlst" xmlns:r="http://schemas.openxmlformats.org/officeDocument/2006/relationships" xmlns:m="http://schemas.openxmlformats.org/officeDocument/2006/math" xmlns:v="urn:schemas-microsoft-com:vml" xmlns:wp14="http://schemas.microsoft.com/office/word/2010/wordprocessingDrawing" xmlns:wp="http://schemas.openxmlformats.org/drawingml/2006/wordprocessingDrawing" xmlns:w10="urn:schemas-microsoft-com:office:word" xmlns:w="http://schemas.openxmlformats.org/wordprocessingml/2006/main" xmlns:w14="http://schemas.microsoft.com/office/word/2010/wordml" xmlns:w15="http://schemas.microsoft.com/office/word/2012/wordml" xmlns:w16cex="http://schemas.microsoft.com/office/word/2018/wordml/cex" xmlns:w16cid="http://schemas.microsoft.com/office/word/2016/wordml/cid" xmlns:w16="http://schemas.microsoft.com/office/word/2018/wordml" xmlns:w16sdtdh="http://schemas.microsoft.com/office/word/2020/wordml/sdtdatahash" xmlns:w16se="http://schemas.microsoft.com/office/word/2015/wordml/symex" xmlns:wpg="http://schemas.microsoft.com/office/word/2010/wordprocessingGroup" xmlns:wpi="http://schemas.microsoft.com/office/word/2010/wordprocessingInk" xmlns:wne="http://schemas.microsoft.com/office/word/2006/wordml" xmlns:wps="http://schemas.microsoft.com/office/word/2010/wordprocessingShape" mc:Ignorable="w14 w15 w16se w16cid w16 w16cex w16sdtdh wp14">
+<w:hdr xmlns:wpc="http://schemas.microsoft.com/office/word/2010/wordprocessingCanvas" xmlns:cx="http://schemas.microsoft.com/office/drawing/2014/chartex" xmlns:cx1="http://schemas.microsoft.com/office/drawing/2015/9/8/chartex" xmlns:cx2="http://schemas.microsoft.com/office/drawing/2015/10/21/chartex" xmlns:cx3="http://schemas.microsoft.com/office/drawing/2016/5/9/chartex" xmlns:cx4="http://schemas.microsoft.com/office/drawing/2016/5/10/chartex" xmlns:cx5="http://schemas.microsoft.com/office/drawing/2016/5/11/chartex" xmlns:cx6="http://schemas.microsoft.com/office/drawing/2016/5/12/chartex" xmlns:cx7="http://schemas.microsoft.com/office/drawing/2016/5/13/chartex" xmlns:cx8="http://schemas.microsoft.com/office/drawing/2016/5/14/chartex" xmlns:mc="http://schemas.openxmlformats.org/markup-compatibility/2006" xmlns:aink="http://schemas.microsoft.com/office/drawing/2016/ink" xmlns:am3d="http://schemas.microsoft.com/office/drawing/2017/model3d" xmlns:o="urn:schemas-microsoft-com:office:office" xmlns:oel="http://schemas.microsoft.com/office/2019/extlst" xmlns:r="http://schemas.openxmlformats.org/officeDocument/2006/relationships" xmlns:m="http://schemas.openxmlformats.org/officeDocument/2006/math" xmlns:v="urn:schemas-microsoft-com:vml" xmlns:wp14="http://schemas.microsoft.com/office/word/2010/wordprocessingDrawing" xmlns:wp="http://schemas.openxmlformats.org/drawingml/2006/wordprocessingDrawing" xmlns:w10="urn:schemas-microsoft-com:office:word" xmlns:w="http://schemas.openxmlformats.org/wordprocessingml/2006/main" xmlns:w14="http://schemas.microsoft.com/office/word/2010/wordml" xmlns:w15="http://schemas.microsoft.com/office/word/2012/wordml" xmlns:w16cex="http://schemas.microsoft.com/office/word/2018/wordml/cex" xmlns:w16cid="http://schemas.microsoft.com/office/word/2016/wordml/cid" xmlns:w16="http://schemas.microsoft.com/office/word/2018/wordml" xmlns:w16du="http://schemas.microsoft.com/office/word/2023/wordml/word16du" xmlns:w16sdtdh="http://schemas.microsoft.com/office/word/2020/wordml/sdtdatahash" xmlns:w16sdtfl="http://schemas.microsoft.com/office/word/2024/wordml/sdtformatlock" xmlns:w16se="http://schemas.microsoft.com/office/word/2015/wordml/symex" xmlns:wpg="http://schemas.microsoft.com/office/word/2010/wordprocessingGroup" xmlns:wpi="http://schemas.microsoft.com/office/word/2010/wordprocessingInk" xmlns:wne="http://schemas.microsoft.com/office/word/2006/wordml" xmlns:wps="http://schemas.microsoft.com/office/word/2010/wordprocessingShape" mc:Ignorable="w14 w15 w16se w16cid w16 w16cex w16sdtdh w16sdtfl w16du wp14">
   <w:p>
     <w:pPr>
       <w:pStyle w:val="Header"/>
@@ -999,7 +1208,7 @@
 </file>
 
 <file path=word/header2.xml><?xml version="1.0" encoding="utf-8"?>
-<w:hdr xmlns:wpc="http://schemas.microsoft.com/office/word/2010/wordprocessingCanvas" xmlns:cx="http://schemas.microsoft.com/office/drawing/2014/chartex" xmlns:cx1="http://schemas.microsoft.com/office/drawing/2015/9/8/chartex" xmlns:cx2="http://schemas.microsoft.com/office/drawing/2015/10/21/chartex" xmlns:cx3="http://schemas.microsoft.com/office/drawing/2016/5/9/chartex" xmlns:cx4="http://schemas.microsoft.com/office/drawing/2016/5/10/chartex" xmlns:cx5="http://schemas.microsoft.com/office/drawing/2016/5/11/chartex" xmlns:cx6="http://schemas.microsoft.com/office/drawing/2016/5/12/chartex" xmlns:cx7="http://schemas.microsoft.com/office/drawing/2016/5/13/chartex" xmlns:cx8="http://schemas.microsoft.com/office/drawing/2016/5/14/chartex" xmlns:mc="http://schemas.openxmlformats.org/markup-compatibility/2006" xmlns:aink="http://schemas.microsoft.com/office/drawing/2016/ink" xmlns:am3d="http://schemas.microsoft.com/office/drawing/2017/model3d" xmlns:o="urn:schemas-microsoft-com:office:office" xmlns:oel="http://schemas.microsoft.com/office/2019/extlst" xmlns:r="http://schemas.openxmlformats.org/officeDocument/2006/relationships" xmlns:m="http://schemas.openxmlformats.org/officeDocument/2006/math" xmlns:v="urn:schemas-microsoft-com:vml" xmlns:wp14="http://schemas.microsoft.com/office/word/2010/wordprocessingDrawing" xmlns:wp="http://schemas.openxmlformats.org/drawingml/2006/wordprocessingDrawing" xmlns:w10="urn:schemas-microsoft-com:office:word" xmlns:w="http://schemas.openxmlformats.org/wordprocessingml/2006/main" xmlns:w14="http://schemas.microsoft.com/office/word/2010/wordml" xmlns:w15="http://schemas.microsoft.com/office/word/2012/wordml" xmlns:w16cex="http://schemas.microsoft.com/office/word/2018/wordml/cex" xmlns:w16cid="http://schemas.microsoft.com/office/word/2016/wordml/cid" xmlns:w16="http://schemas.microsoft.com/office/word/2018/wordml" xmlns:w16sdtdh="http://schemas.microsoft.com/office/word/2020/wordml/sdtdatahash" xmlns:w16se="http://schemas.microsoft.com/office/word/2015/wordml/symex" xmlns:wpg="http://schemas.microsoft.com/office/word/2010/wordprocessingGroup" xmlns:wpi="http://schemas.microsoft.com/office/word/2010/wordprocessingInk" xmlns:wne="http://schemas.microsoft.com/office/word/2006/wordml" xmlns:wps="http://schemas.microsoft.com/office/word/2010/wordprocessingShape" mc:Ignorable="w14 w15 w16se w16cid w16 w16cex w16sdtdh wp14">
+<w:hdr xmlns:wpc="http://schemas.microsoft.com/office/word/2010/wordprocessingCanvas" xmlns:cx="http://schemas.microsoft.com/office/drawing/2014/chartex" xmlns:cx1="http://schemas.microsoft.com/office/drawing/2015/9/8/chartex" xmlns:cx2="http://schemas.microsoft.com/office/drawing/2015/10/21/chartex" xmlns:cx3="http://schemas.microsoft.com/office/drawing/2016/5/9/chartex" xmlns:cx4="http://schemas.microsoft.com/office/drawing/2016/5/10/chartex" xmlns:cx5="http://schemas.microsoft.com/office/drawing/2016/5/11/chartex" xmlns:cx6="http://schemas.microsoft.com/office/drawing/2016/5/12/chartex" xmlns:cx7="http://schemas.microsoft.com/office/drawing/2016/5/13/chartex" xmlns:cx8="http://schemas.microsoft.com/office/drawing/2016/5/14/chartex" xmlns:mc="http://schemas.openxmlformats.org/markup-compatibility/2006" xmlns:aink="http://schemas.microsoft.com/office/drawing/2016/ink" xmlns:am3d="http://schemas.microsoft.com/office/drawing/2017/model3d" xmlns:o="urn:schemas-microsoft-com:office:office" xmlns:oel="http://schemas.microsoft.com/office/2019/extlst" xmlns:r="http://schemas.openxmlformats.org/officeDocument/2006/relationships" xmlns:m="http://schemas.openxmlformats.org/officeDocument/2006/math" xmlns:v="urn:schemas-microsoft-com:vml" xmlns:wp14="http://schemas.microsoft.com/office/word/2010/wordprocessingDrawing" xmlns:wp="http://schemas.openxmlformats.org/drawingml/2006/wordprocessingDrawing" xmlns:w10="urn:schemas-microsoft-com:office:word" xmlns:w="http://schemas.openxmlformats.org/wordprocessingml/2006/main" xmlns:w14="http://schemas.microsoft.com/office/word/2010/wordml" xmlns:w15="http://schemas.microsoft.com/office/word/2012/wordml" xmlns:w16cex="http://schemas.microsoft.com/office/word/2018/wordml/cex" xmlns:w16cid="http://schemas.microsoft.com/office/word/2016/wordml/cid" xmlns:w16="http://schemas.microsoft.com/office/word/2018/wordml" xmlns:w16du="http://schemas.microsoft.com/office/word/2023/wordml/word16du" xmlns:w16sdtdh="http://schemas.microsoft.com/office/word/2020/wordml/sdtdatahash" xmlns:w16sdtfl="http://schemas.microsoft.com/office/word/2024/wordml/sdtformatlock" xmlns:w16se="http://schemas.microsoft.com/office/word/2015/wordml/symex" xmlns:wpg="http://schemas.microsoft.com/office/word/2010/wordprocessingGroup" xmlns:wpi="http://schemas.microsoft.com/office/word/2010/wordprocessingInk" xmlns:wne="http://schemas.microsoft.com/office/word/2006/wordml" xmlns:wps="http://schemas.microsoft.com/office/word/2010/wordprocessingShape" mc:Ignorable="w14 w15 w16se w16cid w16 w16cex w16sdtdh w16sdtfl w16du wp14">
   <w:p>
     <w:pPr>
       <w:pStyle w:val="Header"/>
@@ -1010,7 +1219,7 @@
 </file>
 
 <file path=word/header3.xml><?xml version="1.0" encoding="utf-8"?>
-<w:hdr xmlns:wpc="http://schemas.microsoft.com/office/word/2010/wordprocessingCanvas" xmlns:cx="http://schemas.microsoft.com/office/drawing/2014/chartex" xmlns:cx1="http://schemas.microsoft.com/office/drawing/2015/9/8/chartex" xmlns:cx2="http://schemas.microsoft.com/office/drawing/2015/10/21/chartex" xmlns:cx3="http://schemas.microsoft.com/office/drawing/2016/5/9/chartex" xmlns:cx4="http://schemas.microsoft.com/office/drawing/2016/5/10/chartex" xmlns:cx5="http://schemas.microsoft.com/office/drawing/2016/5/11/chartex" xmlns:cx6="http://schemas.microsoft.com/office/drawing/2016/5/12/chartex" xmlns:cx7="http://schemas.microsoft.com/office/drawing/2016/5/13/chartex" xmlns:cx8="http://schemas.microsoft.com/office/drawing/2016/5/14/chartex" xmlns:mc="http://schemas.openxmlformats.org/markup-compatibility/2006" xmlns:aink="http://schemas.microsoft.com/office/drawing/2016/ink" xmlns:am3d="http://schemas.microsoft.com/office/drawing/2017/model3d" xmlns:o="urn:schemas-microsoft-com:office:office" xmlns:oel="http://schemas.microsoft.com/office/2019/extlst" xmlns:r="http://schemas.openxmlformats.org/officeDocument/2006/relationships" xmlns:m="http://schemas.openxmlformats.org/officeDocument/2006/math" xmlns:v="urn:schemas-microsoft-com:vml" xmlns:wp14="http://schemas.microsoft.com/office/word/2010/wordprocessingDrawing" xmlns:wp="http://schemas.openxmlformats.org/drawingml/2006/wordprocessingDrawing" xmlns:w10="urn:schemas-microsoft-com:office:word" xmlns:w="http://schemas.openxmlformats.org/wordprocessingml/2006/main" xmlns:w14="http://schemas.microsoft.com/office/word/2010/wordml" xmlns:w15="http://schemas.microsoft.com/office/word/2012/wordml" xmlns:w16cex="http://schemas.microsoft.com/office/word/2018/wordml/cex" xmlns:w16cid="http://schemas.microsoft.com/office/word/2016/wordml/cid" xmlns:w16="http://schemas.microsoft.com/office/word/2018/wordml" xmlns:w16sdtdh="http://schemas.microsoft.com/office/word/2020/wordml/sdtdatahash" xmlns:w16se="http://schemas.microsoft.com/office/word/2015/wordml/symex" xmlns:wpg="http://schemas.microsoft.com/office/word/2010/wordprocessingGroup" xmlns:wpi="http://schemas.microsoft.com/office/word/2010/wordprocessingInk" xmlns:wne="http://schemas.microsoft.com/office/word/2006/wordml" xmlns:wps="http://schemas.microsoft.com/office/word/2010/wordprocessingShape" mc:Ignorable="w14 w15 w16se w16cid w16 w16cex w16sdtdh wp14">
+<w:hdr xmlns:wpc="http://schemas.microsoft.com/office/word/2010/wordprocessingCanvas" xmlns:cx="http://schemas.microsoft.com/office/drawing/2014/chartex" xmlns:cx1="http://schemas.microsoft.com/office/drawing/2015/9/8/chartex" xmlns:cx2="http://schemas.microsoft.com/office/drawing/2015/10/21/chartex" xmlns:cx3="http://schemas.microsoft.com/office/drawing/2016/5/9/chartex" xmlns:cx4="http://schemas.microsoft.com/office/drawing/2016/5/10/chartex" xmlns:cx5="http://schemas.microsoft.com/office/drawing/2016/5/11/chartex" xmlns:cx6="http://schemas.microsoft.com/office/drawing/2016/5/12/chartex" xmlns:cx7="http://schemas.microsoft.com/office/drawing/2016/5/13/chartex" xmlns:cx8="http://schemas.microsoft.com/office/drawing/2016/5/14/chartex" xmlns:mc="http://schemas.openxmlformats.org/markup-compatibility/2006" xmlns:aink="http://schemas.microsoft.com/office/drawing/2016/ink" xmlns:am3d="http://schemas.microsoft.com/office/drawing/2017/model3d" xmlns:o="urn:schemas-microsoft-com:office:office" xmlns:oel="http://schemas.microsoft.com/office/2019/extlst" xmlns:r="http://schemas.openxmlformats.org/officeDocument/2006/relationships" xmlns:m="http://schemas.openxmlformats.org/officeDocument/2006/math" xmlns:v="urn:schemas-microsoft-com:vml" xmlns:wp14="http://schemas.microsoft.com/office/word/2010/wordprocessingDrawing" xmlns:wp="http://schemas.openxmlformats.org/drawingml/2006/wordprocessingDrawing" xmlns:w10="urn:schemas-microsoft-com:office:word" xmlns:w="http://schemas.openxmlformats.org/wordprocessingml/2006/main" xmlns:w14="http://schemas.microsoft.com/office/word/2010/wordml" xmlns:w15="http://schemas.microsoft.com/office/word/2012/wordml" xmlns:w16cex="http://schemas.microsoft.com/office/word/2018/wordml/cex" xmlns:w16cid="http://schemas.microsoft.com/office/word/2016/wordml/cid" xmlns:w16="http://schemas.microsoft.com/office/word/2018/wordml" xmlns:w16du="http://schemas.microsoft.com/office/word/2023/wordml/word16du" xmlns:w16sdtdh="http://schemas.microsoft.com/office/word/2020/wordml/sdtdatahash" xmlns:w16sdtfl="http://schemas.microsoft.com/office/word/2024/wordml/sdtformatlock" xmlns:w16se="http://schemas.microsoft.com/office/word/2015/wordml/symex" xmlns:wpg="http://schemas.microsoft.com/office/word/2010/wordprocessingGroup" xmlns:wpi="http://schemas.microsoft.com/office/word/2010/wordprocessingInk" xmlns:wne="http://schemas.microsoft.com/office/word/2006/wordml" xmlns:wps="http://schemas.microsoft.com/office/word/2010/wordprocessingShape" mc:Ignorable="w14 w15 w16se w16cid w16 w16cex w16sdtdh w16sdtfl w16du wp14">
   <w:p>
     <w:pPr>
       <w:pStyle w:val="Header"/>
@@ -1019,7 +1228,7 @@
     <w:r>
       <w:tab/>
       <w:tab/>
-      <w:t>2026-06-17</w:t>
+      <w:t>2026-06-18</w:t>
       <w:br/>
       <w:br/>
     </w:r>
@@ -1036,7 +1245,7 @@
 </file>
 
 <file path=word/numbering.xml><?xml version="1.0" encoding="utf-8"?>
-<w:numbering xmlns:wpc="http://schemas.microsoft.com/office/word/2010/wordprocessingCanvas" xmlns:cx="http://schemas.microsoft.com/office/drawing/2014/chartex" xmlns:cx1="http://schemas.microsoft.com/office/drawing/2015/9/8/chartex" xmlns:cx2="http://schemas.microsoft.com/office/drawing/2015/10/21/chartex" xmlns:cx3="http://schemas.microsoft.com/office/drawing/2016/5/9/chartex" xmlns:cx4="http://schemas.microsoft.com/office/drawing/2016/5/10/chartex" xmlns:cx5="http://schemas.microsoft.com/office/drawing/2016/5/11/chartex" xmlns:cx6="http://schemas.microsoft.com/office/drawing/2016/5/12/chartex" xmlns:cx7="http://schemas.microsoft.com/office/drawing/2016/5/13/chartex" xmlns:cx8="http://schemas.microsoft.com/office/drawing/2016/5/14/chartex" xmlns:mc="http://schemas.openxmlformats.org/markup-compatibility/2006" xmlns:aink="http://schemas.microsoft.com/office/drawing/2016/ink" xmlns:am3d="http://schemas.microsoft.com/office/drawing/2017/model3d" xmlns:o="urn:schemas-microsoft-com:office:office" xmlns:oel="http://schemas.microsoft.com/office/2019/extlst" xmlns:r="http://schemas.openxmlformats.org/officeDocument/2006/relationships" xmlns:m="http://schemas.openxmlformats.org/officeDocument/2006/math" xmlns:v="urn:schemas-microsoft-com:vml" xmlns:wp14="http://schemas.microsoft.com/office/word/2010/wordprocessingDrawing" xmlns:wp="http://schemas.openxmlformats.org/drawingml/2006/wordprocessingDrawing" xmlns:w10="urn:schemas-microsoft-com:office:word" xmlns:w="http://schemas.openxmlformats.org/wordprocessingml/2006/main" xmlns:w14="http://schemas.microsoft.com/office/word/2010/wordml" xmlns:w15="http://schemas.microsoft.com/office/word/2012/wordml" xmlns:w16cex="http://schemas.microsoft.com/office/word/2018/wordml/cex" xmlns:w16cid="http://schemas.microsoft.com/office/word/2016/wordml/cid" xmlns:w16="http://schemas.microsoft.com/office/word/2018/wordml" xmlns:w16sdtdh="http://schemas.microsoft.com/office/word/2020/wordml/sdtdatahash" xmlns:w16se="http://schemas.microsoft.com/office/word/2015/wordml/symex" xmlns:wpg="http://schemas.microsoft.com/office/word/2010/wordprocessingGroup" xmlns:wpi="http://schemas.microsoft.com/office/word/2010/wordprocessingInk" xmlns:wne="http://schemas.microsoft.com/office/word/2006/wordml" xmlns:wps="http://schemas.microsoft.com/office/word/2010/wordprocessingShape" mc:Ignorable="w14 w15 w16se w16cid w16 w16cex w16sdtdh wp14">
+<w:numbering xmlns:wpc="http://schemas.microsoft.com/office/word/2010/wordprocessingCanvas" xmlns:cx="http://schemas.microsoft.com/office/drawing/2014/chartex" xmlns:cx1="http://schemas.microsoft.com/office/drawing/2015/9/8/chartex" xmlns:cx2="http://schemas.microsoft.com/office/drawing/2015/10/21/chartex" xmlns:cx3="http://schemas.microsoft.com/office/drawing/2016/5/9/chartex" xmlns:cx4="http://schemas.microsoft.com/office/drawing/2016/5/10/chartex" xmlns:cx5="http://schemas.microsoft.com/office/drawing/2016/5/11/chartex" xmlns:cx6="http://schemas.microsoft.com/office/drawing/2016/5/12/chartex" xmlns:cx7="http://schemas.microsoft.com/office/drawing/2016/5/13/chartex" xmlns:cx8="http://schemas.microsoft.com/office/drawing/2016/5/14/chartex" xmlns:mc="http://schemas.openxmlformats.org/markup-compatibility/2006" xmlns:aink="http://schemas.microsoft.com/office/drawing/2016/ink" xmlns:am3d="http://schemas.microsoft.com/office/drawing/2017/model3d" xmlns:o="urn:schemas-microsoft-com:office:office" xmlns:oel="http://schemas.microsoft.com/office/2019/extlst" xmlns:r="http://schemas.openxmlformats.org/officeDocument/2006/relationships" xmlns:m="http://schemas.openxmlformats.org/officeDocument/2006/math" xmlns:v="urn:schemas-microsoft-com:vml" xmlns:wp14="http://schemas.microsoft.com/office/word/2010/wordprocessingDrawing" xmlns:wp="http://schemas.openxmlformats.org/drawingml/2006/wordprocessingDrawing" xmlns:w10="urn:schemas-microsoft-com:office:word" xmlns:w="http://schemas.openxmlformats.org/wordprocessingml/2006/main" xmlns:w14="http://schemas.microsoft.com/office/word/2010/wordml" xmlns:w15="http://schemas.microsoft.com/office/word/2012/wordml" xmlns:w16cex="http://schemas.microsoft.com/office/word/2018/wordml/cex" xmlns:w16cid="http://schemas.microsoft.com/office/word/2016/wordml/cid" xmlns:w16="http://schemas.microsoft.com/office/word/2018/wordml" xmlns:w16du="http://schemas.microsoft.com/office/word/2023/wordml/word16du" xmlns:w16sdtdh="http://schemas.microsoft.com/office/word/2020/wordml/sdtdatahash" xmlns:w16sdtfl="http://schemas.microsoft.com/office/word/2024/wordml/sdtformatlock" xmlns:w16se="http://schemas.microsoft.com/office/word/2015/wordml/symex" xmlns:wpg="http://schemas.microsoft.com/office/word/2010/wordprocessingGroup" xmlns:wpi="http://schemas.microsoft.com/office/word/2010/wordprocessingInk" xmlns:wne="http://schemas.microsoft.com/office/word/2006/wordml" xmlns:wps="http://schemas.microsoft.com/office/word/2010/wordprocessingShape" mc:Ignorable="w14 w15 w16se w16cid w16 w16cex w16sdtdh w16sdtfl w16du wp14">
   <w:abstractNum w:abstractNumId="0" w15:restartNumberingAfterBreak="0">
     <w:nsid w:val="FFFFFF7C"/>
     <w:multiLevelType w:val="singleLevel"/>
@@ -1239,7 +1448,7 @@
 </file>
 
 <file path=word/styles.xml><?xml version="1.0" encoding="utf-8"?>
-<w:styles xmlns:mc="http://schemas.openxmlformats.org/markup-compatibility/2006" xmlns:r="http://schemas.openxmlformats.org/officeDocument/2006/relationships" xmlns:w="http://schemas.openxmlformats.org/wordprocessingml/2006/main" xmlns:w14="http://schemas.microsoft.com/office/word/2010/wordml" xmlns:w15="http://schemas.microsoft.com/office/word/2012/wordml" xmlns:w16cex="http://schemas.microsoft.com/office/word/2018/wordml/cex" xmlns:w16cid="http://schemas.microsoft.com/office/word/2016/wordml/cid" xmlns:w16="http://schemas.microsoft.com/office/word/2018/wordml" xmlns:w16sdtdh="http://schemas.microsoft.com/office/word/2020/wordml/sdtdatahash" xmlns:w16se="http://schemas.microsoft.com/office/word/2015/wordml/symex" mc:Ignorable="w14 w15 w16se w16cid w16 w16cex w16sdtdh">
+<w:styles xmlns:mc="http://schemas.openxmlformats.org/markup-compatibility/2006" xmlns:r="http://schemas.openxmlformats.org/officeDocument/2006/relationships" xmlns:w="http://schemas.openxmlformats.org/wordprocessingml/2006/main" xmlns:w14="http://schemas.microsoft.com/office/word/2010/wordml" xmlns:w15="http://schemas.microsoft.com/office/word/2012/wordml" xmlns:w16cex="http://schemas.microsoft.com/office/word/2018/wordml/cex" xmlns:w16cid="http://schemas.microsoft.com/office/word/2016/wordml/cid" xmlns:w16="http://schemas.microsoft.com/office/word/2018/wordml" xmlns:w16du="http://schemas.microsoft.com/office/word/2023/wordml/word16du" xmlns:w16sdtdh="http://schemas.microsoft.com/office/word/2020/wordml/sdtdatahash" xmlns:w16sdtfl="http://schemas.microsoft.com/office/word/2024/wordml/sdtformatlock" xmlns:w16se="http://schemas.microsoft.com/office/word/2015/wordml/symex" mc:Ignorable="w14 w15 w16se w16cid w16 w16cex w16sdtdh w16sdtfl w16du">
   <w:docDefaults>
     <w:rPrDefault>
       <w:rPr>
@@ -1997,7 +2206,7 @@
     <w:link w:val="TitleChar"/>
     <w:uiPriority w:val="10"/>
     <w:qFormat/>
-    <w:rsid w:val="007106C8"/>
+    <w:rsid w:val="00E854FA"/>
     <w:pPr>
       <w:spacing w:after="300" w:line="240" w:lineRule="auto"/>
       <w:contextualSpacing/>
@@ -2007,7 +2216,7 @@
       <w:rFonts w:eastAsiaTheme="majorEastAsia" w:cstheme="majorBidi"/>
       <w:spacing w:val="5"/>
       <w:kern w:val="28"/>
-      <w:sz w:val="52"/>
+      <w:sz w:val="40"/>
       <w:szCs w:val="52"/>
       <w:lang w:val="sv-SE" w:eastAsia="en-US" w:bidi="ar-SA"/>
     </w:rPr>
@@ -2017,12 +2226,12 @@
     <w:basedOn w:val="DefaultParagraphFont"/>
     <w:link w:val="Title"/>
     <w:uiPriority w:val="10"/>
-    <w:rsid w:val="007106C8"/>
+    <w:rsid w:val="00E854FA"/>
     <w:rPr>
       <w:rFonts w:ascii="Times New Roman" w:eastAsiaTheme="majorEastAsia" w:hAnsi="Times New Roman" w:cstheme="majorBidi"/>
       <w:spacing w:val="5"/>
       <w:kern w:val="28"/>
-      <w:sz w:val="52"/>
+      <w:sz w:val="40"/>
       <w:szCs w:val="52"/>
       <w:lang w:val="sv-SE" w:eastAsia="en-US" w:bidi="ar-SA"/>
     </w:rPr>

--- a/klagomål/A 1101-2026 FSC-klagomål.docx
+++ b/klagomål/A 1101-2026 FSC-klagomål.docx
@@ -1228,7 +1228,7 @@
     <w:r>
       <w:tab/>
       <w:tab/>
-      <w:t>2026-06-18</w:t>
+      <w:t>2026-06-19</w:t>
       <w:br/>
       <w:br/>
     </w:r>

--- a/klagomål/A 1101-2026 FSC-klagomål.docx
+++ b/klagomål/A 1101-2026 FSC-klagomål.docx
@@ -1228,7 +1228,7 @@
     <w:r>
       <w:tab/>
       <w:tab/>
-      <w:t>2026-06-19</w:t>
+      <w:t>2026-06-20</w:t>
       <w:br/>
       <w:br/>
     </w:r>

--- a/klagomål/A 1101-2026 FSC-klagomål.docx
+++ b/klagomål/A 1101-2026 FSC-klagomål.docx
@@ -168,38 +168,7 @@
     </w:p>
     <w:p>
       <w:r>
-        <w:t>Detta dokument behandlar höga naturvärden i avverkningsanmälan A 1101-2026 i Östhammars kommun som inkom 2026-01-08 och omfattar 4,1 ha.</w:t>
-      </w:r>
-    </w:p>
-    <w:p>
-      <w:r>
-        <w:t>Nedan presenteras fynd av naturvårdsarter och fridlysta arter som gjorts i det avverkningsanmälda området, samt relevanta utdrag ur standarderna för FSC, Chain of Custody, Controlled Wood och PEFC. I BILAGA 1 finns artfakta om fridlysta arter.</w:t>
-      </w:r>
-    </w:p>
-    <w:p>
-      <w:r>
-        <w:t>Vi förväntar oss att ni återkommer med ett skriftligt svar på vårt klagomål och även beskriver vilka korrigerande åtgärder ni satt in för att rätta till identifierade brister i er efterlevnad av den svenska FSC standarden.</w:t>
-      </w:r>
-    </w:p>
-    <w:p>
-      <w:pPr>
-        <w:pStyle w:val="Heading1"/>
-      </w:pPr>
-      <w:r>
-        <w:t>Naturvårdsarter</w:t>
-      </w:r>
-    </w:p>
-    <w:p>
-      <w:r>
-        <w:t>I och inom 24 meter från avverkningsanmälan har följande 24 naturvårdsarter hittats: violgubbe (EN), bredgentiana (VU, §8), fältgentiana (VU), knärot (VU, T, §8), kopparspindling (VU), mindre bastardsvärmare (VU), silverblåvinge (VU), violettkantad guldvinge (VU), berggräsfjäril (NT), fjällig taggsvamp s.str. (NT), frejas pärlemorfjäril (NT), ladusvala (NT, §4), loppstarr (NT), mindre tåtelsmygare (NT), orange taggsvamp (NT, T), svartvit taggsvamp (NT), tjockfotad fingersvamp (NT), anisspindling (S), nästrot (S, §8), rödgul trumpetsvamp (S), svavelriska (S), nattskärra (T, §4), svartvit flugsnappare (§4) och trana (§4). Av dessa är 17 rödlistade. För rödlistade arter har rödlistekategorin angivits inom parentes. Arter som är signalarter enligt Skogsstyrelsen har markerats med (S). Typiska arter inom Natura 2000 som är kopplade till skogsekosystem har markerats med (T). För fridlysta arter anges även paragrafen i Artskyddsförordningen som arten är fridlyst enligt.</w:t>
-      </w:r>
-    </w:p>
-    <w:p>
-      <w:r>
-        <w:t>De påträffade naturvårdsarterna är ett tydligt kvitto på att det rör sig om en skog med höga naturvärden.</w:t>
-      </w:r>
-      <w:r>
-        <w:t xml:space="preserve"> I Figur 1 visas fyndplatser för naturvårdsarter i området, som finns registrerade på Artportalen.</w:t>
+        <w:t>Detta klagomål behandlar höga naturvärden i avverkningsanmälan A 1101-2026 i Östhammars kommun som inkom 2026-01-08 och omfattar 4,1 ha.</w:t>
       </w:r>
     </w:p>
     <w:p>
@@ -209,7 +178,7 @@
       <w:r>
         <w:drawing>
           <wp:inline xmlns:a="http://schemas.openxmlformats.org/drawingml/2006/main" xmlns:pic="http://schemas.openxmlformats.org/drawingml/2006/picture">
-            <wp:extent cx="5463216" cy="5688000"/>
+            <wp:extent cx="5486400" cy="5712137"/>
             <wp:docPr id="1" name="Picture 1"/>
             <wp:cNvGraphicFramePr>
               <a:graphicFrameLocks noChangeAspect="1"/>
@@ -230,7 +199,7 @@
                   <pic:spPr>
                     <a:xfrm>
                       <a:off x="0" y="0"/>
-                      <a:ext cx="5463216" cy="5688000"/>
+                      <a:ext cx="5486400" cy="5712137"/>
                     </a:xfrm>
                     <a:prstGeom prst="rect"/>
                   </pic:spPr>
@@ -247,34 +216,46 @@
         <w:spacing w:after="240"/>
       </w:pPr>
       <w:r>
-        <w:t>Figur 1. Fyndplatser för naturvårdsarter i och inom 24 meter från avverkningsanmälan (röd linje). Markörer utan svart kant är placerade på fyndplatsen. Markörer med svart kant är placerade vid sidan av fyndplatsen och har ett svart streck som visar fyndplatsens exakta position. Kartans mittpunktskoordinat är N 6703419, E 687663 i SWEREF 99 TM.</w:t>
+        <w:t>Figur 1. Fyndplatser för naturvårdsarter i och inom 24 meter från avverkningsanmälan. Markörer utan svart kant är placerade på fyndplatsen. Markörer med svart kant är placerade vid sidan av fyndplatsen har ett svart streck som visar fyndplatsens exakta position. Kartans mittpunktskoordinat är N 6703419, E 687663 i SWEREF 99 TM.</w:t>
+      </w:r>
+    </w:p>
+    <w:p>
+      <w:r>
+        <w:t>I och inom 24 meter från avverkningsanmälan finns fynd av 24 naturvårdsarter, varav 17 är rödlistade, 7 är fridlysta, 3 är typiska (T) och 4 är signalarter (S): violgubbe (EN), bredgentiana (VU, §8), fältgentiana (VU), knärot (VU, T, §8), kopparspindling (VU), mindre bastardsvärmare (VU), silverblåvinge (VU), violettkantad guldvinge (VU), berggräsfjäril (NT), fjällig taggsvamp s.str. (NT), frejas pärlemorfjäril (NT), ladusvala (NT, §4), loppstarr (NT), mindre tåtelsmygare (NT), orange taggsvamp (NT, T), svartvit taggsvamp (NT), tjockfotad fingersvamp (NT), anisspindling (S), nästrot (S, §8), rödgul trumpetsvamp (S), svavelriska (S), nattskärra (T, §4), svartvit flugsnappare (§4) och trana (§4). Se Figur 1.</w:t>
+      </w:r>
+    </w:p>
+    <w:p>
+      <w:r>
+        <w:t>Nedan presenteras relevanta utdrag ur standarderna för FSC, Chain of Custody, Controlled Wood och PEFC.</w:t>
+      </w:r>
+    </w:p>
+    <w:p>
+      <w:r>
+        <w:t>Vi förväntar oss att ni återkommer med ett skriftligt svar på vårt klagomål och även beskriver vilka korrigerande åtgärder ni satt in för att rätta till identifierade brister i er efterlevnad av den svenska FSC standarden.</w:t>
       </w:r>
     </w:p>
     <w:p>
       <w:pPr>
-        <w:pStyle w:val="Heading2"/>
+        <w:pStyle w:val="Heading1"/>
       </w:pPr>
       <w:r>
-        <w:t>Fridlysta arter</w:t>
+        <w:t>Naturvårdsarter och fridlysta arter</w:t>
       </w:r>
     </w:p>
     <w:p>
       <w:r>
-        <w:t>Följande fridlysta arter har sina livsmiljöer och växtplatser i den avverkningsanmälda skogen: bredgentiana (VU, §8), knärot (VU, T, §8), ladusvala (NT, §4), nästrot (S, §8), nattskärra (T, §4), svartvit flugsnappare (§4) och trana (§4).</w:t>
+        <w:t>Nedan följer beskrivningar av de naturvårdsarter och fridlysta arter som har sina livsmiljöer och växtplatser i den avverkningsanmälda skogen. Se även ytterligare artfakta i BILAGA 1. De påträffade naturvårdsarterna är ett tydligt kvitto på att det rör sig om en skog med höga naturvärden.</w:t>
       </w:r>
     </w:p>
     <w:p>
-      <w:r>
-        <w:t xml:space="preserve">Observera att medlemsländerna är skyldiga att agera i enlighet med EU:s fågeldirektiv där det uttryckligen står att direktivet gäller för fåglar samt för deras ägg, bon och </w:t>
-      </w:r>
       <w:r>
         <w:rPr>
           <w:b/>
         </w:rPr>
-        <w:t xml:space="preserve">livsmiljöer </w:t>
-      </w:r>
-      <w:r>
-        <w:t>(artikel 1). Vidare att de åtgärder som vidtas inte får leda till en försämring av den nuvarande situationen beträffande bevarandet av de fågelarter som avses i artikel 1 (artikel 13). Fågeldirektivet är styrande för tillsynsansvariga myndigheters ärendehantering, ställningstaganden och beslutsfattande.</w:t>
+        <w:t>Violgubbe (EN)</w:t>
+      </w:r>
+      <w:r>
+        <w:t xml:space="preserve"> är en starkt hotad art som bildar mykorrhiza med gran och bok och ev. andra trädslag i äldre ängsgran- och ängsbokskog med lång kontinuitet, främst på kalkrik mark. Arten är placerad högst upp i Skogsstyrelsens värdepyramid för bedömning av skog med höga naturvärden och indikerar alltid skogsområden med höga naturvärden. Det största hotet mot arten är skogsavverkning och den omfattas av ett åtgärdsprogram för hotade arter (ÅGP). Violgubben överlever inte en slutavverkning och verkar dessutom ha svårt att etablera sig i yngre skogsbestånd (SLU Artdatabanken, 2026; Nitare &amp; Skogsstyrelsen, 2019; Aronsson, 2006).</w:t>
       </w:r>
     </w:p>
     <w:p>
@@ -382,10 +363,59 @@
         <w:rPr>
           <w:b/>
         </w:rPr>
-        <w:t>Nattskärra (§4)</w:t>
-      </w:r>
-      <w:r>
-        <w:t xml:space="preserve"> hör i ett historiskt perspektiv hemma i utmarkernas glesa, betade skogar, på ljunghedar och brandfält, tallmoar och i anslutning till torra naturbetesmarker i gränsen mot skogen. Numera påträffas arten i första hand i glesa tallskogar på hällmarker, sandfält och kring högmossar. Uppträder ofta i anslutning till hyggen. Hemområdet för häckande nattskärror är enligt brittiska studier 50–200 hektar, men det förekommer att nattskärror flyger över 5 kilometer för att födosöka i särskilt insektsrika miljöer. Nattskärra är fridlyst enligt 4§ artskyddsförordningen, omfattas av bilaga 1 EU:s fågeldirektiv och är typisk art för </w:t>
+        <w:t xml:space="preserve">Kopparspindling (VU) </w:t>
+      </w:r>
+      <w:r>
+        <w:t>bildar mykorrhiza med tall och gran i äldre ängsgranskog på kalkrik mark, mer sällan i ren kalktallskog.</w:t>
+      </w:r>
+      <w:r>
+        <w:rPr>
+          <w:b/>
+        </w:rPr>
+        <w:t xml:space="preserve"> </w:t>
+      </w:r>
+      <w:r>
+        <w:t>Minskningstakten uppgår till 30 % inom 50 år och överstiger gränsvärdet för Sårbar (VU) enligt A-kriteriet. (A2c+3c+4c).</w:t>
+      </w:r>
+      <w:r>
+        <w:rPr>
+          <w:b/>
+        </w:rPr>
+        <w:t xml:space="preserve"> </w:t>
+      </w:r>
+      <w:r>
+        <w:t>Intensivt skogsbruk, särskilt kalavverkning och markberedning missgynnar arten och lokaler som även hyser ett stort antal andra hotade arter bör helt undantas från skogsbruk.</w:t>
+      </w:r>
+      <w:r>
+        <w:rPr>
+          <w:b/>
+        </w:rPr>
+        <w:t xml:space="preserve"> </w:t>
+      </w:r>
+      <w:r>
+        <w:t>Kopparspindling är globalt rödlistad som nära hotad (NT) vilket innebär att Sverige har ett internationellt ansvar för arten (SLU Artdatabanken, 2024; IUCN, 2015).</w:t>
+      </w:r>
+    </w:p>
+    <w:p>
+      <w:r>
+        <w:rPr>
+          <w:b/>
+        </w:rPr>
+        <w:t>Fjällig taggsvamp s.str. (NT)</w:t>
+      </w:r>
+      <w:r>
+        <w:t xml:space="preserve"> bildar mykorrhiza med gran i granskog och barrblandskog, främst på frisk näringsrik mark i äldre skog med lång trädkontinuitet. Den totala populationen i landet har minskat och bedöms fortsätta minska till följd av avverkning av äldre barrskogar. Minskningstakten för den svenska populationen bedöms vara nära gränsvärdet för sårbar (VU) (SLU Artdatabanken, 2026).</w:t>
+      </w:r>
+    </w:p>
+    <w:p>
+      <w:r>
+        <w:rPr>
+          <w:b/>
+        </w:rPr>
+        <w:t xml:space="preserve">Orange taggsvamp (NT) </w:t>
+      </w:r>
+      <w:r>
+        <w:t xml:space="preserve">bildar mykorrhiza med både gran och tall och den förekommer främst i äldre barrskogar med kontinuitetsskogskaraktär. Mest frekvent är den i äldre mossrik granskog, men då bara i skogar inom granens naturliga utbredningsområde och i bestånd med långvarig grankontinuitet. Den totala populationen i landet bedöms ha minskat kraftigt och fortsatt kommer att minska då arten är knuten till en produktiv skogsmiljö som successivt avverkas. Arten hotas främst av skogsavverkning och tycks försvinna efter slutavverkning, markberedning och plantering och det är inte känt att arten har återkommit i anlagd skog på tidigare kalmark. Orange taggsvamp är typisk art för </w:t>
       </w:r>
       <w:r>
         <w:rPr>
@@ -394,20 +424,7 @@
         <w:t>9010 Taiga</w:t>
       </w:r>
       <w:r>
-        <w:t xml:space="preserve"> (Skogsstyrelsen, 2016; SLU Artdatabanken, 2025).</w:t>
-      </w:r>
-    </w:p>
-    <w:p>
-      <w:r>
-        <w:t>I BILAGA 1 finns mer detaljerad information om ekologi samt krav på livsmiljö hos fridlysta arter.</w:t>
-      </w:r>
-    </w:p>
-    <w:p>
-      <w:pPr>
-        <w:pStyle w:val="Heading2"/>
-      </w:pPr>
-      <w:r>
-        <w:t>Övriga naturvårdsarter</w:t>
+        <w:t xml:space="preserve"> (SLU Artdatabanken, 2024).</w:t>
       </w:r>
     </w:p>
     <w:p>
@@ -415,10 +432,10 @@
         <w:rPr>
           <w:b/>
         </w:rPr>
-        <w:t>Fjällig taggsvamp s.str. (NT)</w:t>
-      </w:r>
-      <w:r>
-        <w:t xml:space="preserve"> bildar mykorrhiza med gran i granskog och barrblandskog, främst på frisk näringsrik mark i äldre skog med lång trädkontinuitet. Den totala populationen i landet har minskat och bedöms fortsätta minska till följd av avverkning av äldre barrskogar. Minskningstakten för den svenska populationen bedöms vara nära gränsvärdet för sårbar (VU) (SLU Artdatabanken, 2026).</w:t>
+        <w:t xml:space="preserve">Svartvit taggsvamp (NT) </w:t>
+      </w:r>
+      <w:r>
+        <w:t>bildar mykorrhiza med tall, troligen även med gran. Den växer huvudsakligen i äldre, naturligt uppkommen skog på torr eller frisk mark och förekommer såväl på tallhedar som i mossig barrblandskog. Flera olika former har påträffats vid DNA-undersökningar av europeiskt material och det är oklart hur många former som finns i värd land. Kalavverkning av äldre skog är ett reellt hot, liksom maskinell markberedning och minskad andel självföryngring. Lokaler som fortfarande håller svampen behöver säkerställas (SLU Artdatabanken, 2024; Nitare &amp; Skogsstyrelsen, 2019).</w:t>
       </w:r>
     </w:p>
     <w:p>
@@ -426,48 +443,32 @@
         <w:rPr>
           <w:b/>
         </w:rPr>
-        <w:t xml:space="preserve">Kopparspindling (VU) </w:t>
-      </w:r>
-      <w:r>
-        <w:t>bildar mykorrhiza med tall och gran i äldre ängsgranskog på kalkrik mark, mer sällan i ren kalktallskog.</w:t>
-      </w:r>
+        <w:t xml:space="preserve">Tjockfotad fingersvamp (NT) </w:t>
+      </w:r>
+      <w:r>
+        <w:t>bildar mykorrhiza med gran, eventuellt även med tall, i örtrika kalkbarrskogar, samt med bok och ek i ädellövskog på kalkrik mark. Den totala populationen i landet bedöms ha minskat under de senaste 50 åren och förväntas fortsätta minska, främst på grund av slutavverkning av äldre barrskog. Minskningstakten för den svenska populationen bedöms vara nära gränsvärdet för sårbar (VU). Slutavverkning, gödsling eller exploatering måste undvikas (SLU Artdatabanken, 2026).</w:t>
+      </w:r>
+    </w:p>
+    <w:p>
       <w:r>
         <w:rPr>
           <w:b/>
         </w:rPr>
-        <w:t xml:space="preserve"> </w:t>
-      </w:r>
-      <w:r>
-        <w:t>Minskningstakten uppgår till 30 % inom 50 år och överstiger gränsvärdet för Sårbar (VU) enligt A-kriteriet. (A2c+3c+4c).</w:t>
-      </w:r>
+        <w:t xml:space="preserve">Rödgul trumpetsvamp </w:t>
+      </w:r>
+      <w:r>
+        <w:t>signalerar kalkrika barrsumpskogar eller avgränsade små mineralrika ytor i barrskogslandskapet, vilka normalt har höga naturvärden. I urbergsbygder är den en bra signalart på känsliga skogsbiotoper (Nitare &amp; Skogsstyrelsen, 2019).</w:t>
+      </w:r>
+    </w:p>
+    <w:p>
       <w:r>
         <w:rPr>
           <w:b/>
         </w:rPr>
-        <w:t xml:space="preserve"> </w:t>
-      </w:r>
-      <w:r>
-        <w:t>Intensivt skogsbruk, särskilt kalavverkning och markberedning missgynnar arten och lokaler som även hyser ett stort antal andra hotade arter bör helt undantas från skogsbruk.</w:t>
-      </w:r>
-      <w:r>
-        <w:rPr>
-          <w:b/>
-        </w:rPr>
-        <w:t xml:space="preserve"> </w:t>
-      </w:r>
-      <w:r>
-        <w:t>Kopparspindling är globalt rödlistad som nära hotad (NT) vilket innebär att Sverige har ett internationellt ansvar för arten (SLU Artdatabanken, 2024; IUCN, 2015).</w:t>
-      </w:r>
-    </w:p>
-    <w:p>
-      <w:r>
-        <w:rPr>
-          <w:b/>
-        </w:rPr>
-        <w:t xml:space="preserve">Orange taggsvamp (NT) </w:t>
-      </w:r>
-      <w:r>
-        <w:t xml:space="preserve">bildar mykorrhiza med både gran och tall och den förekommer främst i äldre barrskogar med kontinuitetsskogskaraktär. Mest frekvent är den i äldre mossrik granskog, men då bara i skogar inom granens naturliga utbredningsområde och i bestånd med långvarig grankontinuitet. Den totala populationen i landet bedöms ha minskat kraftigt och fortsatt kommer att minska då arten är knuten till en produktiv skogsmiljö som successivt avverkas. Arten hotas främst av skogsavverkning och tycks försvinna efter slutavverkning, markberedning och plantering och det är inte känt att arten har återkommit i anlagd skog på tidigare kalmark. Orange taggsvamp är typisk art för </w:t>
+        <w:t>Nattskärra (§4)</w:t>
+      </w:r>
+      <w:r>
+        <w:t xml:space="preserve"> hör i ett historiskt perspektiv hemma i utmarkernas glesa, betade skogar, på ljunghedar och brandfält, tallmoar och i anslutning till torra naturbetesmarker i gränsen mot skogen. Numera påträffas arten i första hand i glesa tallskogar på hällmarker, sandfält och kring högmossar. Uppträder ofta i anslutning till hyggen. Hemområdet för häckande nattskärror är enligt brittiska studier 50–200 hektar, men det förekommer att nattskärror flyger över 5 kilometer för att födosöka i särskilt insektsrika miljöer. Nattskärra är fridlyst enligt 4§ artskyddsförordningen, omfattas av bilaga 1 EU:s fågeldirektiv och är typisk art för </w:t>
       </w:r>
       <w:r>
         <w:rPr>
@@ -476,51 +477,7 @@
         <w:t>9010 Taiga</w:t>
       </w:r>
       <w:r>
-        <w:t xml:space="preserve"> (SLU Artdatabanken, 2024).</w:t>
-      </w:r>
-    </w:p>
-    <w:p>
-      <w:r>
-        <w:rPr>
-          <w:b/>
-        </w:rPr>
-        <w:t xml:space="preserve">Rödgul trumpetsvamp </w:t>
-      </w:r>
-      <w:r>
-        <w:t>signalerar kalkrika barrsumpskogar eller avgränsade små mineralrika ytor i barrskogslandskapet, vilka normalt har höga naturvärden. I urbergsbygder är den en bra signalart på känsliga skogsbiotoper (Nitare &amp; Skogsstyrelsen, 2019).</w:t>
-      </w:r>
-    </w:p>
-    <w:p>
-      <w:r>
-        <w:rPr>
-          <w:b/>
-        </w:rPr>
-        <w:t xml:space="preserve">Svartvit taggsvamp (NT) </w:t>
-      </w:r>
-      <w:r>
-        <w:t>bildar mykorrhiza med tall, troligen även med gran. Den växer huvudsakligen i äldre, naturligt uppkommen skog på torr eller frisk mark och förekommer såväl på tallhedar som i mossig barrblandskog. Flera olika former har påträffats vid DNA-undersökningar av europeiskt material och det är oklart hur många former som finns i värd land. Kalavverkning av äldre skog är ett reellt hot, liksom maskinell markberedning och minskad andel självföryngring. Lokaler som fortfarande håller svampen behöver säkerställas (SLU Artdatabanken, 2024; Nitare &amp; Skogsstyrelsen, 2019).</w:t>
-      </w:r>
-    </w:p>
-    <w:p>
-      <w:r>
-        <w:rPr>
-          <w:b/>
-        </w:rPr>
-        <w:t xml:space="preserve">Tjockfotad fingersvamp (NT) </w:t>
-      </w:r>
-      <w:r>
-        <w:t>bildar mykorrhiza med gran, eventuellt även med tall, i örtrika kalkbarrskogar, samt med bok och ek i ädellövskog på kalkrik mark. Den totala populationen i landet bedöms ha minskat under de senaste 50 åren och förväntas fortsätta minska, främst på grund av slutavverkning av äldre barrskog. Minskningstakten för den svenska populationen bedöms vara nära gränsvärdet för sårbar (VU). Slutavverkning, gödsling eller exploatering måste undvikas (SLU Artdatabanken, 2026).</w:t>
-      </w:r>
-    </w:p>
-    <w:p>
-      <w:r>
-        <w:rPr>
-          <w:b/>
-        </w:rPr>
-        <w:t>Violgubbe (EN)</w:t>
-      </w:r>
-      <w:r>
-        <w:t xml:space="preserve"> är en starkt hotad art som bildar mykorrhiza med gran och bok och ev. andra trädslag i äldre ängsgran- och ängsbokskog med lång kontinuitet, främst på kalkrik mark. Arten är placerad högst upp i Skogsstyrelsens värdepyramid för bedömning av skog med höga naturvärden och indikerar alltid skogsområden med höga naturvärden. Det största hotet mot arten är skogsavverkning och den omfattas av ett åtgärdsprogram för hotade arter (ÅGP). Violgubben överlever inte en slutavverkning och verkar dessutom ha svårt att etablera sig i yngre skogsbestånd (SLU Artdatabanken, 2026; Nitare &amp; Skogsstyrelsen, 2019; Aronsson, 2006).</w:t>
+        <w:t xml:space="preserve"> (Skogsstyrelsen, 2016; SLU Artdatabanken, 2025).</w:t>
       </w:r>
     </w:p>
     <w:p>
@@ -1228,7 +1185,7 @@
     <w:r>
       <w:tab/>
       <w:tab/>
-      <w:t>2026-06-20</w:t>
+      <w:t>2026-06-21</w:t>
       <w:br/>
       <w:br/>
     </w:r>

--- a/klagomål/A 1101-2026 FSC-klagomål.docx
+++ b/klagomål/A 1101-2026 FSC-klagomål.docx
@@ -1185,7 +1185,7 @@
     <w:r>
       <w:tab/>
       <w:tab/>
-      <w:t>2026-06-21</w:t>
+      <w:t>2026-06-22</w:t>
       <w:br/>
       <w:br/>
     </w:r>

--- a/klagomål/A 1101-2026 FSC-klagomål.docx
+++ b/klagomål/A 1101-2026 FSC-klagomål.docx
@@ -1185,7 +1185,7 @@
     <w:r>
       <w:tab/>
       <w:tab/>
-      <w:t>2026-06-22</w:t>
+      <w:t>2026-06-23</w:t>
       <w:br/>
       <w:br/>
     </w:r>

--- a/klagomål/A 1101-2026 FSC-klagomål.docx
+++ b/klagomål/A 1101-2026 FSC-klagomål.docx
@@ -1185,7 +1185,7 @@
     <w:r>
       <w:tab/>
       <w:tab/>
-      <w:t>2026-06-23</w:t>
+      <w:t>2026-06-24</w:t>
       <w:br/>
       <w:br/>
     </w:r>

--- a/klagomål/A 1101-2026 FSC-klagomål.docx
+++ b/klagomål/A 1101-2026 FSC-klagomål.docx
@@ -1185,7 +1185,7 @@
     <w:r>
       <w:tab/>
       <w:tab/>
-      <w:t>2026-06-24</w:t>
+      <w:t>2026-06-25</w:t>
       <w:br/>
       <w:br/>
     </w:r>

--- a/klagomål/A 1101-2026 FSC-klagomål.docx
+++ b/klagomål/A 1101-2026 FSC-klagomål.docx
@@ -1185,7 +1185,7 @@
     <w:r>
       <w:tab/>
       <w:tab/>
-      <w:t>2026-06-25</w:t>
+      <w:t>2026-06-26</w:t>
       <w:br/>
       <w:br/>
     </w:r>

--- a/klagomål/A 1101-2026 FSC-klagomål.docx
+++ b/klagomål/A 1101-2026 FSC-klagomål.docx
@@ -1185,7 +1185,7 @@
     <w:r>
       <w:tab/>
       <w:tab/>
-      <w:t>2026-06-26</w:t>
+      <w:t>2026-06-27</w:t>
       <w:br/>
       <w:br/>
     </w:r>

--- a/klagomål/A 1101-2026 FSC-klagomål.docx
+++ b/klagomål/A 1101-2026 FSC-klagomål.docx
@@ -1185,7 +1185,7 @@
     <w:r>
       <w:tab/>
       <w:tab/>
-      <w:t>2026-06-27</w:t>
+      <w:t>2026-06-28</w:t>
       <w:br/>
       <w:br/>
     </w:r>

--- a/klagomål/A 1101-2026 FSC-klagomål.docx
+++ b/klagomål/A 1101-2026 FSC-klagomål.docx
@@ -1185,7 +1185,7 @@
     <w:r>
       <w:tab/>
       <w:tab/>
-      <w:t>2026-06-28</w:t>
+      <w:t>2026-06-29</w:t>
       <w:br/>
       <w:br/>
     </w:r>

--- a/klagomål/A 1101-2026 FSC-klagomål.docx
+++ b/klagomål/A 1101-2026 FSC-klagomål.docx
@@ -1185,7 +1185,7 @@
     <w:r>
       <w:tab/>
       <w:tab/>
-      <w:t>2026-06-29</w:t>
+      <w:t>2026-06-30</w:t>
       <w:br/>
       <w:br/>
     </w:r>

--- a/klagomål/A 1101-2026 FSC-klagomål.docx
+++ b/klagomål/A 1101-2026 FSC-klagomål.docx
@@ -1185,7 +1185,7 @@
     <w:r>
       <w:tab/>
       <w:tab/>
-      <w:t>2026-06-30</w:t>
+      <w:t>2026-07-01</w:t>
       <w:br/>
       <w:br/>
     </w:r>

--- a/klagomål/A 1101-2026 FSC-klagomål.docx
+++ b/klagomål/A 1101-2026 FSC-klagomål.docx
@@ -1185,7 +1185,7 @@
     <w:r>
       <w:tab/>
       <w:tab/>
-      <w:t>2026-07-01</w:t>
+      <w:t>2026-07-02</w:t>
       <w:br/>
       <w:br/>
     </w:r>

--- a/klagomål/A 1101-2026 FSC-klagomål.docx
+++ b/klagomål/A 1101-2026 FSC-klagomål.docx
@@ -1185,7 +1185,7 @@
     <w:r>
       <w:tab/>
       <w:tab/>
-      <w:t>2026-07-13</w:t>
+      <w:t>2026-07-14</w:t>
       <w:br/>
       <w:br/>
     </w:r>

--- a/klagomål/A 1101-2026 FSC-klagomål.docx
+++ b/klagomål/A 1101-2026 FSC-klagomål.docx
@@ -1185,7 +1185,7 @@
     <w:r>
       <w:tab/>
       <w:tab/>
-      <w:t>2026-07-14</w:t>
+      <w:t>2026-07-15</w:t>
       <w:br/>
       <w:br/>
     </w:r>

--- a/klagomål/A 1101-2026 FSC-klagomål.docx
+++ b/klagomål/A 1101-2026 FSC-klagomål.docx
@@ -1185,7 +1185,7 @@
     <w:r>
       <w:tab/>
       <w:tab/>
-      <w:t>2026-07-15</w:t>
+      <w:t>2026-07-16</w:t>
       <w:br/>
       <w:br/>
     </w:r>

--- a/klagomål/A 1101-2026 FSC-klagomål.docx
+++ b/klagomål/A 1101-2026 FSC-klagomål.docx
@@ -1185,7 +1185,7 @@
     <w:r>
       <w:tab/>
       <w:tab/>
-      <w:t>2026-07-16</w:t>
+      <w:t>2026-07-17</w:t>
       <w:br/>
       <w:br/>
     </w:r>

--- a/klagomål/A 1101-2026 FSC-klagomål.docx
+++ b/klagomål/A 1101-2026 FSC-klagomål.docx
@@ -1185,7 +1185,7 @@
     <w:r>
       <w:tab/>
       <w:tab/>
-      <w:t>2026-07-17</w:t>
+      <w:t>2026-07-18</w:t>
       <w:br/>
       <w:br/>
     </w:r>

--- a/klagomål/A 1101-2026 FSC-klagomål.docx
+++ b/klagomål/A 1101-2026 FSC-klagomål.docx
@@ -1185,7 +1185,7 @@
     <w:r>
       <w:tab/>
       <w:tab/>
-      <w:t>2026-07-18</w:t>
+      <w:t>2026-07-19</w:t>
       <w:br/>
       <w:br/>
     </w:r>

--- a/klagomål/A 1101-2026 FSC-klagomål.docx
+++ b/klagomål/A 1101-2026 FSC-klagomål.docx
@@ -1185,7 +1185,7 @@
     <w:r>
       <w:tab/>
       <w:tab/>
-      <w:t>2026-07-19</w:t>
+      <w:t>2026-07-20</w:t>
       <w:br/>
       <w:br/>
     </w:r>

--- a/klagomål/A 1101-2026 FSC-klagomål.docx
+++ b/klagomål/A 1101-2026 FSC-klagomål.docx
@@ -1185,7 +1185,7 @@
     <w:r>
       <w:tab/>
       <w:tab/>
-      <w:t>2026-07-20</w:t>
+      <w:t>2026-07-21</w:t>
       <w:br/>
       <w:br/>
     </w:r>

--- a/klagomål/A 1101-2026 FSC-klagomål.docx
+++ b/klagomål/A 1101-2026 FSC-klagomål.docx
@@ -1185,7 +1185,7 @@
     <w:r>
       <w:tab/>
       <w:tab/>
-      <w:t>2026-07-21</w:t>
+      <w:t>2026-07-22</w:t>
       <w:br/>
       <w:br/>
     </w:r>

--- a/klagomål/A 1101-2026 FSC-klagomål.docx
+++ b/klagomål/A 1101-2026 FSC-klagomål.docx
@@ -1185,7 +1185,7 @@
     <w:r>
       <w:tab/>
       <w:tab/>
-      <w:t>2026-07-22</w:t>
+      <w:t>2026-07-23</w:t>
       <w:br/>
       <w:br/>
     </w:r>

--- a/klagomål/A 1101-2026 FSC-klagomål.docx
+++ b/klagomål/A 1101-2026 FSC-klagomål.docx
@@ -1185,7 +1185,7 @@
     <w:r>
       <w:tab/>
       <w:tab/>
-      <w:t>2026-07-23</w:t>
+      <w:t>2026-07-24</w:t>
       <w:br/>
       <w:br/>
     </w:r>

--- a/klagomål/A 1101-2026 FSC-klagomål.docx
+++ b/klagomål/A 1101-2026 FSC-klagomål.docx
@@ -1185,7 +1185,7 @@
     <w:r>
       <w:tab/>
       <w:tab/>
-      <w:t>2026-07-24</w:t>
+      <w:t>2026-07-25</w:t>
       <w:br/>
       <w:br/>
     </w:r>

--- a/klagomål/A 1101-2026 FSC-klagomål.docx
+++ b/klagomål/A 1101-2026 FSC-klagomål.docx
@@ -1185,7 +1185,7 @@
     <w:r>
       <w:tab/>
       <w:tab/>
-      <w:t>2026-07-25</w:t>
+      <w:t>2026-07-26</w:t>
       <w:br/>
       <w:br/>
     </w:r>

--- a/klagomål/A 1101-2026 FSC-klagomål.docx
+++ b/klagomål/A 1101-2026 FSC-klagomål.docx
@@ -1185,7 +1185,7 @@
     <w:r>
       <w:tab/>
       <w:tab/>
-      <w:t>2026-07-26</w:t>
+      <w:t>2026-07-27</w:t>
       <w:br/>
       <w:br/>
     </w:r>

--- a/klagomål/A 1101-2026 FSC-klagomål.docx
+++ b/klagomål/A 1101-2026 FSC-klagomål.docx
@@ -1185,7 +1185,7 @@
     <w:r>
       <w:tab/>
       <w:tab/>
-      <w:t>2026-07-27</w:t>
+      <w:t>2026-07-28</w:t>
       <w:br/>
       <w:br/>
     </w:r>

--- a/klagomål/A 1101-2026 FSC-klagomål.docx
+++ b/klagomål/A 1101-2026 FSC-klagomål.docx
@@ -1185,7 +1185,7 @@
     <w:r>
       <w:tab/>
       <w:tab/>
-      <w:t>2026-07-28</w:t>
+      <w:t>2026-07-29</w:t>
       <w:br/>
       <w:br/>
     </w:r>

--- a/klagomål/A 1101-2026 FSC-klagomål.docx
+++ b/klagomål/A 1101-2026 FSC-klagomål.docx
@@ -216,12 +216,12 @@
         <w:spacing w:after="240"/>
       </w:pPr>
       <w:r>
-        <w:t>Figur 1. Fyndplatser för naturvårdsarter i och inom 24 meter från avverkningsanmälan. Markörer utan svart kant är placerade på fyndplatsen. Markörer med svart kant är placerade vid sidan av fyndplatsen har ett svart streck som visar fyndplatsens exakta position. Kartans mittpunktskoordinat är N 6703419, E 687663 i SWEREF 99 TM.</w:t>
+        <w:t>Figur 1. Fyndplatser för naturvårdsarter i och inom 25 meter från avverkningsanmälan. Markörer utan svart kant är placerade på fyndplatsen. Markörer med svart kant är placerade vid sidan av fyndplatsen har ett svart streck som visar fyndplatsens exakta position. Kartans mittpunktskoordinat är N 6703419, E 687663 i SWEREF 99 TM.</w:t>
       </w:r>
     </w:p>
     <w:p>
       <w:r>
-        <w:t>I och inom 24 meter från avverkningsanmälan finns fynd av 24 naturvårdsarter, varav 17 är rödlistade, 7 är fridlysta, 3 är typiska (T) och 4 är signalarter (S): violgubbe (EN), bredgentiana (VU, §8), fältgentiana (VU), knärot (VU, T, §8), kopparspindling (VU), mindre bastardsvärmare (VU), silverblåvinge (VU), violettkantad guldvinge (VU), berggräsfjäril (NT), fjällig taggsvamp s.str. (NT), frejas pärlemorfjäril (NT), ladusvala (NT, §4), loppstarr (NT), mindre tåtelsmygare (NT), orange taggsvamp (NT, T), svartvit taggsvamp (NT), tjockfotad fingersvamp (NT), anisspindling (S), nästrot (S, §8), rödgul trumpetsvamp (S), svavelriska (S), nattskärra (T, §4), svartvit flugsnappare (§4) och trana (§4). Se Figur 1.</w:t>
+        <w:t>I och inom 25 meter från avverkningsanmälan finns fynd av 25 naturvårdsarter, varav 18 är rödlistade, 7 är fridlysta, 4 är typiska (T) och 4 är signalarter (S): violgubbe (EN), bredgentiana (VU, §8), fältgentiana (VU), knärot (VU, T, §8), kopparspindling (VU), mindre bastardsvärmare (VU), silverblåvinge (VU), violettkantad guldvinge (VU), berggräsfjäril (NT), dofttaggsvamp (NT, T), fjällig taggsvamp s.str. (NT), frejas pärlemorfjäril (NT), ladusvala (NT, §4), loppstarr (NT), mindre tåtelsmygare (NT), orange taggsvamp (NT, T), svartvit taggsvamp (NT), tjockfotad fingersvamp (NT), anisspindling (S), nästrot (S, §8), rödgul trumpetsvamp (S), svavelriska (S), nattskärra (T, §4), svartvit flugsnappare (§4) och trana (§4). Se Figur 1.</w:t>
       </w:r>
     </w:p>
     <w:p>
@@ -307,7 +307,7 @@
     </w:p>
     <w:p>
       <w:r>
-        <w:t>I det avverkningsanmälda området finns 1 fyndplatser för knärot registrerade på Artportalen. Figur 2 visar gränserna för buffertzoner på 50 m, som behöver lämnas kring fyndplatserna för att knärotslokalerna inte ska försvinna vid en avverkning. Av det avverkningsanmälda området överlappar 0.21 ha med buffertzonerna och får av detta skäl inte avverkas.</w:t>
+        <w:t>I det avverkningsanmälda området finns 2 fyndplatser för knärot registrerade på Artportalen. Figur 2 visar gränserna för buffertzoner på 50 m, som behöver lämnas kring fyndplatserna för att knärotslokalerna inte ska försvinna vid en avverkning. Av det avverkningsanmälda området överlappar 0.51 ha med buffertzonerna och får av detta skäl inte avverkas.</w:t>
       </w:r>
     </w:p>
     <w:p>
@@ -401,6 +401,26 @@
         <w:rPr>
           <w:b/>
         </w:rPr>
+        <w:t xml:space="preserve">Dofttaggsvamp (NT) </w:t>
+      </w:r>
+      <w:r>
+        <w:t xml:space="preserve">bildar mykorrhiza med gran i framför allt äldre ängsgranskog eller örtrik granskog av frisk lågörttyp. Arten hotas huvudsakligen av slutavverkning och den överlever sannolikt inte en avverkning eftersom den är beroende de levande barrträdens rötter. Troligen missgynnas den av allt för hård gallring eller plockhuggning om huggningen inte efterföljs av skogsbete. Fler örtrika barrskogar, särskilt de med trädkontinuitet, måste skyddas i större utsträckning än vad som tidigare gjorts. Dofttaggsvamp är typisk art för </w:t>
+      </w:r>
+      <w:r>
+        <w:rPr>
+          <w:i/>
+        </w:rPr>
+        <w:t>9050 Näringsrik granskog</w:t>
+      </w:r>
+      <w:r>
+        <w:t xml:space="preserve"> (SLU Artdatabanken, 2024).</w:t>
+      </w:r>
+    </w:p>
+    <w:p>
+      <w:r>
+        <w:rPr>
+          <w:b/>
+        </w:rPr>
         <w:t>Fjällig taggsvamp s.str. (NT)</w:t>
       </w:r>
       <w:r>
@@ -594,7 +614,7 @@
         <w:rPr>
           <w:i/>
         </w:rPr>
-        <w:t>I det avverkningsanmälda skogsområdet har 21 rödlistade arter och signalarter påträffats. Detta ska jämföras med Skogsstyrelsens uppföljning 2017 av nyckelbiotoper som visade att man i genomsnitt hittar 20,6 olika rödlistade arter och signalarter i en nyckelbiotop (Wijk, S. 2017. Biologisk mångfald i nyckelbiotoper – Resultat från inventeringen “Uppföljning biologisk mångfald” 2009–2015. Rapport 4/2017 Skogsstyrelsen, Jönköping).</w:t>
+        <w:t>I det avverkningsanmälda skogsområdet har 22 rödlistade arter och signalarter påträffats. Detta ska jämföras med Skogsstyrelsens uppföljning 2017 av nyckelbiotoper som visade att man i genomsnitt hittar 20,6 olika rödlistade arter och signalarter i en nyckelbiotop (Wijk, S. 2017. Biologisk mångfald i nyckelbiotoper – Resultat från inventeringen “Uppföljning biologisk mångfald” 2009–2015. Rapport 4/2017 Skogsstyrelsen, Jönköping).</w:t>
       </w:r>
     </w:p>
     <w:p>
@@ -623,7 +643,7 @@
         <w:rPr>
           <w:i/>
         </w:rPr>
-        <w:t>I det avverkningsanmälda skogsområdet har 24 naturvårdsarter varav 17 rödlistade arter sina livsmiljöer och växtplatser.</w:t>
+        <w:t>I det avverkningsanmälda skogsområdet har 25 naturvårdsarter varav 18 rödlistade arter sina livsmiljöer och växtplatser.</w:t>
       </w:r>
     </w:p>
     <w:p>
@@ -1185,7 +1205,7 @@
     <w:r>
       <w:tab/>
       <w:tab/>
-      <w:t>2026-07-29</w:t>
+      <w:t>2026-07-30</w:t>
       <w:br/>
       <w:br/>
     </w:r>

--- a/klagomål/A 1101-2026 FSC-klagomål.docx
+++ b/klagomål/A 1101-2026 FSC-klagomål.docx
@@ -1205,7 +1205,7 @@
     <w:r>
       <w:tab/>
       <w:tab/>
-      <w:t>2026-07-30</w:t>
+      <w:t>2026-07-31</w:t>
       <w:br/>
       <w:br/>
     </w:r>

--- a/klagomål/A 1101-2026 FSC-klagomål.docx
+++ b/klagomål/A 1101-2026 FSC-klagomål.docx
@@ -1205,7 +1205,7 @@
     <w:r>
       <w:tab/>
       <w:tab/>
-      <w:t>2026-07-31</w:t>
+      <w:t>2026-08-01</w:t>
       <w:br/>
       <w:br/>
     </w:r>

--- a/klagomål/A 1101-2026 FSC-klagomål.docx
+++ b/klagomål/A 1101-2026 FSC-klagomål.docx
@@ -1205,7 +1205,7 @@
     <w:r>
       <w:tab/>
       <w:tab/>
-      <w:t>2026-08-01</w:t>
+      <w:t>2026-08-02</w:t>
       <w:br/>
       <w:br/>
     </w:r>

--- a/klagomål/A 1101-2026 FSC-klagomål.docx
+++ b/klagomål/A 1101-2026 FSC-klagomål.docx
@@ -1205,7 +1205,7 @@
     <w:r>
       <w:tab/>
       <w:tab/>
-      <w:t>2026-08-02</w:t>
+      <w:t>2026-08-03</w:t>
       <w:br/>
       <w:br/>
     </w:r>

--- a/klagomål/A 1101-2026 FSC-klagomål.docx
+++ b/klagomål/A 1101-2026 FSC-klagomål.docx
@@ -1205,7 +1205,7 @@
     <w:r>
       <w:tab/>
       <w:tab/>
-      <w:t>2026-08-03</w:t>
+      <w:t>2026-08-05</w:t>
       <w:br/>
       <w:br/>
     </w:r>

--- a/klagomål/A 1101-2026 FSC-klagomål.docx
+++ b/klagomål/A 1101-2026 FSC-klagomål.docx
@@ -1205,7 +1205,7 @@
     <w:r>
       <w:tab/>
       <w:tab/>
-      <w:t>2026-08-05</w:t>
+      <w:t>2026-08-07</w:t>
       <w:br/>
       <w:br/>
     </w:r>

--- a/klagomål/A 1101-2026 FSC-klagomål.docx
+++ b/klagomål/A 1101-2026 FSC-klagomål.docx
@@ -1205,7 +1205,7 @@
     <w:r>
       <w:tab/>
       <w:tab/>
-      <w:t>2026-08-07</w:t>
+      <w:t>2026-08-08</w:t>
       <w:br/>
       <w:br/>
     </w:r>

--- a/klagomål/A 1101-2026 FSC-klagomål.docx
+++ b/klagomål/A 1101-2026 FSC-klagomål.docx
@@ -216,12 +216,12 @@
         <w:spacing w:after="240"/>
       </w:pPr>
       <w:r>
-        <w:t>Figur 1. Fyndplatser för naturvårdsarter i och inom 24 meter från avverkningsanmälan. Markörer utan svart kant är placerade på fyndplatsen. Markörer med svart kant är placerade vid sidan av fyndplatsen har ett svart streck som visar fyndplatsens exakta position. Kartans mittpunktskoordinat är N 6703419, E 687663 i SWEREF 99 TM.</w:t>
+        <w:t>Figur 1. Fyndplatser för naturvårdsarter i och inom 25 meter från avverkningsanmälan. Markörer utan svart kant är placerade på fyndplatsen. Markörer med svart kant är placerade vid sidan av fyndplatsen och har ett svart streck som visar fyndplatsens exakta position. Kartans mittpunktskoordinat är N 6703419, E 687663 i SWEREF 99 TM.</w:t>
       </w:r>
     </w:p>
     <w:p>
       <w:r>
-        <w:t>I och inom 24 meter från avverkningsanmälan finns fynd av 24 naturvårdsarter, varav 17 är rödlistade, 7 är fridlysta, 3 är typiska (T) och 4 är signalarter (S): violgubbe (EN), bredgentiana (VU, §8), fältgentiana (VU), knärot (VU, T, §8), kopparspindling (VU), mindre bastardsvärmare (VU), silverblåvinge (VU), violettkantad guldvinge (VU), berggräsfjäril (NT), fjällig taggsvamp s.str. (NT), frejas pärlemorfjäril (NT), ladusvala (NT, §4), loppstarr (NT), mindre tåtelsmygare (NT), orange taggsvamp (NT, T), svartvit taggsvamp (NT), tjockfotad fingersvamp (NT), anisspindling (S), nästrot (S, §8), rödgul trumpetsvamp (S), svavelriska (S), nattskärra (T, §4), svartvit flugsnappare (§4) och trana (§4). Se Figur 1.</w:t>
+        <w:t>I och inom 25 meter från avverkningsanmälan finns fynd av 25 naturvårdsarter, varav 18 är rödlistade, 7 är fridlysta, 4 är typiska (T) och 4 är signalarter (S): violgubbe (EN), bredgentiana (VU, §8), fältgentiana (VU), knärot (VU, T, §8), kopparspindling (VU), mindre bastardsvärmare (VU), silverblåvinge (VU), violettkantad guldvinge (VU), berggräsfjäril (NT), dofttaggsvamp (NT, T), fjällig taggsvamp s.str. (NT), frejas pärlemorfjäril (NT), ladusvala (NT, §4), loppstarr (NT), mindre tåtelsmygare (NT), orange taggsvamp (NT, T), svartvit taggsvamp (NT), tjockfotad fingersvamp (NT), anisspindling (S), nästrot (S, §8), rödgul trumpetsvamp (S), svavelriska (S), nattskärra (T, §4), svartvit flugsnappare (§4) och trana (§4). Se Figur 1.</w:t>
       </w:r>
     </w:p>
     <w:p>
@@ -307,7 +307,7 @@
     </w:p>
     <w:p>
       <w:r>
-        <w:t>I det avverkningsanmälda området finns 1 fyndplatser för knärot registrerade på Artportalen. Figur 2 visar gränserna för buffertzoner på 50 m, som behöver lämnas kring fyndplatserna för att knärotslokalerna inte ska försvinna vid en avverkning. Av det avverkningsanmälda området överlappar 0.21 ha med buffertzonerna och får av detta skäl inte avverkas.</w:t>
+        <w:t>I det avverkningsanmälda området finns 3 fyndplatser för knärot registrerade på Artportalen. Figur 2 visar gränserna för buffertzoner på 50 m, som behöver lämnas kring fyndplatserna för att knärotslokalerna inte ska försvinna vid en avverkning. Av det avverkningsanmälda området överlappar 0.51 ha med buffertzonerna och får av detta skäl inte avverkas.</w:t>
       </w:r>
     </w:p>
     <w:p>
@@ -401,6 +401,26 @@
         <w:rPr>
           <w:b/>
         </w:rPr>
+        <w:t xml:space="preserve">Dofttaggsvamp (NT) </w:t>
+      </w:r>
+      <w:r>
+        <w:t xml:space="preserve">bildar mykorrhiza med gran i framför allt äldre ängsgranskog eller örtrik granskog av frisk lågörttyp. Arten hotas huvudsakligen av slutavverkning och den överlever sannolikt inte en avverkning eftersom den är beroende de levande barrträdens rötter. Troligen missgynnas den av allt för hård gallring eller plockhuggning om huggningen inte efterföljs av skogsbete. Fler örtrika barrskogar, särskilt de med trädkontinuitet, måste skyddas i större utsträckning än vad som tidigare gjorts. Dofttaggsvamp är typisk art för </w:t>
+      </w:r>
+      <w:r>
+        <w:rPr>
+          <w:i/>
+        </w:rPr>
+        <w:t>9050 Näringsrik granskog</w:t>
+      </w:r>
+      <w:r>
+        <w:t xml:space="preserve"> (SLU Artdatabanken, 2024).</w:t>
+      </w:r>
+    </w:p>
+    <w:p>
+      <w:r>
+        <w:rPr>
+          <w:b/>
+        </w:rPr>
         <w:t>Fjällig taggsvamp s.str. (NT)</w:t>
       </w:r>
       <w:r>
@@ -594,7 +614,7 @@
         <w:rPr>
           <w:i/>
         </w:rPr>
-        <w:t>I det avverkningsanmälda skogsområdet har 21 rödlistade arter och signalarter påträffats. Detta ska jämföras med Skogsstyrelsens uppföljning 2017 av nyckelbiotoper som visade att man i genomsnitt hittar 20,6 olika rödlistade arter och signalarter i en nyckelbiotop (Wijk, S. 2017. Biologisk mångfald i nyckelbiotoper – Resultat från inventeringen “Uppföljning biologisk mångfald” 2009–2015. Rapport 4/2017 Skogsstyrelsen, Jönköping).</w:t>
+        <w:t>I det avverkningsanmälda skogsområdet har 22 rödlistade arter och signalarter påträffats. Detta ska jämföras med Skogsstyrelsens uppföljning 2017 av nyckelbiotoper som visade att man i genomsnitt hittar 20,6 olika rödlistade arter och signalarter i en nyckelbiotop (Wijk, S. 2017. Biologisk mångfald i nyckelbiotoper – Resultat från inventeringen “Uppföljning biologisk mångfald” 2009–2015. Rapport 4/2017 Skogsstyrelsen, Jönköping).</w:t>
       </w:r>
     </w:p>
     <w:p>
@@ -623,7 +643,7 @@
         <w:rPr>
           <w:i/>
         </w:rPr>
-        <w:t>I det avverkningsanmälda skogsområdet har 24 naturvårdsarter varav 17 rödlistade arter sina livsmiljöer och växtplatser.</w:t>
+        <w:t>I det avverkningsanmälda skogsområdet har 25 naturvårdsarter varav 18 rödlistade arter sina livsmiljöer och växtplatser.</w:t>
       </w:r>
     </w:p>
     <w:p>
@@ -1185,7 +1205,7 @@
     <w:r>
       <w:tab/>
       <w:tab/>
-      <w:t>2026-08-14</w:t>
+      <w:t>2026-08-15</w:t>
       <w:br/>
       <w:br/>
     </w:r>

--- a/klagomål/A 1101-2026 FSC-klagomål.docx
+++ b/klagomål/A 1101-2026 FSC-klagomål.docx
@@ -1205,7 +1205,7 @@
     <w:r>
       <w:tab/>
       <w:tab/>
-      <w:t>2026-08-15</w:t>
+      <w:t>2026-08-16</w:t>
       <w:br/>
       <w:br/>
     </w:r>

--- a/klagomål/A 1101-2026 FSC-klagomål.docx
+++ b/klagomål/A 1101-2026 FSC-klagomål.docx
@@ -1205,7 +1205,7 @@
     <w:r>
       <w:tab/>
       <w:tab/>
-      <w:t>2026-08-16</w:t>
+      <w:t>2026-08-17</w:t>
       <w:br/>
       <w:br/>
     </w:r>

--- a/klagomål/A 1101-2026 FSC-klagomål.docx
+++ b/klagomål/A 1101-2026 FSC-klagomål.docx
@@ -1205,7 +1205,7 @@
     <w:r>
       <w:tab/>
       <w:tab/>
-      <w:t>2026-08-17</w:t>
+      <w:t>2026-08-18</w:t>
       <w:br/>
       <w:br/>
     </w:r>

--- a/klagomål/A 1101-2026 FSC-klagomål.docx
+++ b/klagomål/A 1101-2026 FSC-klagomål.docx
@@ -1205,7 +1205,7 @@
     <w:r>
       <w:tab/>
       <w:tab/>
-      <w:t>2026-08-18</w:t>
+      <w:t>2026-08-19</w:t>
       <w:br/>
       <w:br/>
     </w:r>

--- a/klagomål/A 1101-2026 FSC-klagomål.docx
+++ b/klagomål/A 1101-2026 FSC-klagomål.docx
@@ -1205,7 +1205,7 @@
     <w:r>
       <w:tab/>
       <w:tab/>
-      <w:t>2026-08-19</w:t>
+      <w:t>2026-08-20</w:t>
       <w:br/>
       <w:br/>
     </w:r>

--- a/klagomål/A 1101-2026 FSC-klagomål.docx
+++ b/klagomål/A 1101-2026 FSC-klagomål.docx
@@ -1205,7 +1205,7 @@
     <w:r>
       <w:tab/>
       <w:tab/>
-      <w:t>2026-08-20</w:t>
+      <w:t>2026-08-21</w:t>
       <w:br/>
       <w:br/>
     </w:r>

--- a/klagomål/A 1101-2026 FSC-klagomål.docx
+++ b/klagomål/A 1101-2026 FSC-klagomål.docx
@@ -1205,7 +1205,7 @@
     <w:r>
       <w:tab/>
       <w:tab/>
-      <w:t>2026-08-21</w:t>
+      <w:t>2026-08-22</w:t>
       <w:br/>
       <w:br/>
     </w:r>

--- a/klagomål/A 1101-2026 FSC-klagomål.docx
+++ b/klagomål/A 1101-2026 FSC-klagomål.docx
@@ -1205,7 +1205,7 @@
     <w:r>
       <w:tab/>
       <w:tab/>
-      <w:t>2026-08-22</w:t>
+      <w:t>2026-08-23</w:t>
       <w:br/>
       <w:br/>
     </w:r>

--- a/klagomål/A 1101-2026 FSC-klagomål.docx
+++ b/klagomål/A 1101-2026 FSC-klagomål.docx
@@ -1205,7 +1205,7 @@
     <w:r>
       <w:tab/>
       <w:tab/>
-      <w:t>2026-08-23</w:t>
+      <w:t>2026-08-24</w:t>
       <w:br/>
       <w:br/>
     </w:r>

--- a/klagomål/A 1101-2026 FSC-klagomål.docx
+++ b/klagomål/A 1101-2026 FSC-klagomål.docx
@@ -1205,7 +1205,7 @@
     <w:r>
       <w:tab/>
       <w:tab/>
-      <w:t>2026-08-24</w:t>
+      <w:t>2026-08-25</w:t>
       <w:br/>
       <w:br/>
     </w:r>

--- a/klagomål/A 1101-2026 FSC-klagomål.docx
+++ b/klagomål/A 1101-2026 FSC-klagomål.docx
@@ -1205,7 +1205,7 @@
     <w:r>
       <w:tab/>
       <w:tab/>
-      <w:t>2026-08-25</w:t>
+      <w:t>2026-08-26</w:t>
       <w:br/>
       <w:br/>
     </w:r>

--- a/klagomål/A 1101-2026 FSC-klagomål.docx
+++ b/klagomål/A 1101-2026 FSC-klagomål.docx
@@ -1205,7 +1205,7 @@
     <w:r>
       <w:tab/>
       <w:tab/>
-      <w:t>2026-08-26</w:t>
+      <w:t>2026-08-27</w:t>
       <w:br/>
       <w:br/>
     </w:r>

--- a/klagomål/A 1101-2026 FSC-klagomål.docx
+++ b/klagomål/A 1101-2026 FSC-klagomål.docx
@@ -1205,7 +1205,7 @@
     <w:r>
       <w:tab/>
       <w:tab/>
-      <w:t>2026-08-27</w:t>
+      <w:t>2026-08-28</w:t>
       <w:br/>
       <w:br/>
     </w:r>

--- a/klagomål/A 1101-2026 FSC-klagomål.docx
+++ b/klagomål/A 1101-2026 FSC-klagomål.docx
@@ -1205,7 +1205,7 @@
     <w:r>
       <w:tab/>
       <w:tab/>
-      <w:t>2026-08-28</w:t>
+      <w:t>2026-08-29</w:t>
       <w:br/>
       <w:br/>
     </w:r>

--- a/klagomål/A 1101-2026 FSC-klagomål.docx
+++ b/klagomål/A 1101-2026 FSC-klagomål.docx
@@ -1205,7 +1205,7 @@
     <w:r>
       <w:tab/>
       <w:tab/>
-      <w:t>2026-08-29</w:t>
+      <w:t>2026-08-31</w:t>
       <w:br/>
       <w:br/>
     </w:r>

--- a/klagomål/A 1101-2026 FSC-klagomål.docx
+++ b/klagomål/A 1101-2026 FSC-klagomål.docx
@@ -1205,7 +1205,7 @@
     <w:r>
       <w:tab/>
       <w:tab/>
-      <w:t>2026-08-31</w:t>
+      <w:t>2026-09-01</w:t>
       <w:br/>
       <w:br/>
     </w:r>

--- a/klagomål/A 1101-2026 FSC-klagomål.docx
+++ b/klagomål/A 1101-2026 FSC-klagomål.docx
@@ -1205,7 +1205,7 @@
     <w:r>
       <w:tab/>
       <w:tab/>
-      <w:t>2026-09-01</w:t>
+      <w:t>2026-09-02</w:t>
       <w:br/>
       <w:br/>
     </w:r>

--- a/klagomål/A 1101-2026 FSC-klagomål.docx
+++ b/klagomål/A 1101-2026 FSC-klagomål.docx
@@ -1205,7 +1205,7 @@
     <w:r>
       <w:tab/>
       <w:tab/>
-      <w:t>2026-09-02</w:t>
+      <w:t>2026-09-03</w:t>
       <w:br/>
       <w:br/>
     </w:r>

--- a/klagomål/A 1101-2026 FSC-klagomål.docx
+++ b/klagomål/A 1101-2026 FSC-klagomål.docx
@@ -1205,7 +1205,7 @@
     <w:r>
       <w:tab/>
       <w:tab/>
-      <w:t>2026-09-03</w:t>
+      <w:t>2026-09-04</w:t>
       <w:br/>
       <w:br/>
     </w:r>

--- a/klagomål/A 1101-2026 FSC-klagomål.docx
+++ b/klagomål/A 1101-2026 FSC-klagomål.docx
@@ -1205,7 +1205,7 @@
     <w:r>
       <w:tab/>
       <w:tab/>
-      <w:t>2026-09-04</w:t>
+      <w:t>2026-09-05</w:t>
       <w:br/>
       <w:br/>
     </w:r>

--- a/klagomål/A 1101-2026 FSC-klagomål.docx
+++ b/klagomål/A 1101-2026 FSC-klagomål.docx
@@ -1205,7 +1205,7 @@
     <w:r>
       <w:tab/>
       <w:tab/>
-      <w:t>2026-09-05</w:t>
+      <w:t>2026-09-06</w:t>
       <w:br/>
       <w:br/>
     </w:r>

--- a/klagomål/A 1101-2026 FSC-klagomål.docx
+++ b/klagomål/A 1101-2026 FSC-klagomål.docx
@@ -1205,7 +1205,7 @@
     <w:r>
       <w:tab/>
       <w:tab/>
-      <w:t>2026-09-06</w:t>
+      <w:t>2026-09-07</w:t>
       <w:br/>
       <w:br/>
     </w:r>

--- a/klagomål/A 1101-2026 FSC-klagomål.docx
+++ b/klagomål/A 1101-2026 FSC-klagomål.docx
@@ -1205,7 +1205,7 @@
     <w:r>
       <w:tab/>
       <w:tab/>
-      <w:t>2026-09-07</w:t>
+      <w:t>2026-09-08</w:t>
       <w:br/>
       <w:br/>
     </w:r>

--- a/klagomål/A 1101-2026 FSC-klagomål.docx
+++ b/klagomål/A 1101-2026 FSC-klagomål.docx
@@ -1205,7 +1205,7 @@
     <w:r>
       <w:tab/>
       <w:tab/>
-      <w:t>2026-09-08</w:t>
+      <w:t>2026-09-09</w:t>
       <w:br/>
       <w:br/>
     </w:r>

--- a/klagomål/A 1101-2026 FSC-klagomål.docx
+++ b/klagomål/A 1101-2026 FSC-klagomål.docx
@@ -1205,7 +1205,7 @@
     <w:r>
       <w:tab/>
       <w:tab/>
-      <w:t>2026-09-09</w:t>
+      <w:t>2026-09-10</w:t>
       <w:br/>
       <w:br/>
     </w:r>

--- a/klagomål/A 1101-2026 FSC-klagomål.docx
+++ b/klagomål/A 1101-2026 FSC-klagomål.docx
@@ -1205,7 +1205,7 @@
     <w:r>
       <w:tab/>
       <w:tab/>
-      <w:t>2026-09-10</w:t>
+      <w:t>2026-09-11</w:t>
       <w:br/>
       <w:br/>
     </w:r>

--- a/klagomål/A 1101-2026 FSC-klagomål.docx
+++ b/klagomål/A 1101-2026 FSC-klagomål.docx
@@ -1205,7 +1205,7 @@
     <w:r>
       <w:tab/>
       <w:tab/>
-      <w:t>2026-09-11</w:t>
+      <w:t>2026-09-12</w:t>
       <w:br/>
       <w:br/>
     </w:r>
